--- a/biological-research/SYNTHESIS-gestational-oxygen-timing-alignment.docx
+++ b/biological-research/SYNTHESIS-gestational-oxygen-timing-alignment.docx
@@ -2,7 +2,7 @@
 <file path=word/document.xml><?xml version="1.0" encoding="utf-8"?>
 <w:document xmlns:w="http://schemas.openxmlformats.org/wordprocessingml/2006/main" xmlns:m="http://schemas.openxmlformats.org/officeDocument/2006/math" xmlns:r="http://schemas.openxmlformats.org/officeDocument/2006/relationships" xmlns:o="urn:schemas-microsoft-com:office:office" xmlns:v="urn:schemas-microsoft-com:vml" xmlns:w10="urn:schemas-microsoft-com:office:word" xmlns:a="http://schemas.openxmlformats.org/drawingml/2006/main" xmlns:pic="http://schemas.openxmlformats.org/drawingml/2006/picture" xmlns:wp="http://schemas.openxmlformats.org/drawingml/2006/wordprocessingDrawing">
   <w:body>
-    <w:bookmarkStart w:id="49" w:name="X3d39d6214377c6dca27af8a7390c9880ee07f12"/>
+    <w:bookmarkStart w:id="56" w:name="X3d39d6214377c6dca27af8a7390c9880ee07f12"/>
     <w:p>
       <w:pPr>
         <w:pStyle w:val="Heading1"/>
@@ -117,7 +117,7 @@
         </w:pict>
       </w:r>
     </w:p>
-    <w:bookmarkStart w:id="9" w:name="abstract"/>
+    <w:bookmarkStart w:id="10" w:name="abstract"/>
     <w:p>
       <w:pPr>
         <w:pStyle w:val="Heading2"/>
@@ -232,6 +232,23 @@
       </w:r>
       <w:r>
         <w:t xml:space="preserve">preeclampsia, developmental origins of health and disease, HIF-1α, oligodendrocyte precursor cells, white matter injury, gestational programming, pseudohypoxia, myelination, prolyl hydroxylase domain enzymes</w:t>
+      </w:r>
+    </w:p>
+    <w:bookmarkStart w:id="9" w:name="significance-statement"/>
+    <w:p>
+      <w:pPr>
+        <w:pStyle w:val="Heading3"/>
+      </w:pPr>
+      <w:r>
+        <w:t xml:space="preserve">Significance Statement</w:t>
+      </w:r>
+    </w:p>
+    <w:p>
+      <w:pPr>
+        <w:pStyle w:val="FirstParagraph"/>
+      </w:pPr>
+      <w:r>
+        <w:t xml:space="preserve">Preeclampsia offspring outcomes — neurodevelopmental disorders, cardiovascular disease, chronic kidney disease, metabolic syndrome — are currently investigated as independent conditions by separate specialties. No framework links them to specific gestational timing. The Gestational Oxygen-Timing Alignment Model proposes that these are not separate diseases but staggered manifestations of a single multi-organ programming event whose expression depends on which developmental vulnerability windows were open at the moment of placental insufficiency. If validated, this model would shift clinical practice from reactive treatment of each condition as it emerges across the lifespan to prospective identification and surveillance at birth.</w:t>
       </w:r>
     </w:p>
     <w:p>
@@ -242,7 +259,8 @@
       </w:r>
     </w:p>
     <w:bookmarkEnd w:id="9"/>
-    <w:bookmarkStart w:id="10" w:name="introduction"/>
+    <w:bookmarkEnd w:id="10"/>
+    <w:bookmarkStart w:id="11" w:name="introduction"/>
     <w:p>
       <w:pPr>
         <w:pStyle w:val="Heading2"/>
@@ -310,8 +328,8 @@
         </w:pict>
       </w:r>
     </w:p>
-    <w:bookmarkEnd w:id="10"/>
-    <w:bookmarkStart w:id="14" w:name="methods"/>
+    <w:bookmarkEnd w:id="11"/>
+    <w:bookmarkStart w:id="15" w:name="methods"/>
     <w:p>
       <w:pPr>
         <w:pStyle w:val="Heading2"/>
@@ -320,7 +338,7 @@
         <w:t xml:space="preserve">2. METHODS</w:t>
       </w:r>
     </w:p>
-    <w:bookmarkStart w:id="11" w:name="literature-synthesis-approach"/>
+    <w:bookmarkStart w:id="12" w:name="literature-synthesis-approach"/>
     <w:p>
       <w:pPr>
         <w:pStyle w:val="Heading3"/>
@@ -345,8 +363,8 @@
         <w:t xml:space="preserve">Over 400 primary and secondary citations were evaluated. Twenty-two thematic research documents totalling approximately 12,500 lines were produced as the evidence base (available at https://github.com/JustNothingJay/SECS_Research/tree/main/biological-research).</w:t>
       </w:r>
     </w:p>
-    <w:bookmarkEnd w:id="11"/>
-    <w:bookmarkStart w:id="12" w:name="evidence-grading"/>
+    <w:bookmarkEnd w:id="12"/>
+    <w:bookmarkStart w:id="13" w:name="evidence-grading"/>
     <w:p>
       <w:pPr>
         <w:pStyle w:val="Heading3"/>
@@ -426,8 +444,8 @@
         <w:t xml:space="preserve">“(speculative)”</w:t>
       </w:r>
     </w:p>
-    <w:bookmarkEnd w:id="12"/>
-    <w:bookmarkStart w:id="13" w:name="adversarial-methodology"/>
+    <w:bookmarkEnd w:id="13"/>
+    <w:bookmarkStart w:id="14" w:name="adversarial-methodology"/>
     <w:p>
       <w:pPr>
         <w:pStyle w:val="Heading3"/>
@@ -451,9 +469,9 @@
         </w:pict>
       </w:r>
     </w:p>
-    <w:bookmarkEnd w:id="13"/>
     <w:bookmarkEnd w:id="14"/>
-    <w:bookmarkStart w:id="20" w:name="the-alignment-model"/>
+    <w:bookmarkEnd w:id="15"/>
+    <w:bookmarkStart w:id="21" w:name="the-alignment-model"/>
     <w:p>
       <w:pPr>
         <w:pStyle w:val="Heading2"/>
@@ -462,7 +480,7 @@
         <w:t xml:space="preserve">3. THE ALIGNMENT MODEL</w:t>
       </w:r>
     </w:p>
-    <w:bookmarkStart w:id="15" w:name="core-thesis"/>
+    <w:bookmarkStart w:id="16" w:name="core-thesis"/>
     <w:p>
       <w:pPr>
         <w:pStyle w:val="Heading3"/>
@@ -542,8 +560,8 @@
         <w:t xml:space="preserve">Which developmental windows are open at the moment of insult determines which systems absorb injury. The injury is latent — normal clinical assessment at birth, symptoms emerging months to decades later when functional demand exceeds compromised capacity.</w:t>
       </w:r>
     </w:p>
-    <w:bookmarkEnd w:id="15"/>
-    <w:bookmarkStart w:id="16" w:name="the-vulnerable-cell-principle"/>
+    <w:bookmarkEnd w:id="16"/>
+    <w:bookmarkStart w:id="17" w:name="the-vulnerable-cell-principle"/>
     <w:p>
       <w:pPr>
         <w:pStyle w:val="Heading3"/>
@@ -1236,8 +1254,8 @@
         <w:t xml:space="preserve">: the cell population established during fetal life represents the lifetime reserve. Nephrons close at 36 weeks with a 10-fold range in human nephron number (200,000 to &gt;2,000,000); low endowment predicts hypertension and CKD decades later [7,8]. Purkinje cells cannot be replaced — their loss is the most consistently replicated neuropathological finding in autism [9]. Cardiomyocytes renew at approximately 1% per year; the fetal endowment determines lifetime cardiac reserve [10].</w:t>
       </w:r>
     </w:p>
-    <w:bookmarkEnd w:id="16"/>
-    <w:bookmarkStart w:id="17" w:name="the-2336-week-super-window"/>
+    <w:bookmarkEnd w:id="17"/>
+    <w:bookmarkStart w:id="18" w:name="the-2336-week-super-window"/>
     <w:p>
       <w:pPr>
         <w:pStyle w:val="Heading3"/>
@@ -1262,8 +1280,8 @@
         <w:t xml:space="preserve">Preeclampsia typically develops and worsens during exactly this window. Early-onset preeclampsia (EOPE, &lt;34 weeks) may present from ~20 weeks; late-onset preeclampsia (LOPE, ≥34 weeks) develops after most critical windows have begun closing. The alignment model predicts that EOPE and LOPE should produce qualitatively different offspring outcome profiles — not merely different severity. When tested, different molecular signatures do emerge: EOPE and LOPE placentas show distinguishable DNA methylation patterns [24], and different lipid profiles by onset timing [25].</w:t>
       </w:r>
     </w:p>
-    <w:bookmarkEnd w:id="17"/>
-    <w:bookmarkStart w:id="18" w:name="stacking-the-combination-effect"/>
+    <w:bookmarkEnd w:id="18"/>
+    <w:bookmarkStart w:id="19" w:name="stacking-the-combination-effect"/>
     <w:p>
       <w:pPr>
         <w:pStyle w:val="Heading3"/>
@@ -1288,8 +1306,8 @@
         <w:t xml:space="preserve">No clinician connects them because they present as separate diseases at separate times to separate specialists.</w:t>
       </w:r>
     </w:p>
-    <w:bookmarkEnd w:id="18"/>
-    <w:bookmarkStart w:id="19" w:name="the-demand-spike-timeline"/>
+    <w:bookmarkEnd w:id="19"/>
+    <w:bookmarkStart w:id="20" w:name="the-demand-spike-timeline"/>
     <w:p>
       <w:pPr>
         <w:pStyle w:val="Heading3"/>
@@ -1519,9 +1537,9 @@
         </w:pict>
       </w:r>
     </w:p>
-    <w:bookmarkEnd w:id="19"/>
     <w:bookmarkEnd w:id="20"/>
-    <w:bookmarkStart w:id="25" w:name="Xa5ee8860ac530638454aafa8c9cff445a0f3c12"/>
+    <w:bookmarkEnd w:id="21"/>
+    <w:bookmarkStart w:id="26" w:name="Xa5ee8860ac530638454aafa8c9cff445a0f3c12"/>
     <w:p>
       <w:pPr>
         <w:pStyle w:val="Heading2"/>
@@ -1530,7 +1548,7 @@
         <w:t xml:space="preserve">4. THE MOLECULAR MECHANISM: HIF-1α AND ITS COUNTER-REGULATION</w:t>
       </w:r>
     </w:p>
-    <w:bookmarkStart w:id="21" w:name="hif-1α-as-the-common-thread"/>
+    <w:bookmarkStart w:id="22" w:name="hif-1α-as-the-common-thread"/>
     <w:p>
       <w:pPr>
         <w:pStyle w:val="Heading3"/>
@@ -1567,8 +1585,8 @@
         <w:t xml:space="preserve">Both excess and insufficient oxygen damage developing white matter [31]. The critical requirement is the right oxygen at the right time.</w:t>
       </w:r>
     </w:p>
-    <w:bookmarkEnd w:id="21"/>
-    <w:bookmarkStart w:id="22" w:name="Xf03433d8620a2c2e6b30cc03eba6caa9e05a865"/>
+    <w:bookmarkEnd w:id="22"/>
+    <w:bookmarkStart w:id="23" w:name="Xf03433d8620a2c2e6b30cc03eba6caa9e05a865"/>
     <w:p>
       <w:pPr>
         <w:pStyle w:val="Heading3"/>
@@ -1630,8 +1648,8 @@
         <w:t xml:space="preserve">.</w:t>
       </w:r>
     </w:p>
-    <w:bookmarkEnd w:id="22"/>
-    <w:bookmarkStart w:id="23" w:name="the-pseudohypoxia-extension"/>
+    <w:bookmarkEnd w:id="23"/>
+    <w:bookmarkStart w:id="24" w:name="the-pseudohypoxia-extension"/>
     <w:p>
       <w:pPr>
         <w:pStyle w:val="Heading3"/>
@@ -1719,8 +1737,8 @@
         <w:t xml:space="preserve">FIH has a lower Km for O₂ than PHDs (~90 μM vs ~230–250 μM) [39], creating a graded two-tier system: moderate hypoxia → HIF-1α protein accumulates but is partially silenced; severe hypoxia → both PHDs and FIH fail → full activation. Mild and severe placental insufficiency activate different HIF-1α gene sets — different injuries, not just different severity.</w:t>
       </w:r>
     </w:p>
-    <w:bookmarkEnd w:id="23"/>
-    <w:bookmarkStart w:id="24" w:name="the-oscillation-amplifier"/>
+    <w:bookmarkEnd w:id="24"/>
+    <w:bookmarkStart w:id="25" w:name="the-oscillation-amplifier"/>
     <w:p>
       <w:pPr>
         <w:pStyle w:val="Heading3"/>
@@ -1800,9 +1818,9 @@
         </w:pict>
       </w:r>
     </w:p>
-    <w:bookmarkEnd w:id="24"/>
     <w:bookmarkEnd w:id="25"/>
-    <w:bookmarkStart w:id="31" w:name="Xa27f6b1960a2c47d7140b1783eda00e87b09fd5"/>
+    <w:bookmarkEnd w:id="26"/>
+    <w:bookmarkStart w:id="32" w:name="Xa27f6b1960a2c47d7140b1783eda00e87b09fd5"/>
     <w:p>
       <w:pPr>
         <w:pStyle w:val="Heading2"/>
@@ -1811,7 +1829,7 @@
         <w:t xml:space="preserve">5. THE WHITE MATTER CASE: THE MOST COMPLETE EVIDENCE CHAIN</w:t>
       </w:r>
     </w:p>
-    <w:bookmarkStart w:id="26" w:name="opc-maturation-arrest"/>
+    <w:bookmarkStart w:id="27" w:name="opc-maturation-arrest"/>
     <w:p>
       <w:pPr>
         <w:pStyle w:val="Heading3"/>
@@ -1836,8 +1854,8 @@
         <w:t xml:space="preserve">The mechanism: preOLs that survive injury fail to mature into myelinating oligodendrocytes. They proliferate but do not differentiate. Myelination does not proceed on schedule. White matter tracts remain undermyelinated — potentially indefinitely.</w:t>
       </w:r>
     </w:p>
-    <w:bookmarkEnd w:id="26"/>
-    <w:bookmarkStart w:id="27" w:name="X75688d040c7a3dafc3c48c74591ce523fa34ea9"/>
+    <w:bookmarkEnd w:id="27"/>
+    <w:bookmarkStart w:id="28" w:name="X75688d040c7a3dafc3c48c74591ce523fa34ea9"/>
     <w:p>
       <w:pPr>
         <w:pStyle w:val="Heading3"/>
@@ -2193,8 +2211,8 @@
         <w:t xml:space="preserve">If OPC maturation arrest reduces the available pool of myelinating oligodendrocytes, deficits will emerge tract-by-tract in the order each tract reaches its myelination demand spike. Motor issues appear first (CST), followed by language delay (AF), then social cognition difficulties (UF, cingulum). This temporal sequence matches the clinical presentation of many neurodevelopmental conditions.</w:t>
       </w:r>
     </w:p>
-    <w:bookmarkEnd w:id="27"/>
-    <w:bookmarkStart w:id="28" w:name="Xcc912ffdf33f8b5670c2b864affdbedf7378300"/>
+    <w:bookmarkEnd w:id="28"/>
+    <w:bookmarkStart w:id="29" w:name="Xcc912ffdf33f8b5670c2b864affdbedf7378300"/>
     <w:p>
       <w:pPr>
         <w:pStyle w:val="Heading3"/>
@@ -2255,8 +2273,8 @@
         <w:t xml:space="preserve">phase requires initiating de novo myelination.</w:t>
       </w:r>
     </w:p>
-    <w:bookmarkEnd w:id="28"/>
-    <w:bookmarkStart w:id="29" w:name="dti-evidence"/>
+    <w:bookmarkEnd w:id="29"/>
+    <w:bookmarkStart w:id="30" w:name="dti-evidence"/>
     <w:p>
       <w:pPr>
         <w:pStyle w:val="Heading3"/>
@@ -2339,8 +2357,8 @@
         <w:t xml:space="preserve">[53]: Increased radial diffusivity in the arcuate fasciculus without proportional axial diffusivity increase — the specific DTI signature of reduced myelination with intact axons.</w:t>
       </w:r>
     </w:p>
-    <w:bookmarkEnd w:id="29"/>
-    <w:bookmarkStart w:id="30" w:name="Xc765ae20218f45f2418da868d3382f359ac6fd1"/>
+    <w:bookmarkEnd w:id="30"/>
+    <w:bookmarkStart w:id="31" w:name="Xc765ae20218f45f2418da868d3382f359ac6fd1"/>
     <w:p>
       <w:pPr>
         <w:pStyle w:val="Heading3"/>
@@ -2482,9 +2500,9 @@
         </w:pict>
       </w:r>
     </w:p>
-    <w:bookmarkEnd w:id="30"/>
     <w:bookmarkEnd w:id="31"/>
-    <w:bookmarkStart w:id="32" w:name="X43943ec9aeddf91538780b2f4b81dfdc331dcaf"/>
+    <w:bookmarkEnd w:id="32"/>
+    <w:bookmarkStart w:id="33" w:name="X43943ec9aeddf91538780b2f4b81dfdc331dcaf"/>
     <w:p>
       <w:pPr>
         <w:pStyle w:val="Heading2"/>
@@ -3101,8 +3119,8 @@
         </w:pict>
       </w:r>
     </w:p>
-    <w:bookmarkEnd w:id="32"/>
-    <w:bookmarkStart w:id="40" w:name="limitations-and-adversarial-assessment"/>
+    <w:bookmarkEnd w:id="33"/>
+    <w:bookmarkStart w:id="41" w:name="limitations-and-adversarial-assessment"/>
     <w:p>
       <w:pPr>
         <w:pStyle w:val="Heading2"/>
@@ -3119,7 +3137,7 @@
         <w:t xml:space="preserve">The following challenges to the model are stated plainly. The model’s integrity depends on honest acknowledgement of what is demonstrated and what is not.</w:t>
       </w:r>
     </w:p>
-    <w:bookmarkStart w:id="33" w:name="the-genetics-problem-severity-very-high"/>
+    <w:bookmarkStart w:id="34" w:name="the-genetics-problem-severity-very-high"/>
     <w:p>
       <w:pPr>
         <w:pStyle w:val="Heading3"/>
@@ -3169,8 +3187,36 @@
         <w:t xml:space="preserve">The model can survive only as a subset hypothesis (perhaps 5–20% of autism associated with perinatal complications), or if gene–OPC vulnerability interactions are demonstrated. The broader multi-organ alignment model is less affected by this challenge, as it does not depend on autism being the primary outcome.</w:t>
       </w:r>
     </w:p>
-    <w:bookmarkEnd w:id="33"/>
-    <w:bookmarkStart w:id="34" w:name="X381ace3681f0a59b978054ae0aecefd7090c1b5"/>
+    <w:p>
+      <w:pPr>
+        <w:pStyle w:val="BodyText"/>
+      </w:pPr>
+      <w:r>
+        <w:t xml:space="preserve">However, the heritability data may be partially reframed within the alignment model itself. High heritability does not require purely genetic causation — it requires familial transmission. A mother whose own gestational development was compromised by placental insufficiency may carry latent vascular, endocrine, or metabolic programming that predisposes her to preeclampsia in her own pregnancies, thereby reproducing the gestational insult environment for her offspring. Intergenerational transmission of gestational programming — a well-documented phenomenon within the DOHaD literature [93,94] — would produce twin concordance and family clustering patterns indistinguishable from genetic heritability in conventional study designs. Epigenetic marks established during the mother’s own fetal development can persist into her reproductive years and influence placental function [17,95]. This does not eliminate genetic contribution, but it suggests that the observed heritability may conflate genomic inheritance with intergenerational epigenetic transmission of gestational vulnerability — an empirically testable distinction using adoption studies and cross-fostering designs.</w:t>
+      </w:r>
+    </w:p>
+    <w:p>
+      <w:pPr>
+        <w:pStyle w:val="BodyText"/>
+      </w:pPr>
+      <w:r>
+        <w:t xml:space="preserve">Under this reframe, whether a condition conventionally labelled</w:t>
+      </w:r>
+      <w:r>
+        <w:t xml:space="preserve"> </w:t>
+      </w:r>
+      <w:r>
+        <w:t xml:space="preserve">“hereditary”</w:t>
+      </w:r>
+      <w:r>
+        <w:t xml:space="preserve"> </w:t>
+      </w:r>
+      <w:r>
+        <w:t xml:space="preserve">manifests in the next generation reduces to two variables: (1) whether the mother’s own programmed physiology causes her placenta to mount an anti-angiogenic response (elevated sFlt-1, reduced PlGF, inflammatory cytokine release) during pregnancy, and (2) which fetal vulnerability windows are open when that placental signal reaches the fetus and triggers the HIF-1α counter-regulatory response documented throughout this paper. The genome sets the threshold for placental stress tolerance, but the injury itself is environmental — transduced through oxygen, iron, and metabolic intermediates at the placental interface. The fetus has no independent developmental reference; it builds its organ systems using whatever molecular template the placenta provides. If that template carries an anti-angiogenic or hypoxic signature during a critical window, the resulting tissue architecture reflects that signature — not because the condition is genomically encoded, but because the developmental environment was faithfully reproduced across generations. This distinction is not semantic: genomically encoded conditions require gene therapy; environmentally transmitted conditions require placental intervention — a fundamentally different and more immediately actionable clinical target.</w:t>
+      </w:r>
+    </w:p>
+    <w:bookmarkEnd w:id="34"/>
+    <w:bookmarkStart w:id="35" w:name="X381ace3681f0a59b978054ae0aecefd7090c1b5"/>
     <w:p>
       <w:pPr>
         <w:pStyle w:val="Heading3"/>
@@ -3187,8 +3233,8 @@
         <w:t xml:space="preserve">Stoner et al. [80] found focal patches of cortical disorganisation in autism — prenatal cortical migration defects preceding myelination. Brain overgrowth in autism [81] involves excess neurons producing local overconnectivity, a neuronal phenomenon independent of myelin deficit. These findings cannot be explained by OPC arrest.</w:t>
       </w:r>
     </w:p>
-    <w:bookmarkEnd w:id="34"/>
-    <w:bookmarkStart w:id="35" w:name="the-connectivity-paradox-severity-high"/>
+    <w:bookmarkEnd w:id="35"/>
+    <w:bookmarkStart w:id="36" w:name="the-connectivity-paradox-severity-high"/>
     <w:p>
       <w:pPr>
         <w:pStyle w:val="Heading3"/>
@@ -3205,8 +3251,8 @@
         <w:t xml:space="preserve">The model predicts underconnectivity from failed myelination, but connectivity findings in autism show both hypo- and hyperconnectivity. Infants later diagnosed with autism show abnormally high long-range connectivity that decreases to underconnectivity by adulthood [82]. SHANK2 mutations cause hyperconnectivity [78]. The pattern is simultaneous local overconnectivity and deficient long-range connectivity — more complex than a simple myelination deficit.</w:t>
       </w:r>
     </w:p>
-    <w:bookmarkEnd w:id="35"/>
-    <w:bookmarkStart w:id="36" w:name="X0ff24ec306b428463399c7e4e92d486dac76803"/>
+    <w:bookmarkEnd w:id="36"/>
+    <w:bookmarkStart w:id="37" w:name="X0ff24ec306b428463399c7e4e92d486dac76803"/>
     <w:p>
       <w:pPr>
         <w:pStyle w:val="Heading3"/>
@@ -3223,8 +3269,8 @@
         <w:t xml:space="preserve">Periventricular leukomalacia (PVL) results from confirmed preOL destruction — the exact mechanism proposed — yet its primary outcome is cerebral palsy, not autism [83]. The vast majority of preterm infants with confirmed white matter injury do not develop autism. If OPC arrest were sufficient for autism, autism rates in white matter-injured preterms should be much higher. The model must invoke tract-specificity (motor tracts → CP; association tracts → autism features) but direct evidence for this is limited.</w:t>
       </w:r>
     </w:p>
-    <w:bookmarkEnd w:id="36"/>
-    <w:bookmarkStart w:id="37" w:name="syndromic-autism-severity-moderate"/>
+    <w:bookmarkEnd w:id="37"/>
+    <w:bookmarkStart w:id="38" w:name="syndromic-autism-severity-moderate"/>
     <w:p>
       <w:pPr>
         <w:pStyle w:val="Heading3"/>
@@ -3241,8 +3287,8 @@
         <w:t xml:space="preserve">Fragile X (synaptic/dendritic mechanism via mGluR5 [84]), Rett syndrome (transcriptional/MECP2 [85]), and tuberous sclerosis (mTOR/cortical tubers [86]) account for up to 20% of autism cases through mechanisms that are not white matter-based. These represent independent pathways that the OPC model cannot explain.</w:t>
       </w:r>
     </w:p>
-    <w:bookmarkEnd w:id="37"/>
-    <w:bookmarkStart w:id="38" w:name="evidence-gaps"/>
+    <w:bookmarkEnd w:id="38"/>
+    <w:bookmarkStart w:id="39" w:name="evidence-gaps"/>
     <w:p>
       <w:pPr>
         <w:pStyle w:val="Heading3"/>
@@ -3319,8 +3365,8 @@
         <w:t xml:space="preserve">No head-to-head DTI comparison between PE-born and ASD children in the same protocol.</w:t>
       </w:r>
     </w:p>
-    <w:bookmarkEnd w:id="38"/>
-    <w:bookmarkStart w:id="39" w:name="model-scope"/>
+    <w:bookmarkEnd w:id="39"/>
+    <w:bookmarkStart w:id="40" w:name="model-scope"/>
     <w:p>
       <w:pPr>
         <w:pStyle w:val="Heading3"/>
@@ -3344,9 +3390,9 @@
         </w:pict>
       </w:r>
     </w:p>
-    <w:bookmarkEnd w:id="39"/>
     <w:bookmarkEnd w:id="40"/>
-    <w:bookmarkStart w:id="41" w:name="the-lmic-natural-experiment"/>
+    <w:bookmarkEnd w:id="41"/>
+    <w:bookmarkStart w:id="42" w:name="the-lmic-natural-experiment"/>
     <w:p>
       <w:pPr>
         <w:pStyle w:val="Heading2"/>
@@ -3475,8 +3521,8 @@
         </w:pict>
       </w:r>
     </w:p>
-    <w:bookmarkEnd w:id="41"/>
-    <w:bookmarkStart w:id="43" w:name="testable-predictions"/>
+    <w:bookmarkEnd w:id="42"/>
+    <w:bookmarkStart w:id="44" w:name="testable-predictions"/>
     <w:p>
       <w:pPr>
         <w:pStyle w:val="Heading2"/>
@@ -3661,7 +3707,7 @@
         <w:t xml:space="preserve">HIF3A methylation in cord blood or Guthrie cards should retrospectively identify gestational hypoxia exposure and predict organ-specific outcomes.</w:t>
       </w:r>
     </w:p>
-    <w:bookmarkStart w:id="42" w:name="proposed-study-designs"/>
+    <w:bookmarkStart w:id="43" w:name="proposed-study-designs"/>
     <w:p>
       <w:pPr>
         <w:pStyle w:val="Heading3"/>
@@ -3731,9 +3777,9 @@
         </w:pict>
       </w:r>
     </w:p>
-    <w:bookmarkEnd w:id="42"/>
     <w:bookmarkEnd w:id="43"/>
-    <w:bookmarkStart w:id="44" w:name="what-the-alignment-model-adds-to-dohad"/>
+    <w:bookmarkEnd w:id="44"/>
+    <w:bookmarkStart w:id="45" w:name="what-the-alignment-model-adds-to-dohad"/>
     <w:p>
       <w:pPr>
         <w:pStyle w:val="Heading2"/>
@@ -3862,8 +3908,8 @@
         </w:pict>
       </w:r>
     </w:p>
-    <w:bookmarkEnd w:id="44"/>
-    <w:bookmarkStart w:id="45" w:name="epigenetic-retrospective-detection"/>
+    <w:bookmarkEnd w:id="45"/>
+    <w:bookmarkStart w:id="46" w:name="epigenetic-retrospective-detection"/>
     <w:p>
       <w:pPr>
         <w:pStyle w:val="Heading2"/>
@@ -3913,14 +3959,23 @@
         </w:pict>
       </w:r>
     </w:p>
-    <w:bookmarkEnd w:id="45"/>
-    <w:bookmarkStart w:id="46" w:name="conclusions"/>
+    <w:bookmarkEnd w:id="46"/>
+    <w:bookmarkStart w:id="52" w:name="clinical-intervention-implications"/>
     <w:p>
       <w:pPr>
         <w:pStyle w:val="Heading2"/>
       </w:pPr>
       <w:r>
-        <w:t xml:space="preserve">12. CONCLUSIONS</w:t>
+        <w:t xml:space="preserve">12. CLINICAL INTERVENTION IMPLICATIONS</w:t>
+      </w:r>
+    </w:p>
+    <w:bookmarkStart w:id="47" w:name="the-template-principle"/>
+    <w:p>
+      <w:pPr>
+        <w:pStyle w:val="Heading3"/>
+      </w:pPr>
+      <w:r>
+        <w:t xml:space="preserve">12.1 The Template Principle</w:t>
       </w:r>
     </w:p>
     <w:p>
@@ -3928,7 +3983,7 @@
         <w:pStyle w:val="FirstParagraph"/>
       </w:pPr>
       <w:r>
-        <w:t xml:space="preserve">The Gestational Oxygen-Timing Alignment Model proposes that the timing of gestational oxygen disruption determines which fetal organ systems sustain developmental injury, based on the principle that staggered vulnerability windows create system-specific sensitivity to a common insult transduced through the HIF-1α molecular pathway.</w:t>
+        <w:t xml:space="preserve">A developing fetus has no independent reference for normal development. It can only build its organs using the molecular signalling environment provided through the placenta. If that environment delivers dysregulated oxygen, depleted iron, or oscillating HIF-1α activation, the fetus incorporates those signals as its developmental template. The resulting organ architecture reflects the environment it was given — not because the fetus is defective, but because it faithfully executed its developmental programme with compromised inputs.</w:t>
       </w:r>
     </w:p>
     <w:p>
@@ -3936,7 +3991,25 @@
         <w:pStyle w:val="BodyText"/>
       </w:pPr>
       <w:r>
-        <w:t xml:space="preserve">The model integrates evidence across developmental neuroscience, HIF molecular biology, perinatal epidemiology, DTI neuroimaging, DOHaD, and therapeutic mechanism analysis. Its most complete evidentiary chain runs through white matter: preeclampsia → placental insufficiency → preOL maturation arrest → tract-specific myelination failure → staggered neurodevelopmental deficits. The broader multi-organ extension proposes that the same mechanism, operating through the same molecular sensor, produces the lifetime pattern of seemingly independent conditions currently diagnosed and treated in isolation.</w:t>
+        <w:t xml:space="preserve">This principle has a direct corollary: if we can detect the compromised signal at the placental interface, we can intervene before the template is written into tissue.</w:t>
+      </w:r>
+    </w:p>
+    <w:bookmarkEnd w:id="47"/>
+    <w:bookmarkStart w:id="48" w:name="X756624e1b036632c2b7730750830536c0d41c50"/>
+    <w:p>
+      <w:pPr>
+        <w:pStyle w:val="Heading3"/>
+      </w:pPr>
+      <w:r>
+        <w:t xml:space="preserve">12.2 Placental Detection as an Intervention Window</w:t>
+      </w:r>
+    </w:p>
+    <w:p>
+      <w:pPr>
+        <w:pStyle w:val="FirstParagraph"/>
+      </w:pPr>
+      <w:r>
+        <w:t xml:space="preserve">Placental insufficiency is not a sudden event. It develops over weeks. The model predicts that early detection of placental HIF-1α dysregulation — via maternal blood biomarkers (sFlt-1/PlGF ratio [96], cell-free fetal DNA methylation patterns, or placental-derived exosome profiling) — could identify pregnancies where the fetal molecular environment is compromised before irreversible organ-system injury occurs.</w:t>
       </w:r>
     </w:p>
     <w:p>
@@ -3944,7 +4017,25 @@
         <w:pStyle w:val="BodyText"/>
       </w:pPr>
       <w:r>
-        <w:t xml:space="preserve">The model is constrained by serious challenges — particularly the genetics of autism, grey matter pathology, and the connectivity paradox — which limit its applicability to a subset of neurodevelopmental cases. The broader DOHaD extension to multi-organ programming is on stronger evidentiary ground.</w:t>
+        <w:t xml:space="preserve">Current clinical practice detects preeclampsia primarily through blood pressure and proteinuria — downstream indicators that appear after placental pathology is already established and fetal exposure has already begun. Moving detection upstream to the placental molecular signal would shift intervention from damage management to damage prevention.</w:t>
+      </w:r>
+    </w:p>
+    <w:bookmarkEnd w:id="48"/>
+    <w:bookmarkStart w:id="49" w:name="timed-oxygen-therapy"/>
+    <w:p>
+      <w:pPr>
+        <w:pStyle w:val="Heading3"/>
+      </w:pPr>
+      <w:r>
+        <w:t xml:space="preserve">12.3 Timed Oxygen Therapy</w:t>
+      </w:r>
+    </w:p>
+    <w:p>
+      <w:pPr>
+        <w:pStyle w:val="FirstParagraph"/>
+      </w:pPr>
+      <w:r>
+        <w:t xml:space="preserve">If specific organ-system vulnerability windows are known (Section 3.2), and placental insufficiency can be detected early, then oxygen supplementation could be targeted to the gestational windows when the most critical systems are under construction. This does not require continuous supplementation — it requires the right oxygen at the right time, matching delivery to the windows when PHD–VHL–FIH counter-regulation is most critical for each developing system.</w:t>
       </w:r>
     </w:p>
     <w:p>
@@ -3952,7 +4043,25 @@
         <w:pStyle w:val="BodyText"/>
       </w:pPr>
       <w:r>
-        <w:t xml:space="preserve">The model generates testable, falsifiable predictions that are achievable with current neuroimaging, cohort, and biobanking methods. The most immediate test requires no new data collection: retrospective epigenetic analysis of existing cord blood biobanks from preeclamptic pregnancies, correlated with offspring outcomes.</w:t>
+        <w:t xml:space="preserve">Existing evidence supports feasibility: maternal oxygen supplementation has been used in IUGR management [97], and the CAP trial demonstrated that reducing intermittent hypoxia events alone produced a 50% reduction in cerebral palsy [67,68]. The alignment model specifies which windows would benefit most and which systems would be protected.</w:t>
+      </w:r>
+    </w:p>
+    <w:bookmarkEnd w:id="49"/>
+    <w:bookmarkStart w:id="50" w:name="blocking-adverse-maternal-signals"/>
+    <w:p>
+      <w:pPr>
+        <w:pStyle w:val="Heading3"/>
+      </w:pPr>
+      <w:r>
+        <w:t xml:space="preserve">12.4 Blocking Adverse Maternal Signals</w:t>
+      </w:r>
+    </w:p>
+    <w:p>
+      <w:pPr>
+        <w:pStyle w:val="FirstParagraph"/>
+      </w:pPr>
+      <w:r>
+        <w:t xml:space="preserve">The intergenerational programming mechanism described in Section 7.1 raises an additional intervention target. If a mother’s own gestational programming has left her with vascular, endocrine, or immune signatures that impair her placental function — not through genomic inheritance but through epigenetically programmed physiology — then the adverse signal reaching the fetus is not genetic. It is environmental, transmitted through placental blood supply.</w:t>
       </w:r>
     </w:p>
     <w:p>
@@ -3960,9 +4069,428 @@
         <w:pStyle w:val="BodyText"/>
       </w:pPr>
       <w:r>
-        <w:t xml:space="preserve">If validated, the model would change clinical practice: from treating each organ-system failure in isolation as it emerges across the lifespan, to prospective identification of at-risk systems at birth and targeted surveillance during the forming phase — before the demand spike.</w:t>
-      </w:r>
-    </w:p>
+        <w:t xml:space="preserve">This distinction is critical: a genomic cause cannot be blocked at the placenta; an epigenetically transmitted environmental signal potentially can. Interventions that improve placental perfusion (low-dose aspirin [98], statins [99]), correct cofactor deficiencies (iron, ascorbate — reversing pseudohypoxia), or modulate maternal immune activation at the placental interface could interrupt the intergenerational transmission cycle without requiring genetic modification.</w:t>
+      </w:r>
+    </w:p>
+    <w:p>
+      <w:pPr>
+        <w:pStyle w:val="BodyText"/>
+      </w:pPr>
+      <w:r>
+        <w:t xml:space="preserve">The model predicts that the most effective intervention window for breaking intergenerational transmission is not the mother’s current pregnancy but the</w:t>
+      </w:r>
+      <w:r>
+        <w:t xml:space="preserve"> </w:t>
+      </w:r>
+      <w:r>
+        <w:rPr>
+          <w:i/>
+          <w:iCs/>
+        </w:rPr>
+        <w:t xml:space="preserve">mother’s own fetal development</w:t>
+      </w:r>
+      <w:r>
+        <w:t xml:space="preserve"> </w:t>
+      </w:r>
+      <w:r>
+        <w:t xml:space="preserve">— an observation consistent with the DOHaD literature’s emphasis on preconception health [100]. However, within a current pregnancy, early placental signal detection combined with targeted cofactor correction and perfusion optimisation represents the most actionable near-term strategy.</w:t>
+      </w:r>
+    </w:p>
+    <w:bookmarkEnd w:id="50"/>
+    <w:bookmarkStart w:id="51" w:name="summary-of-intervention-targets"/>
+    <w:p>
+      <w:pPr>
+        <w:pStyle w:val="Heading3"/>
+      </w:pPr>
+      <w:r>
+        <w:t xml:space="preserve">12.5 Summary of Intervention Targets</w:t>
+      </w:r>
+    </w:p>
+    <w:tbl>
+      <w:tblPr>
+        <w:tblStyle w:val="Table"/>
+        <w:tblW w:type="pct" w:w="5000"/>
+        <w:tblLayout w:type="fixed"/>
+        <w:tblLook w:firstRow="1" w:lastRow="0" w:firstColumn="0" w:lastColumn="0" w:noHBand="0" w:noVBand="0" w:val="0020"/>
+      </w:tblPr>
+      <w:tblGrid>
+        <w:gridCol w:w="2238"/>
+        <w:gridCol w:w="1377"/>
+        <w:gridCol w:w="1377"/>
+        <w:gridCol w:w="2926"/>
+      </w:tblGrid>
+      <w:tr>
+        <w:trPr>
+          <w:tblHeader w:val="on"/>
+        </w:trPr>
+        <w:tc>
+          <w:tcPr/>
+          <w:p>
+            <w:pPr>
+              <w:pStyle w:val="Compact"/>
+            </w:pPr>
+            <w:r>
+              <w:t xml:space="preserve">Intervention</w:t>
+            </w:r>
+          </w:p>
+        </w:tc>
+        <w:tc>
+          <w:tcPr/>
+          <w:p>
+            <w:pPr>
+              <w:pStyle w:val="Compact"/>
+            </w:pPr>
+            <w:r>
+              <w:t xml:space="preserve">Target</w:t>
+            </w:r>
+          </w:p>
+        </w:tc>
+        <w:tc>
+          <w:tcPr/>
+          <w:p>
+            <w:pPr>
+              <w:pStyle w:val="Compact"/>
+            </w:pPr>
+            <w:r>
+              <w:t xml:space="preserve">Timing</w:t>
+            </w:r>
+          </w:p>
+        </w:tc>
+        <w:tc>
+          <w:tcPr/>
+          <w:p>
+            <w:pPr>
+              <w:pStyle w:val="Compact"/>
+            </w:pPr>
+            <w:r>
+              <w:t xml:space="preserve">Current Evidence</w:t>
+            </w:r>
+          </w:p>
+        </w:tc>
+      </w:tr>
+      <w:tr>
+        <w:tc>
+          <w:tcPr/>
+          <w:p>
+            <w:pPr>
+              <w:pStyle w:val="Compact"/>
+            </w:pPr>
+            <w:r>
+              <w:t xml:space="preserve">sFlt-1/PlGF screening</w:t>
+            </w:r>
+          </w:p>
+        </w:tc>
+        <w:tc>
+          <w:tcPr/>
+          <w:p>
+            <w:pPr>
+              <w:pStyle w:val="Compact"/>
+            </w:pPr>
+            <w:r>
+              <w:t xml:space="preserve">Placental detection</w:t>
+            </w:r>
+          </w:p>
+        </w:tc>
+        <w:tc>
+          <w:tcPr/>
+          <w:p>
+            <w:pPr>
+              <w:pStyle w:val="Compact"/>
+            </w:pPr>
+            <w:r>
+              <w:t xml:space="preserve">20-24 weeks</w:t>
+            </w:r>
+          </w:p>
+        </w:tc>
+        <w:tc>
+          <w:tcPr/>
+          <w:p>
+            <w:pPr>
+              <w:pStyle w:val="Compact"/>
+            </w:pPr>
+            <w:r>
+              <w:t xml:space="preserve">Strong [96]</w:t>
+            </w:r>
+          </w:p>
+        </w:tc>
+      </w:tr>
+      <w:tr>
+        <w:tc>
+          <w:tcPr/>
+          <w:p>
+            <w:pPr>
+              <w:pStyle w:val="Compact"/>
+            </w:pPr>
+            <w:r>
+              <w:t xml:space="preserve">Maternal iron correction</w:t>
+            </w:r>
+          </w:p>
+        </w:tc>
+        <w:tc>
+          <w:tcPr/>
+          <w:p>
+            <w:pPr>
+              <w:pStyle w:val="Compact"/>
+            </w:pPr>
+            <w:r>
+              <w:t xml:space="preserve">Pseudohypoxia reversal</w:t>
+            </w:r>
+          </w:p>
+        </w:tc>
+        <w:tc>
+          <w:tcPr/>
+          <w:p>
+            <w:pPr>
+              <w:pStyle w:val="Compact"/>
+            </w:pPr>
+            <w:r>
+              <w:t xml:space="preserve">Pre-conception onward</w:t>
+            </w:r>
+          </w:p>
+        </w:tc>
+        <w:tc>
+          <w:tcPr/>
+          <w:p>
+            <w:pPr>
+              <w:pStyle w:val="Compact"/>
+            </w:pPr>
+            <w:r>
+              <w:t xml:space="preserve">Strong (WHO)</w:t>
+            </w:r>
+          </w:p>
+        </w:tc>
+      </w:tr>
+      <w:tr>
+        <w:tc>
+          <w:tcPr/>
+          <w:p>
+            <w:pPr>
+              <w:pStyle w:val="Compact"/>
+            </w:pPr>
+            <w:r>
+              <w:t xml:space="preserve">Ascorbate supplementation</w:t>
+            </w:r>
+          </w:p>
+        </w:tc>
+        <w:tc>
+          <w:tcPr/>
+          <w:p>
+            <w:pPr>
+              <w:pStyle w:val="Compact"/>
+            </w:pPr>
+            <w:r>
+              <w:t xml:space="preserve">PHD cofactor restoration</w:t>
+            </w:r>
+          </w:p>
+        </w:tc>
+        <w:tc>
+          <w:tcPr/>
+          <w:p>
+            <w:pPr>
+              <w:pStyle w:val="Compact"/>
+            </w:pPr>
+            <w:r>
+              <w:t xml:space="preserve">Pre-conception onward</w:t>
+            </w:r>
+          </w:p>
+        </w:tc>
+        <w:tc>
+          <w:tcPr/>
+          <w:p>
+            <w:pPr>
+              <w:pStyle w:val="Compact"/>
+            </w:pPr>
+            <w:r>
+              <w:t xml:space="preserve">Moderate</w:t>
+            </w:r>
+          </w:p>
+        </w:tc>
+      </w:tr>
+      <w:tr>
+        <w:tc>
+          <w:tcPr/>
+          <w:p>
+            <w:pPr>
+              <w:pStyle w:val="Compact"/>
+            </w:pPr>
+            <w:r>
+              <w:t xml:space="preserve">Low-dose aspirin</w:t>
+            </w:r>
+          </w:p>
+        </w:tc>
+        <w:tc>
+          <w:tcPr/>
+          <w:p>
+            <w:pPr>
+              <w:pStyle w:val="Compact"/>
+            </w:pPr>
+            <w:r>
+              <w:t xml:space="preserve">Placental perfusion</w:t>
+            </w:r>
+          </w:p>
+        </w:tc>
+        <w:tc>
+          <w:tcPr/>
+          <w:p>
+            <w:pPr>
+              <w:pStyle w:val="Compact"/>
+            </w:pPr>
+            <w:r>
+              <w:t xml:space="preserve">12-36 weeks</w:t>
+            </w:r>
+          </w:p>
+        </w:tc>
+        <w:tc>
+          <w:tcPr/>
+          <w:p>
+            <w:pPr>
+              <w:pStyle w:val="Compact"/>
+            </w:pPr>
+            <w:r>
+              <w:t xml:space="preserve">Strong [98]</w:t>
+            </w:r>
+          </w:p>
+        </w:tc>
+      </w:tr>
+      <w:tr>
+        <w:tc>
+          <w:tcPr/>
+          <w:p>
+            <w:pPr>
+              <w:pStyle w:val="Compact"/>
+            </w:pPr>
+            <w:r>
+              <w:t xml:space="preserve">Targeted O2 supplementation</w:t>
+            </w:r>
+          </w:p>
+        </w:tc>
+        <w:tc>
+          <w:tcPr/>
+          <w:p>
+            <w:pPr>
+              <w:pStyle w:val="Compact"/>
+            </w:pPr>
+            <w:r>
+              <w:t xml:space="preserve">Window-matched delivery</w:t>
+            </w:r>
+          </w:p>
+        </w:tc>
+        <w:tc>
+          <w:tcPr/>
+          <w:p>
+            <w:pPr>
+              <w:pStyle w:val="Compact"/>
+            </w:pPr>
+            <w:r>
+              <w:t xml:space="preserve">System-specific</w:t>
+            </w:r>
+          </w:p>
+        </w:tc>
+        <w:tc>
+          <w:tcPr/>
+          <w:p>
+            <w:pPr>
+              <w:pStyle w:val="Compact"/>
+            </w:pPr>
+            <w:r>
+              <w:t xml:space="preserve">Speculative</w:t>
+            </w:r>
+          </w:p>
+        </w:tc>
+      </w:tr>
+      <w:tr>
+        <w:tc>
+          <w:tcPr/>
+          <w:p>
+            <w:pPr>
+              <w:pStyle w:val="Compact"/>
+            </w:pPr>
+            <w:r>
+              <w:t xml:space="preserve">Caffeine (neonatal)</w:t>
+            </w:r>
+          </w:p>
+        </w:tc>
+        <w:tc>
+          <w:tcPr/>
+          <w:p>
+            <w:pPr>
+              <w:pStyle w:val="Compact"/>
+            </w:pPr>
+            <w:r>
+              <w:t xml:space="preserve">IH reduction post-birth</w:t>
+            </w:r>
+          </w:p>
+        </w:tc>
+        <w:tc>
+          <w:tcPr/>
+          <w:p>
+            <w:pPr>
+              <w:pStyle w:val="Compact"/>
+            </w:pPr>
+            <w:r>
+              <w:t xml:space="preserve">Birth onward</w:t>
+            </w:r>
+          </w:p>
+        </w:tc>
+        <w:tc>
+          <w:tcPr/>
+          <w:p>
+            <w:pPr>
+              <w:pStyle w:val="Compact"/>
+            </w:pPr>
+            <w:r>
+              <w:t xml:space="preserve">Strong [67,68]</w:t>
+            </w:r>
+          </w:p>
+        </w:tc>
+      </w:tr>
+      <w:tr>
+        <w:tc>
+          <w:tcPr/>
+          <w:p>
+            <w:pPr>
+              <w:pStyle w:val="Compact"/>
+            </w:pPr>
+            <w:r>
+              <w:t xml:space="preserve">Clemastine (developmental)</w:t>
+            </w:r>
+          </w:p>
+        </w:tc>
+        <w:tc>
+          <w:tcPr/>
+          <w:p>
+            <w:pPr>
+              <w:pStyle w:val="Compact"/>
+            </w:pPr>
+            <w:r>
+              <w:t xml:space="preserve">OPC maturation rescue</w:t>
+            </w:r>
+          </w:p>
+        </w:tc>
+        <w:tc>
+          <w:tcPr/>
+          <w:p>
+            <w:pPr>
+              <w:pStyle w:val="Compact"/>
+            </w:pPr>
+            <w:r>
+              <w:t xml:space="preserve">Postnatal (speculative)</w:t>
+            </w:r>
+          </w:p>
+        </w:tc>
+        <w:tc>
+          <w:tcPr/>
+          <w:p>
+            <w:pPr>
+              <w:pStyle w:val="Compact"/>
+            </w:pPr>
+            <w:r>
+              <w:t xml:space="preserve">Not yet tested</w:t>
+            </w:r>
+          </w:p>
+        </w:tc>
+      </w:tr>
+    </w:tbl>
     <w:p>
       <w:r>
         <w:pict>
@@ -3970,14 +4498,15 @@
         </w:pict>
       </w:r>
     </w:p>
-    <w:bookmarkEnd w:id="46"/>
-    <w:bookmarkStart w:id="47" w:name="declarations"/>
+    <w:bookmarkEnd w:id="51"/>
+    <w:bookmarkEnd w:id="52"/>
+    <w:bookmarkStart w:id="53" w:name="conclusions"/>
     <w:p>
       <w:pPr>
         <w:pStyle w:val="Heading2"/>
       </w:pPr>
       <w:r>
-        <w:t xml:space="preserve">DECLARATIONS</w:t>
+        <w:t xml:space="preserve">13. CONCLUSIONS</w:t>
       </w:r>
     </w:p>
     <w:p>
@@ -3985,17 +4514,7 @@
         <w:pStyle w:val="FirstParagraph"/>
       </w:pPr>
       <w:r>
-        <w:rPr>
-          <w:b/>
-          <w:bCs/>
-        </w:rPr>
-        <w:t xml:space="preserve">Competing Interests:</w:t>
-      </w:r>
-      <w:r>
-        <w:t xml:space="preserve"> </w:t>
-      </w:r>
-      <w:r>
-        <w:t xml:space="preserve">The author declares no competing interests.</w:t>
+        <w:t xml:space="preserve">The Gestational Oxygen-Timing Alignment Model proposes that the timing of gestational oxygen disruption determines which fetal organ systems sustain developmental injury, based on the principle that staggered vulnerability windows create system-specific sensitivity to a common insult transduced through the HIF-1α molecular pathway.</w:t>
       </w:r>
     </w:p>
     <w:p>
@@ -4003,17 +4522,7 @@
         <w:pStyle w:val="BodyText"/>
       </w:pPr>
       <w:r>
-        <w:rPr>
-          <w:b/>
-          <w:bCs/>
-        </w:rPr>
-        <w:t xml:space="preserve">Funding:</w:t>
-      </w:r>
-      <w:r>
-        <w:t xml:space="preserve"> </w:t>
-      </w:r>
-      <w:r>
-        <w:t xml:space="preserve">This research received no external funding.</w:t>
+        <w:t xml:space="preserve">The model integrates evidence across developmental neuroscience, HIF molecular biology, perinatal epidemiology, DTI neuroimaging, DOHaD, and therapeutic mechanism analysis. Its most complete evidentiary chain runs through white matter: preeclampsia → placental insufficiency → preOL maturation arrest → tract-specific myelination failure → staggered neurodevelopmental deficits. The broader multi-organ extension proposes that the same mechanism, operating through the same molecular sensor, produces the lifetime pattern of seemingly independent conditions currently diagnosed and treated in isolation.</w:t>
       </w:r>
     </w:p>
     <w:p>
@@ -4021,17 +4530,7 @@
         <w:pStyle w:val="BodyText"/>
       </w:pPr>
       <w:r>
-        <w:rPr>
-          <w:b/>
-          <w:bCs/>
-        </w:rPr>
-        <w:t xml:space="preserve">Ethics Statement:</w:t>
-      </w:r>
-      <w:r>
-        <w:t xml:space="preserve"> </w:t>
-      </w:r>
-      <w:r>
-        <w:t xml:space="preserve">This work is a literature synthesis and hypothesis paper. No human subjects were enrolled, no patient data were collected, and no ethics committee approval was required.</w:t>
+        <w:t xml:space="preserve">The model is constrained by serious challenges — particularly the genetics of autism, grey matter pathology, and the connectivity paradox — which limit its applicability to a subset of neurodevelopmental cases. The broader DOHaD extension to multi-organ programming is on stronger evidentiary ground.</w:t>
       </w:r>
     </w:p>
     <w:p>
@@ -4039,17 +4538,7 @@
         <w:pStyle w:val="BodyText"/>
       </w:pPr>
       <w:r>
-        <w:rPr>
-          <w:b/>
-          <w:bCs/>
-        </w:rPr>
-        <w:t xml:space="preserve">Data Availability:</w:t>
-      </w:r>
-      <w:r>
-        <w:t xml:space="preserve"> </w:t>
-      </w:r>
-      <w:r>
-        <w:t xml:space="preserve">The complete evidence base (22 thematic research documents, 12,500+ lines, 400+ citations) is available at: https://github.com/JustNothingJay/SECS_Research/tree/main/biological-research</w:t>
+        <w:t xml:space="preserve">The model generates testable, falsifiable predictions that are achievable with current neuroimaging, cohort, and biobanking methods. The most immediate test requires no new data collection: retrospective epigenetic analysis of existing cord blood biobanks from preeclamptic pregnancies, correlated with offspring outcomes.</w:t>
       </w:r>
     </w:p>
     <w:p>
@@ -4057,17 +4546,7 @@
         <w:pStyle w:val="BodyText"/>
       </w:pPr>
       <w:r>
-        <w:rPr>
-          <w:b/>
-          <w:bCs/>
-        </w:rPr>
-        <w:t xml:space="preserve">Author Contributions:</w:t>
-      </w:r>
-      <w:r>
-        <w:t xml:space="preserve"> </w:t>
-      </w:r>
-      <w:r>
-        <w:t xml:space="preserve">JC conceived the model, conducted the literature synthesis, performed the adversarial stress test, and wrote the manuscript.</w:t>
+        <w:t xml:space="preserve">If validated, the model would change clinical practice in two ways. First, prospective identification of at-risk systems at birth through epigenetic and biomarker screening, enabling targeted surveillance during each system’s forming phase — before the demand spike. Second, upstream intervention at the placental interface: detecting compromised fetal molecular environments early enough to correct cofactor deficiencies, optimise perfusion, and potentially interrupt intergenerational transmission of gestational vulnerability. The fetus builds with whatever template it is given. The clinical imperative is to ensure that template is adequate.</w:t>
       </w:r>
     </w:p>
     <w:p>
@@ -4077,2272 +4556,104 @@
         </w:pict>
       </w:r>
     </w:p>
-    <w:bookmarkEnd w:id="47"/>
-    <w:bookmarkStart w:id="48" w:name="references"/>
+    <w:bookmarkEnd w:id="53"/>
+    <w:bookmarkStart w:id="54" w:name="declarations"/>
     <w:p>
       <w:pPr>
         <w:pStyle w:val="Heading2"/>
       </w:pPr>
       <w:r>
-        <w:t xml:space="preserve">REFERENCES</w:t>
-      </w:r>
-    </w:p>
-    <w:p>
-      <w:pPr>
-        <w:pStyle w:val="Compact"/>
-        <w:numPr>
-          <w:ilvl w:val="0"/>
-          <w:numId w:val="1011"/>
-        </w:numPr>
-      </w:pPr>
-      <w:r>
-        <w:t xml:space="preserve">Dachew BA, Mamun A, Engel SM, et al. Association between hypertensive disorders of pregnancy and the risk of autism spectrum disorder in offspring: a systematic review and meta-analysis.</w:t>
-      </w:r>
-      <w:r>
-        <w:t xml:space="preserve"> </w:t>
-      </w:r>
-      <w:r>
-        <w:rPr>
-          <w:i/>
-          <w:iCs/>
-        </w:rPr>
-        <w:t xml:space="preserve">BMJ Open</w:t>
-      </w:r>
-      <w:r>
-        <w:t xml:space="preserve">. 2018;8:e019212.</w:t>
-      </w:r>
-    </w:p>
-    <w:p>
-      <w:pPr>
-        <w:pStyle w:val="Compact"/>
-        <w:numPr>
-          <w:ilvl w:val="0"/>
-          <w:numId w:val="1011"/>
-        </w:numPr>
-      </w:pPr>
-      <w:r>
-        <w:t xml:space="preserve">Maher GM, O’Keeffe GW, Kearney PM, et al. Association of hypertensive disorders of pregnancy with risk of neurodevelopmental disorders in offspring: a systematic review and meta-analysis.</w:t>
-      </w:r>
-      <w:r>
-        <w:t xml:space="preserve"> </w:t>
-      </w:r>
-      <w:r>
-        <w:rPr>
-          <w:i/>
-          <w:iCs/>
-        </w:rPr>
-        <w:t xml:space="preserve">JAMA Psychiatry</w:t>
-      </w:r>
-      <w:r>
-        <w:t xml:space="preserve">. 2018;75(8):809-819.</w:t>
-      </w:r>
-    </w:p>
-    <w:p>
-      <w:pPr>
-        <w:pStyle w:val="Compact"/>
-        <w:numPr>
-          <w:ilvl w:val="0"/>
-          <w:numId w:val="1011"/>
-        </w:numPr>
-      </w:pPr>
-      <w:r>
-        <w:t xml:space="preserve">Wang C, Geng H, Liu W, Zhang G. Prenatal, perinatal, and postnatal factors associated with autism: a meta-analysis.</w:t>
-      </w:r>
-      <w:r>
-        <w:t xml:space="preserve"> </w:t>
-      </w:r>
-      <w:r>
-        <w:rPr>
-          <w:i/>
-          <w:iCs/>
-        </w:rPr>
-        <w:t xml:space="preserve">Medicine</w:t>
-      </w:r>
-      <w:r>
-        <w:t xml:space="preserve">. 2017;96(18):e6696.</w:t>
-      </w:r>
-    </w:p>
-    <w:p>
-      <w:pPr>
-        <w:pStyle w:val="Compact"/>
-        <w:numPr>
-          <w:ilvl w:val="0"/>
-          <w:numId w:val="1011"/>
-        </w:numPr>
-      </w:pPr>
-      <w:r>
-        <w:t xml:space="preserve">Back SA, Luo NL, Borenstein NS, et al. Late oligodendrocyte progenitors coincide with the developmental window of vulnerability for human perinatal white matter injury.</w:t>
-      </w:r>
-      <w:r>
-        <w:t xml:space="preserve"> </w:t>
-      </w:r>
-      <w:r>
-        <w:rPr>
-          <w:i/>
-          <w:iCs/>
-        </w:rPr>
-        <w:t xml:space="preserve">J Neurosci</w:t>
-      </w:r>
-      <w:r>
-        <w:t xml:space="preserve">. 2001;21(4):1302-1312.</w:t>
-      </w:r>
-    </w:p>
-    <w:p>
-      <w:pPr>
-        <w:pStyle w:val="Compact"/>
-        <w:numPr>
-          <w:ilvl w:val="0"/>
-          <w:numId w:val="1011"/>
-        </w:numPr>
-      </w:pPr>
-      <w:r>
-        <w:t xml:space="preserve">Back SA, Han BH, Luo NL, et al. Selective vulnerability of late oligodendrocyte progenitors to hypoxia-ischemia.</w:t>
-      </w:r>
-      <w:r>
-        <w:t xml:space="preserve"> </w:t>
-      </w:r>
-      <w:r>
-        <w:rPr>
-          <w:i/>
-          <w:iCs/>
-        </w:rPr>
-        <w:t xml:space="preserve">J Neurosci</w:t>
-      </w:r>
-      <w:r>
-        <w:t xml:space="preserve">. 2002;22(2):455-463.</w:t>
-      </w:r>
-    </w:p>
-    <w:p>
-      <w:pPr>
-        <w:pStyle w:val="Compact"/>
-        <w:numPr>
-          <w:ilvl w:val="0"/>
-          <w:numId w:val="1011"/>
-        </w:numPr>
-      </w:pPr>
-      <w:r>
-        <w:t xml:space="preserve">Buser JR, Maire J, Bhatt A, et al. Arrested preoligodendrocyte maturation contributes to myelination failure in premature infants.</w:t>
-      </w:r>
-      <w:r>
-        <w:t xml:space="preserve"> </w:t>
-      </w:r>
-      <w:r>
-        <w:rPr>
-          <w:i/>
-          <w:iCs/>
-        </w:rPr>
-        <w:t xml:space="preserve">Ann Neurol</w:t>
-      </w:r>
-      <w:r>
-        <w:t xml:space="preserve">. 2012;71(1):93-109.</w:t>
-      </w:r>
-    </w:p>
-    <w:p>
-      <w:pPr>
-        <w:pStyle w:val="Compact"/>
-        <w:numPr>
-          <w:ilvl w:val="0"/>
-          <w:numId w:val="1011"/>
-        </w:numPr>
-      </w:pPr>
-      <w:r>
-        <w:t xml:space="preserve">Luyckx VA, Brenner BM. The clinical importance of nephron mass.</w:t>
-      </w:r>
-      <w:r>
-        <w:t xml:space="preserve"> </w:t>
-      </w:r>
-      <w:r>
-        <w:rPr>
-          <w:i/>
-          <w:iCs/>
-        </w:rPr>
-        <w:t xml:space="preserve">J Am Soc Nephrol</w:t>
-      </w:r>
-      <w:r>
-        <w:t xml:space="preserve">. 2010;21(6):898-910.</w:t>
-      </w:r>
-    </w:p>
-    <w:p>
-      <w:pPr>
-        <w:pStyle w:val="Compact"/>
-        <w:numPr>
-          <w:ilvl w:val="0"/>
-          <w:numId w:val="1011"/>
-        </w:numPr>
-      </w:pPr>
-      <w:r>
-        <w:t xml:space="preserve">Brenner BM, Garcia DL, Anderson S. Glomeruli and blood pressure: less of one, more of the other?</w:t>
-      </w:r>
-      <w:r>
-        <w:t xml:space="preserve"> </w:t>
-      </w:r>
-      <w:r>
-        <w:rPr>
-          <w:i/>
-          <w:iCs/>
-        </w:rPr>
-        <w:t xml:space="preserve">Am J Hypertens</w:t>
-      </w:r>
-      <w:r>
-        <w:t xml:space="preserve">. 1988;1(4 Pt 1):335-347.</w:t>
-      </w:r>
-    </w:p>
-    <w:p>
-      <w:pPr>
-        <w:pStyle w:val="Compact"/>
-        <w:numPr>
-          <w:ilvl w:val="0"/>
-          <w:numId w:val="1011"/>
-        </w:numPr>
-      </w:pPr>
-      <w:r>
-        <w:t xml:space="preserve">Bauman ML, Kemper TL. Histoanatomic observations of the brain in early infantile autism.</w:t>
-      </w:r>
-      <w:r>
-        <w:t xml:space="preserve"> </w:t>
-      </w:r>
-      <w:r>
-        <w:rPr>
-          <w:i/>
-          <w:iCs/>
-        </w:rPr>
-        <w:t xml:space="preserve">Neurology</w:t>
-      </w:r>
-      <w:r>
-        <w:t xml:space="preserve">. 1985;35(6):866-874.</w:t>
-      </w:r>
-    </w:p>
-    <w:p>
-      <w:pPr>
-        <w:pStyle w:val="Compact"/>
-        <w:numPr>
-          <w:ilvl w:val="0"/>
-          <w:numId w:val="1011"/>
-        </w:numPr>
-      </w:pPr>
-      <w:r>
-        <w:t xml:space="preserve">Botting KJ, Wang KC, Paber M, et al. Early origins of heart disease: low birth weight and determinants of cardiomyocyte endowment.</w:t>
-      </w:r>
-      <w:r>
-        <w:t xml:space="preserve"> </w:t>
-      </w:r>
-      <w:r>
-        <w:rPr>
-          <w:i/>
-          <w:iCs/>
-        </w:rPr>
-        <w:t xml:space="preserve">Clin Exp Pharmacol Physiol</w:t>
-      </w:r>
-      <w:r>
-        <w:t xml:space="preserve">. 2012;39(9):814-823.</w:t>
-      </w:r>
-    </w:p>
-    <w:p>
-      <w:pPr>
-        <w:pStyle w:val="Compact"/>
-        <w:numPr>
-          <w:ilvl w:val="0"/>
-          <w:numId w:val="1011"/>
-        </w:numPr>
-      </w:pPr>
-      <w:r>
-        <w:t xml:space="preserve">Schmidt-Kastner R, Freund TF. Selective vulnerability of the hippocampus in brain ischemia.</w:t>
-      </w:r>
-      <w:r>
-        <w:t xml:space="preserve"> </w:t>
-      </w:r>
-      <w:r>
-        <w:rPr>
-          <w:i/>
-          <w:iCs/>
-        </w:rPr>
-        <w:t xml:space="preserve">Neuroscience</w:t>
-      </w:r>
-      <w:r>
-        <w:t xml:space="preserve">. 1991;40(3):599-636.</w:t>
-      </w:r>
-    </w:p>
-    <w:p>
-      <w:pPr>
-        <w:pStyle w:val="Compact"/>
-        <w:numPr>
-          <w:ilvl w:val="0"/>
-          <w:numId w:val="1011"/>
-        </w:numPr>
-      </w:pPr>
-      <w:r>
-        <w:t xml:space="preserve">Barker DJ. The fetal and infant origins of adult disease.</w:t>
-      </w:r>
-      <w:r>
-        <w:t xml:space="preserve"> </w:t>
-      </w:r>
-      <w:r>
-        <w:rPr>
-          <w:i/>
-          <w:iCs/>
-        </w:rPr>
-        <w:t xml:space="preserve">BMJ</w:t>
-      </w:r>
-      <w:r>
-        <w:t xml:space="preserve">. 1990;301(6761):1111.</w:t>
-      </w:r>
-    </w:p>
-    <w:p>
-      <w:pPr>
-        <w:pStyle w:val="Compact"/>
-        <w:numPr>
-          <w:ilvl w:val="0"/>
-          <w:numId w:val="1011"/>
-        </w:numPr>
-      </w:pPr>
-      <w:r>
-        <w:t xml:space="preserve">Barker DJ. Fetal origins of coronary heart disease.</w:t>
-      </w:r>
-      <w:r>
-        <w:t xml:space="preserve"> </w:t>
-      </w:r>
-      <w:r>
-        <w:rPr>
-          <w:i/>
-          <w:iCs/>
-        </w:rPr>
-        <w:t xml:space="preserve">BMJ</w:t>
-      </w:r>
-      <w:r>
-        <w:t xml:space="preserve">. 1995;311(6998):171-174.</w:t>
-      </w:r>
-    </w:p>
-    <w:p>
-      <w:pPr>
-        <w:pStyle w:val="Compact"/>
-        <w:numPr>
-          <w:ilvl w:val="0"/>
-          <w:numId w:val="1011"/>
-        </w:numPr>
-      </w:pPr>
-      <w:r>
-        <w:t xml:space="preserve">Barker DJ. The origins of the developmental origins theory.</w:t>
-      </w:r>
-      <w:r>
-        <w:t xml:space="preserve"> </w:t>
-      </w:r>
-      <w:r>
-        <w:rPr>
-          <w:i/>
-          <w:iCs/>
-        </w:rPr>
-        <w:t xml:space="preserve">J Intern Med</w:t>
-      </w:r>
-      <w:r>
-        <w:t xml:space="preserve">. 2007;261(5):467-474.</w:t>
-      </w:r>
-    </w:p>
-    <w:p>
-      <w:pPr>
-        <w:pStyle w:val="Compact"/>
-        <w:numPr>
-          <w:ilvl w:val="0"/>
-          <w:numId w:val="1011"/>
-        </w:numPr>
-      </w:pPr>
-      <w:r>
-        <w:t xml:space="preserve">Gluckman PD, Hanson MA. Living with the past: evolution, development, and patterns of disease.</w:t>
-      </w:r>
-      <w:r>
-        <w:t xml:space="preserve"> </w:t>
-      </w:r>
-      <w:r>
-        <w:rPr>
-          <w:i/>
-          <w:iCs/>
-        </w:rPr>
-        <w:t xml:space="preserve">Science</w:t>
-      </w:r>
-      <w:r>
-        <w:t xml:space="preserve">. 2004;305(5691):1733-1736.</w:t>
-      </w:r>
-    </w:p>
-    <w:p>
-      <w:pPr>
-        <w:pStyle w:val="Compact"/>
-        <w:numPr>
-          <w:ilvl w:val="0"/>
-          <w:numId w:val="1011"/>
-        </w:numPr>
-      </w:pPr>
-      <w:r>
-        <w:t xml:space="preserve">Hanson MA, Gluckman PD. Early developmental conditioning of later health and disease: physiology or pathophysiology?</w:t>
-      </w:r>
-      <w:r>
-        <w:t xml:space="preserve"> </w:t>
-      </w:r>
-      <w:r>
-        <w:rPr>
-          <w:i/>
-          <w:iCs/>
-        </w:rPr>
-        <w:t xml:space="preserve">Physiol Rev</w:t>
-      </w:r>
-      <w:r>
-        <w:t xml:space="preserve">. 2014;94(4):1027-1076.</w:t>
-      </w:r>
-    </w:p>
-    <w:p>
-      <w:pPr>
-        <w:pStyle w:val="Compact"/>
-        <w:numPr>
-          <w:ilvl w:val="0"/>
-          <w:numId w:val="1011"/>
-        </w:numPr>
-      </w:pPr>
-      <w:r>
-        <w:t xml:space="preserve">Godfrey KM, Lillycrop KA, Burdge GC, et al. Epigenetic mechanisms and the mismatch concept of the developmental origins of health and disease.</w:t>
-      </w:r>
-      <w:r>
-        <w:t xml:space="preserve"> </w:t>
-      </w:r>
-      <w:r>
-        <w:rPr>
-          <w:i/>
-          <w:iCs/>
-        </w:rPr>
-        <w:t xml:space="preserve">Pediatr Res</w:t>
-      </w:r>
-      <w:r>
-        <w:t xml:space="preserve">. 2007;61(5 Pt 2):5R-10R.</w:t>
-      </w:r>
-    </w:p>
-    <w:p>
-      <w:pPr>
-        <w:pStyle w:val="Compact"/>
-        <w:numPr>
-          <w:ilvl w:val="0"/>
-          <w:numId w:val="1011"/>
-        </w:numPr>
-      </w:pPr>
-      <w:r>
-        <w:t xml:space="preserve">Contreras NA, Fontana L, Tosti V, Nikolich-Žugich J. Calorie restriction induces reversible lymphopenia and lymphoid organ atrophy due to cell redistribution.</w:t>
-      </w:r>
-      <w:r>
-        <w:t xml:space="preserve"> </w:t>
-      </w:r>
-      <w:r>
-        <w:rPr>
-          <w:i/>
-          <w:iCs/>
-        </w:rPr>
-        <w:t xml:space="preserve">Geroscience</w:t>
-      </w:r>
-      <w:r>
-        <w:t xml:space="preserve">. 2018;40(3):279-291.</w:t>
-      </w:r>
-    </w:p>
-    <w:p>
-      <w:pPr>
-        <w:pStyle w:val="Compact"/>
-        <w:numPr>
-          <w:ilvl w:val="0"/>
-          <w:numId w:val="1011"/>
-        </w:numPr>
-      </w:pPr>
-      <w:r>
-        <w:t xml:space="preserve">Boehmer BH, Limesand SW, Rozance PJ. The impact of IUGR on pancreatic islet development and neonatal β-cell homeostasis.</w:t>
-      </w:r>
-      <w:r>
-        <w:t xml:space="preserve"> </w:t>
-      </w:r>
-      <w:r>
-        <w:rPr>
-          <w:i/>
-          <w:iCs/>
-        </w:rPr>
-        <w:t xml:space="preserve">J Endocrinol</w:t>
-      </w:r>
-      <w:r>
-        <w:t xml:space="preserve">. 2017;235(2):R63-R76.</w:t>
-      </w:r>
-    </w:p>
-    <w:p>
-      <w:pPr>
-        <w:pStyle w:val="Compact"/>
-        <w:numPr>
-          <w:ilvl w:val="0"/>
-          <w:numId w:val="1011"/>
-        </w:numPr>
-      </w:pPr>
-      <w:r>
-        <w:t xml:space="preserve">Saini Y, Harkema JR, LaPres JJ. HIF1α is essential for normal intrauterine differentiation of alveolar epithelium and surfactant production in the newborn lung of mice.</w:t>
-      </w:r>
-      <w:r>
-        <w:t xml:space="preserve"> </w:t>
-      </w:r>
-      <w:r>
-        <w:rPr>
-          <w:i/>
-          <w:iCs/>
-        </w:rPr>
-        <w:t xml:space="preserve">J Biol Chem</w:t>
-      </w:r>
-      <w:r>
-        <w:t xml:space="preserve">. 2008;283(48):33650-33657.</w:t>
-      </w:r>
-    </w:p>
-    <w:p>
-      <w:pPr>
-        <w:pStyle w:val="Compact"/>
-        <w:numPr>
-          <w:ilvl w:val="0"/>
-          <w:numId w:val="1011"/>
-        </w:numPr>
-      </w:pPr>
-      <w:r>
-        <w:t xml:space="preserve">McQuillen PS, DeFreitas MF, Zada G, Bhatt DL, Bhatt SM. Selective vulnerability of subplate neurons after early neonatal hypoxia-ischemia.</w:t>
-      </w:r>
-      <w:r>
-        <w:t xml:space="preserve"> </w:t>
-      </w:r>
-      <w:r>
-        <w:rPr>
-          <w:i/>
-          <w:iCs/>
-        </w:rPr>
-        <w:t xml:space="preserve">J Neurosci</w:t>
-      </w:r>
-      <w:r>
-        <w:t xml:space="preserve">. 2003;23(8):3308-3315.</w:t>
-      </w:r>
-    </w:p>
-    <w:p>
-      <w:pPr>
-        <w:pStyle w:val="Compact"/>
-        <w:numPr>
-          <w:ilvl w:val="0"/>
-          <w:numId w:val="1011"/>
-        </w:numPr>
-      </w:pPr>
-      <w:r>
-        <w:t xml:space="preserve">McClendon E, Shaver DC, Degener-O’Brien K, et al. Transient hypoxemia chronically disrupts maturation of preterm fetal ovine subplate neuron arborization and activity.</w:t>
-      </w:r>
-      <w:r>
-        <w:t xml:space="preserve"> </w:t>
-      </w:r>
-      <w:r>
-        <w:rPr>
-          <w:i/>
-          <w:iCs/>
-        </w:rPr>
-        <w:t xml:space="preserve">J Neurosci</w:t>
-      </w:r>
-      <w:r>
-        <w:t xml:space="preserve">. 2017;37(49):11912-11929.</w:t>
-      </w:r>
-    </w:p>
-    <w:p>
-      <w:pPr>
-        <w:pStyle w:val="Compact"/>
-        <w:numPr>
-          <w:ilvl w:val="0"/>
-          <w:numId w:val="1011"/>
-        </w:numPr>
-      </w:pPr>
-      <w:r>
-        <w:t xml:space="preserve">Stone J, Chan-Ling T, Pe’er J, et al. Roles of vascular endothelial growth factor and astrocyte degeneration in the genesis of retinopathy of prematurity.</w:t>
-      </w:r>
-      <w:r>
-        <w:t xml:space="preserve"> </w:t>
-      </w:r>
-      <w:r>
-        <w:rPr>
-          <w:i/>
-          <w:iCs/>
-        </w:rPr>
-        <w:t xml:space="preserve">Invest Ophthalmol Vis Sci</w:t>
-      </w:r>
-      <w:r>
-        <w:t xml:space="preserve">. 1996;37(2):290-299.</w:t>
-      </w:r>
-    </w:p>
-    <w:p>
-      <w:pPr>
-        <w:pStyle w:val="Compact"/>
-        <w:numPr>
-          <w:ilvl w:val="0"/>
-          <w:numId w:val="1011"/>
-        </w:numPr>
-      </w:pPr>
-      <w:r>
-        <w:t xml:space="preserve">Herzog EM, Eggink AJ, Reijnierse A, et al. Early- and late-onset preeclampsia and the tissue-specific epigenome of the placenta and newborn.</w:t>
-      </w:r>
-      <w:r>
-        <w:t xml:space="preserve"> </w:t>
-      </w:r>
-      <w:r>
-        <w:rPr>
-          <w:i/>
-          <w:iCs/>
-        </w:rPr>
-        <w:t xml:space="preserve">Placenta</w:t>
-      </w:r>
-      <w:r>
-        <w:t xml:space="preserve">. 2017;58:122-132.</w:t>
-      </w:r>
-    </w:p>
-    <w:p>
-      <w:pPr>
-        <w:pStyle w:val="Compact"/>
-        <w:numPr>
-          <w:ilvl w:val="0"/>
-          <w:numId w:val="1011"/>
-        </w:numPr>
-      </w:pPr>
-      <w:r>
-        <w:t xml:space="preserve">Stadler JT, Wadsack C, Gensebittel L, et al. Altered lipid metabolism in early- and late-onset preeclampsia.</w:t>
-      </w:r>
-      <w:r>
-        <w:t xml:space="preserve"> </w:t>
-      </w:r>
-      <w:r>
-        <w:rPr>
-          <w:i/>
-          <w:iCs/>
-        </w:rPr>
-        <w:t xml:space="preserve">BMC Pregnancy Childbirth</w:t>
-      </w:r>
-      <w:r>
-        <w:t xml:space="preserve">. 2023;23(1):816.</w:t>
-      </w:r>
-    </w:p>
-    <w:p>
-      <w:pPr>
-        <w:pStyle w:val="Compact"/>
-        <w:numPr>
-          <w:ilvl w:val="0"/>
-          <w:numId w:val="1011"/>
-        </w:numPr>
-      </w:pPr>
-      <w:r>
-        <w:t xml:space="preserve">Lebel C, Walker L, Leemans A, Phillips L, Beaulieu C. Microstructural maturation of the human brain from childhood to adulthood.</w:t>
-      </w:r>
-      <w:r>
-        <w:t xml:space="preserve"> </w:t>
-      </w:r>
-      <w:r>
-        <w:rPr>
-          <w:i/>
-          <w:iCs/>
-        </w:rPr>
-        <w:t xml:space="preserve">NeuroImage</w:t>
-      </w:r>
-      <w:r>
-        <w:t xml:space="preserve">. 2008;40(3):1044-1055.</w:t>
-      </w:r>
-    </w:p>
-    <w:p>
-      <w:pPr>
-        <w:pStyle w:val="Compact"/>
-        <w:numPr>
-          <w:ilvl w:val="0"/>
-          <w:numId w:val="1011"/>
-        </w:numPr>
-      </w:pPr>
-      <w:r>
-        <w:t xml:space="preserve">Semenza GL. HIF-1: mediator of physiological and pathophysiological responses to hypoxia.</w:t>
-      </w:r>
-      <w:r>
-        <w:t xml:space="preserve"> </w:t>
-      </w:r>
-      <w:r>
-        <w:rPr>
-          <w:i/>
-          <w:iCs/>
-        </w:rPr>
-        <w:t xml:space="preserve">J Appl Physiol</w:t>
-      </w:r>
-      <w:r>
-        <w:t xml:space="preserve">. 2000;88(4):1474-1480.</w:t>
-      </w:r>
-    </w:p>
-    <w:p>
-      <w:pPr>
-        <w:pStyle w:val="Compact"/>
-        <w:numPr>
-          <w:ilvl w:val="0"/>
-          <w:numId w:val="1011"/>
-        </w:numPr>
-      </w:pPr>
-      <w:r>
-        <w:t xml:space="preserve">Kaelin WG Jr, Ratcliffe PJ. Oxygen sensing by metazoans: the central role of the HIF hydroxylase pathway.</w:t>
-      </w:r>
-      <w:r>
-        <w:t xml:space="preserve"> </w:t>
-      </w:r>
-      <w:r>
-        <w:rPr>
-          <w:i/>
-          <w:iCs/>
-        </w:rPr>
-        <w:t xml:space="preserve">Mol Cell</w:t>
-      </w:r>
-      <w:r>
-        <w:t xml:space="preserve">. 2008;30(4):373-383.</w:t>
-      </w:r>
-    </w:p>
-    <w:p>
-      <w:pPr>
-        <w:pStyle w:val="Compact"/>
-        <w:numPr>
-          <w:ilvl w:val="0"/>
-          <w:numId w:val="1011"/>
-        </w:numPr>
-      </w:pPr>
-      <w:r>
-        <w:t xml:space="preserve">Kobayashi H, Liu Q, Binber TC, et al. Distinct subpopulations of FOXD1 stroma-derived cells regulate renal erythropoietin.</w:t>
-      </w:r>
-      <w:r>
-        <w:t xml:space="preserve"> </w:t>
-      </w:r>
-      <w:r>
-        <w:rPr>
-          <w:i/>
-          <w:iCs/>
-        </w:rPr>
-        <w:t xml:space="preserve">J Clin Invest</w:t>
-      </w:r>
-      <w:r>
-        <w:t xml:space="preserve">. 2016;126(5):1926-1938.</w:t>
-      </w:r>
-    </w:p>
-    <w:p>
-      <w:pPr>
-        <w:pStyle w:val="Compact"/>
-        <w:numPr>
-          <w:ilvl w:val="0"/>
-          <w:numId w:val="1011"/>
-        </w:numPr>
-      </w:pPr>
-      <w:r>
-        <w:t xml:space="preserve">Llurba Olive E, Xiao E, Natale DRC, Fisher SA. Oxygen and lack of oxygen in fetal and placental development, feto-placental coupling, and congenital heart defects.</w:t>
-      </w:r>
-      <w:r>
-        <w:t xml:space="preserve"> </w:t>
-      </w:r>
-      <w:r>
-        <w:rPr>
-          <w:i/>
-          <w:iCs/>
-        </w:rPr>
-        <w:t xml:space="preserve">Front Pediatr</w:t>
-      </w:r>
-      <w:r>
-        <w:t xml:space="preserve">. 2018;6:327.</w:t>
-      </w:r>
-    </w:p>
-    <w:p>
-      <w:pPr>
-        <w:pStyle w:val="Compact"/>
-        <w:numPr>
-          <w:ilvl w:val="0"/>
-          <w:numId w:val="1011"/>
-        </w:numPr>
-      </w:pPr>
-      <w:r>
-        <w:t xml:space="preserve">Wellmann S, Bührer C, Schmitz T. Focal necrosis and disturbed myelination in the white matter of newborn infants: a tale of too much or too little oxygen.</w:t>
-      </w:r>
-      <w:r>
-        <w:t xml:space="preserve"> </w:t>
-      </w:r>
-      <w:r>
-        <w:rPr>
-          <w:i/>
-          <w:iCs/>
-        </w:rPr>
-        <w:t xml:space="preserve">Front Pediatr</w:t>
-      </w:r>
-      <w:r>
-        <w:t xml:space="preserve">. 2015;2:143.</w:t>
-      </w:r>
-    </w:p>
-    <w:p>
-      <w:pPr>
-        <w:pStyle w:val="Compact"/>
-        <w:numPr>
-          <w:ilvl w:val="0"/>
-          <w:numId w:val="1011"/>
-        </w:numPr>
-      </w:pPr>
-      <w:r>
-        <w:t xml:space="preserve">Nobel Prize Committee. The Nobel Prize in Physiology or Medicine 2019. Press release; 7 Oct 2019.</w:t>
-      </w:r>
-    </w:p>
-    <w:p>
-      <w:pPr>
-        <w:pStyle w:val="Compact"/>
-        <w:numPr>
-          <w:ilvl w:val="0"/>
-          <w:numId w:val="1011"/>
-        </w:numPr>
-      </w:pPr>
-      <w:r>
-        <w:t xml:space="preserve">Huang LE, Gu J, Schau M, Bunn HF. Regulation of hypoxia-inducible factor 1alpha is mediated by an O₂-dependent degradation domain via the ubiquitin-proteasome pathway.</w:t>
-      </w:r>
-      <w:r>
-        <w:t xml:space="preserve"> </w:t>
-      </w:r>
-      <w:r>
-        <w:rPr>
-          <w:i/>
-          <w:iCs/>
-        </w:rPr>
-        <w:t xml:space="preserve">Proc Natl Acad Sci USA</w:t>
-      </w:r>
-      <w:r>
-        <w:t xml:space="preserve">. 1998;95(14):7987-7992.</w:t>
-      </w:r>
-    </w:p>
-    <w:p>
-      <w:pPr>
-        <w:pStyle w:val="Compact"/>
-        <w:numPr>
-          <w:ilvl w:val="0"/>
-          <w:numId w:val="1011"/>
-        </w:numPr>
-      </w:pPr>
-      <w:r>
-        <w:t xml:space="preserve">Mahon PC, Hirota K, Semenza GL. FIH-1: a novel protein that interacts with HIF-1α and VHL to mediate repression of HIF-1 transcriptional activity.</w:t>
-      </w:r>
-      <w:r>
-        <w:t xml:space="preserve"> </w:t>
-      </w:r>
-      <w:r>
-        <w:rPr>
-          <w:i/>
-          <w:iCs/>
-        </w:rPr>
-        <w:t xml:space="preserve">Genes Dev</w:t>
-      </w:r>
-      <w:r>
-        <w:t xml:space="preserve">. 2001;15(20):2675-2686.</w:t>
-      </w:r>
-    </w:p>
-    <w:p>
-      <w:pPr>
-        <w:pStyle w:val="Compact"/>
-        <w:numPr>
-          <w:ilvl w:val="0"/>
-          <w:numId w:val="1011"/>
-        </w:numPr>
-      </w:pPr>
-      <w:r>
-        <w:t xml:space="preserve">Bruick RK, McKnight SL. A conserved family of prolyl-4-hydroxylases that modify HIF.</w:t>
-      </w:r>
-      <w:r>
-        <w:t xml:space="preserve"> </w:t>
-      </w:r>
-      <w:r>
-        <w:rPr>
-          <w:i/>
-          <w:iCs/>
-        </w:rPr>
-        <w:t xml:space="preserve">Science</w:t>
-      </w:r>
-      <w:r>
-        <w:t xml:space="preserve">. 2001;294(5545):1337-1340.</w:t>
-      </w:r>
-    </w:p>
-    <w:p>
-      <w:pPr>
-        <w:pStyle w:val="Compact"/>
-        <w:numPr>
-          <w:ilvl w:val="0"/>
-          <w:numId w:val="1011"/>
-        </w:numPr>
-      </w:pPr>
-      <w:r>
-        <w:t xml:space="preserve">Todorich B, Pasquini JM, Garcia CI, Paez PM, Connor JR. Oligodendrocytes and myelination: the role of iron.</w:t>
-      </w:r>
-      <w:r>
-        <w:t xml:space="preserve"> </w:t>
-      </w:r>
-      <w:r>
-        <w:rPr>
-          <w:i/>
-          <w:iCs/>
-        </w:rPr>
-        <w:t xml:space="preserve">Glia</w:t>
-      </w:r>
-      <w:r>
-        <w:t xml:space="preserve">. 2009;57(5):467-478.</w:t>
-      </w:r>
-    </w:p>
-    <w:p>
-      <w:pPr>
-        <w:pStyle w:val="Compact"/>
-        <w:numPr>
-          <w:ilvl w:val="0"/>
-          <w:numId w:val="1011"/>
-        </w:numPr>
-      </w:pPr>
-      <w:r>
-        <w:t xml:space="preserve">Cheli VT, Santiago González DA, Marziali LN, et al. The divalent metal transporter 1 (DMT1) is required for iron uptake and normal development of oligodendrocyte progenitor cells.</w:t>
-      </w:r>
-      <w:r>
-        <w:t xml:space="preserve"> </w:t>
-      </w:r>
-      <w:r>
-        <w:rPr>
-          <w:i/>
-          <w:iCs/>
-        </w:rPr>
-        <w:t xml:space="preserve">J Neurosci</w:t>
-      </w:r>
-      <w:r>
-        <w:t xml:space="preserve">. 2018;38(43):9142-9159.</w:t>
-      </w:r>
-    </w:p>
-    <w:p>
-      <w:pPr>
-        <w:pStyle w:val="Compact"/>
-        <w:numPr>
-          <w:ilvl w:val="0"/>
-          <w:numId w:val="1011"/>
-        </w:numPr>
-      </w:pPr>
-      <w:r>
-        <w:t xml:space="preserve">Selak MA, Armour SM, MacKenzie ED, et al. Succinate links TCA cycle dysfunction to oncogenesis by inhibiting HIF-alpha prolyl hydroxylases.</w:t>
-      </w:r>
-      <w:r>
-        <w:t xml:space="preserve"> </w:t>
-      </w:r>
-      <w:r>
-        <w:rPr>
-          <w:i/>
-          <w:iCs/>
-        </w:rPr>
-        <w:t xml:space="preserve">Cancer Cell</w:t>
-      </w:r>
-      <w:r>
-        <w:t xml:space="preserve">. 2005;7(1):77-85.</w:t>
-      </w:r>
-    </w:p>
-    <w:p>
-      <w:pPr>
-        <w:pStyle w:val="Compact"/>
-        <w:numPr>
-          <w:ilvl w:val="0"/>
-          <w:numId w:val="1011"/>
-        </w:numPr>
-      </w:pPr>
-      <w:r>
-        <w:t xml:space="preserve">Koivunen P, Hirsilä M, Günzler V, Kivirikko KI, Myllyharju J. Catalytic properties of the asparaginyl hydroxylase (FIH) in the oxygen sensing pathway are distinct from those of its prolyl 4-hydroxylases.</w:t>
-      </w:r>
-      <w:r>
-        <w:t xml:space="preserve"> </w:t>
-      </w:r>
-      <w:r>
-        <w:rPr>
-          <w:i/>
-          <w:iCs/>
-        </w:rPr>
-        <w:t xml:space="preserve">J Biol Chem</w:t>
-      </w:r>
-      <w:r>
-        <w:t xml:space="preserve">. 2004;279(11):9899-9904.</w:t>
-      </w:r>
-    </w:p>
-    <w:p>
-      <w:pPr>
-        <w:pStyle w:val="Compact"/>
-        <w:numPr>
-          <w:ilvl w:val="0"/>
-          <w:numId w:val="1011"/>
-        </w:numPr>
-      </w:pPr>
-      <w:r>
-        <w:t xml:space="preserve">Ramond A, Samuel JL, Bhalla V, et al. Intermittent hypoxia is more deleterious to brain than sustained hypoxia.</w:t>
-      </w:r>
-      <w:r>
-        <w:t xml:space="preserve"> </w:t>
-      </w:r>
-      <w:r>
-        <w:rPr>
-          <w:i/>
-          <w:iCs/>
-        </w:rPr>
-        <w:t xml:space="preserve">Sleep Breath</w:t>
-      </w:r>
-      <w:r>
-        <w:t xml:space="preserve">. 2013;17(1):7-18.</w:t>
-      </w:r>
-    </w:p>
-    <w:p>
-      <w:pPr>
-        <w:pStyle w:val="Compact"/>
-        <w:numPr>
-          <w:ilvl w:val="0"/>
-          <w:numId w:val="1011"/>
-        </w:numPr>
-      </w:pPr>
-      <w:r>
-        <w:t xml:space="preserve">Yakovlev PI, Lecours AR. The myelogenetic cycles of regional maturation of the brain. In: Minkowski A, ed. </w:t>
-      </w:r>
-      <w:r>
-        <w:rPr>
-          <w:i/>
-          <w:iCs/>
-        </w:rPr>
-        <w:t xml:space="preserve">Regional Development of the Brain in Early Life</w:t>
-      </w:r>
-      <w:r>
-        <w:t xml:space="preserve">. Oxford: Blackwell; 1967:3-70.</w:t>
-      </w:r>
-    </w:p>
-    <w:p>
-      <w:pPr>
-        <w:pStyle w:val="Compact"/>
-        <w:numPr>
-          <w:ilvl w:val="0"/>
-          <w:numId w:val="1011"/>
-        </w:numPr>
-      </w:pPr>
-      <w:r>
-        <w:t xml:space="preserve">Paus T, Collins DL, Evans AC, et al. Maturation of white matter in the human brain: a review of magnetic resonance studies.</w:t>
-      </w:r>
-      <w:r>
-        <w:t xml:space="preserve"> </w:t>
-      </w:r>
-      <w:r>
-        <w:rPr>
-          <w:i/>
-          <w:iCs/>
-        </w:rPr>
-        <w:t xml:space="preserve">Brain Res Bull</w:t>
-      </w:r>
-      <w:r>
-        <w:t xml:space="preserve">. 2001;54(3):255-266.</w:t>
-      </w:r>
-    </w:p>
-    <w:p>
-      <w:pPr>
-        <w:pStyle w:val="Compact"/>
-        <w:numPr>
-          <w:ilvl w:val="0"/>
-          <w:numId w:val="1011"/>
-        </w:numPr>
-      </w:pPr>
-      <w:r>
-        <w:t xml:space="preserve">Friederici AD.</w:t>
-      </w:r>
-      <w:r>
-        <w:t xml:space="preserve"> </w:t>
-      </w:r>
-      <w:r>
-        <w:rPr>
-          <w:i/>
-          <w:iCs/>
-        </w:rPr>
-        <w:t xml:space="preserve">Language in Our Brain: The Origins of a Uniquely Human Capacity</w:t>
-      </w:r>
-      <w:r>
-        <w:t xml:space="preserve">. Cambridge, MA: MIT Press; 2017.</w:t>
-      </w:r>
-    </w:p>
-    <w:p>
-      <w:pPr>
-        <w:pStyle w:val="Compact"/>
-        <w:numPr>
-          <w:ilvl w:val="0"/>
-          <w:numId w:val="1011"/>
-        </w:numPr>
-      </w:pPr>
-      <w:r>
-        <w:t xml:space="preserve">Fields RD. A new mechanism of nervous system plasticity: activity-dependent myelination.</w:t>
-      </w:r>
-      <w:r>
-        <w:t xml:space="preserve"> </w:t>
-      </w:r>
-      <w:r>
-        <w:rPr>
-          <w:i/>
-          <w:iCs/>
-        </w:rPr>
-        <w:t xml:space="preserve">Nat Rev Neurosci</w:t>
-      </w:r>
-      <w:r>
-        <w:t xml:space="preserve">. 2015;16(12):756-767.</w:t>
-      </w:r>
-    </w:p>
-    <w:p>
-      <w:pPr>
-        <w:pStyle w:val="Compact"/>
-        <w:numPr>
-          <w:ilvl w:val="0"/>
-          <w:numId w:val="1011"/>
-        </w:numPr>
-      </w:pPr>
-      <w:r>
-        <w:t xml:space="preserve">Gibson EM, Purger D, Mount CW, et al. Neuronal activity promotes oligodendrogenesis and adaptive myelination in the mammalian brain.</w:t>
-      </w:r>
-      <w:r>
-        <w:t xml:space="preserve"> </w:t>
-      </w:r>
-      <w:r>
-        <w:rPr>
-          <w:i/>
-          <w:iCs/>
-        </w:rPr>
-        <w:t xml:space="preserve">Science</w:t>
-      </w:r>
-      <w:r>
-        <w:t xml:space="preserve">. 2014;344(6183):1252304.</w:t>
-      </w:r>
-    </w:p>
-    <w:p>
-      <w:pPr>
-        <w:pStyle w:val="Compact"/>
-        <w:numPr>
-          <w:ilvl w:val="0"/>
-          <w:numId w:val="1011"/>
-        </w:numPr>
-      </w:pPr>
-      <w:r>
-        <w:t xml:space="preserve">Dawson G, Jones EJ, Merkle K, et al. Early behavioral intervention is associated with normalized brain activity in young children with autism.</w:t>
-      </w:r>
-      <w:r>
-        <w:t xml:space="preserve"> </w:t>
-      </w:r>
-      <w:r>
-        <w:rPr>
-          <w:i/>
-          <w:iCs/>
-        </w:rPr>
-        <w:t xml:space="preserve">J Am Acad Child Adolesc Psychiatry</w:t>
-      </w:r>
-      <w:r>
-        <w:t xml:space="preserve">. 2012;51(11):1150-1159.</w:t>
-      </w:r>
-    </w:p>
-    <w:p>
-      <w:pPr>
-        <w:pStyle w:val="Compact"/>
-        <w:numPr>
-          <w:ilvl w:val="0"/>
-          <w:numId w:val="1011"/>
-        </w:numPr>
-      </w:pPr>
-      <w:r>
-        <w:t xml:space="preserve">Fein D, Barton M, Eigsti IM, et al. Optimal outcome in individuals with a history of autism.</w:t>
-      </w:r>
-      <w:r>
-        <w:t xml:space="preserve"> </w:t>
-      </w:r>
-      <w:r>
-        <w:rPr>
-          <w:i/>
-          <w:iCs/>
-        </w:rPr>
-        <w:t xml:space="preserve">J Child Psychol Psychiatry</w:t>
-      </w:r>
-      <w:r>
-        <w:t xml:space="preserve">. 2013;54(2):195-205.</w:t>
-      </w:r>
-    </w:p>
-    <w:p>
-      <w:pPr>
-        <w:pStyle w:val="Compact"/>
-        <w:numPr>
-          <w:ilvl w:val="0"/>
-          <w:numId w:val="1011"/>
-        </w:numPr>
-      </w:pPr>
-      <w:r>
-        <w:t xml:space="preserve">Lovaas OI. Behavioral treatment and normal educational and intellectual functioning in young autistic children.</w:t>
-      </w:r>
-      <w:r>
-        <w:t xml:space="preserve"> </w:t>
-      </w:r>
-      <w:r>
-        <w:rPr>
-          <w:i/>
-          <w:iCs/>
-        </w:rPr>
-        <w:t xml:space="preserve">J Consult Clin Psychol</w:t>
-      </w:r>
-      <w:r>
-        <w:t xml:space="preserve">. 1987;55(1):3-9.</w:t>
-      </w:r>
-    </w:p>
-    <w:p>
-      <w:pPr>
-        <w:pStyle w:val="Compact"/>
-        <w:numPr>
-          <w:ilvl w:val="0"/>
-          <w:numId w:val="1011"/>
-        </w:numPr>
-      </w:pPr>
-      <w:r>
-        <w:t xml:space="preserve">Rogers SJ, Estes A, Lord C, et al. Effects of a brief Early Start Denver Model (ESDM)-based parent intervention on toddlers at risk for autism spectrum disorders: a randomized controlled trial.</w:t>
-      </w:r>
-      <w:r>
-        <w:t xml:space="preserve"> </w:t>
-      </w:r>
-      <w:r>
-        <w:rPr>
-          <w:i/>
-          <w:iCs/>
-        </w:rPr>
-        <w:t xml:space="preserve">J Am Acad Child Adolesc Psychiatry</w:t>
-      </w:r>
-      <w:r>
-        <w:t xml:space="preserve">. 2012;51(10):1052-1065.</w:t>
-      </w:r>
-    </w:p>
-    <w:p>
-      <w:pPr>
-        <w:pStyle w:val="Compact"/>
-        <w:numPr>
-          <w:ilvl w:val="0"/>
-          <w:numId w:val="1011"/>
-        </w:numPr>
-      </w:pPr>
-      <w:r>
-        <w:t xml:space="preserve">Estes A, Munson J, Rogers SJ, et al. Long-term outcomes of early intervention in 6-year-old children with autism spectrum disorder.</w:t>
-      </w:r>
-      <w:r>
-        <w:t xml:space="preserve"> </w:t>
-      </w:r>
-      <w:r>
-        <w:rPr>
-          <w:i/>
-          <w:iCs/>
-        </w:rPr>
-        <w:t xml:space="preserve">J Am Acad Child Adolesc Psychiatry</w:t>
-      </w:r>
-      <w:r>
-        <w:t xml:space="preserve">. 2015;54(7):580-587.</w:t>
-      </w:r>
-    </w:p>
-    <w:p>
-      <w:pPr>
-        <w:pStyle w:val="Compact"/>
-        <w:numPr>
-          <w:ilvl w:val="0"/>
-          <w:numId w:val="1011"/>
-        </w:numPr>
-      </w:pPr>
-      <w:r>
-        <w:t xml:space="preserve">Yoon Y, et al. White matter tract-specific alterations in autism spectrum disorder: a meta-analysis of diffusion tensor imaging studies.</w:t>
-      </w:r>
-      <w:r>
-        <w:t xml:space="preserve"> </w:t>
-      </w:r>
-      <w:r>
-        <w:rPr>
-          <w:i/>
-          <w:iCs/>
-        </w:rPr>
-        <w:t xml:space="preserve">Autism Res</w:t>
-      </w:r>
-      <w:r>
-        <w:t xml:space="preserve">. 2025.</w:t>
-      </w:r>
-    </w:p>
-    <w:p>
-      <w:pPr>
-        <w:pStyle w:val="Compact"/>
-        <w:numPr>
-          <w:ilvl w:val="0"/>
-          <w:numId w:val="1011"/>
-        </w:numPr>
-      </w:pPr>
-      <w:r>
-        <w:t xml:space="preserve">Li Y, et al. A meta-analysis of diffusion tensor imaging studies in autism spectrum disorder: evidence for disrupted white matter tracts.</w:t>
-      </w:r>
-      <w:r>
-        <w:t xml:space="preserve"> </w:t>
-      </w:r>
-      <w:r>
-        <w:rPr>
-          <w:i/>
-          <w:iCs/>
-        </w:rPr>
-        <w:t xml:space="preserve">Autism Res</w:t>
-      </w:r>
-      <w:r>
-        <w:t xml:space="preserve">. 2022.</w:t>
-      </w:r>
-    </w:p>
-    <w:p>
-      <w:pPr>
-        <w:pStyle w:val="Compact"/>
-        <w:numPr>
-          <w:ilvl w:val="0"/>
-          <w:numId w:val="1011"/>
-        </w:numPr>
-      </w:pPr>
-      <w:r>
-        <w:t xml:space="preserve">Fletcher PT, et al. Microstructural connectivity of the arcuate fasciculus in adolescents with high-functioning autism.</w:t>
-      </w:r>
-      <w:r>
-        <w:t xml:space="preserve"> </w:t>
-      </w:r>
-      <w:r>
-        <w:rPr>
-          <w:i/>
-          <w:iCs/>
-        </w:rPr>
-        <w:t xml:space="preserve">NeuroImage</w:t>
-      </w:r>
-      <w:r>
-        <w:t xml:space="preserve">. 2010;51(3):1117-1125.</w:t>
-      </w:r>
-    </w:p>
-    <w:p>
-      <w:pPr>
-        <w:pStyle w:val="Compact"/>
-        <w:numPr>
-          <w:ilvl w:val="0"/>
-          <w:numId w:val="1011"/>
-        </w:numPr>
-      </w:pPr>
-      <w:r>
-        <w:t xml:space="preserve">Dachew BA, Mamun A, Engel SM, et al. Pre-eclampsia and the risk of autism-spectrum disorder in offspring: meta-analysis.</w:t>
-      </w:r>
-      <w:r>
-        <w:t xml:space="preserve"> </w:t>
-      </w:r>
-      <w:r>
-        <w:rPr>
-          <w:i/>
-          <w:iCs/>
-        </w:rPr>
-        <w:t xml:space="preserve">Br J Psychiatry</w:t>
-      </w:r>
-      <w:r>
-        <w:t xml:space="preserve">. 2018;212(3):142-147.</w:t>
-      </w:r>
-    </w:p>
-    <w:p>
-      <w:pPr>
-        <w:pStyle w:val="Compact"/>
-        <w:numPr>
-          <w:ilvl w:val="0"/>
-          <w:numId w:val="1011"/>
-        </w:numPr>
-      </w:pPr>
-      <w:r>
-        <w:t xml:space="preserve">Maher GM, O’Keeffe GW, Kearney PM, et al. Association of hypertensive disorders of pregnancy with risk of neurodevelopmental disorders in offspring.</w:t>
-      </w:r>
-      <w:r>
-        <w:t xml:space="preserve"> </w:t>
-      </w:r>
-      <w:r>
-        <w:rPr>
-          <w:i/>
-          <w:iCs/>
-        </w:rPr>
-        <w:t xml:space="preserve">JAMA Psychiatry</w:t>
-      </w:r>
-      <w:r>
-        <w:t xml:space="preserve">. 2018;75(8):809-819.</w:t>
-      </w:r>
-    </w:p>
-    <w:p>
-      <w:pPr>
-        <w:pStyle w:val="Compact"/>
-        <w:numPr>
-          <w:ilvl w:val="0"/>
-          <w:numId w:val="1011"/>
-        </w:numPr>
-      </w:pPr>
-      <w:r>
-        <w:t xml:space="preserve">Maher GM, et al. Hypertensive disorders of pregnancy and risk of neurodevelopmental disorders in offspring: a Swedish cohort study.</w:t>
-      </w:r>
-      <w:r>
-        <w:t xml:space="preserve"> </w:t>
-      </w:r>
-      <w:r>
-        <w:rPr>
-          <w:i/>
-          <w:iCs/>
-        </w:rPr>
-        <w:t xml:space="preserve">J Child Psychol Psychiatry</w:t>
-      </w:r>
-      <w:r>
-        <w:t xml:space="preserve">. 2020.</w:t>
-      </w:r>
-    </w:p>
-    <w:p>
-      <w:pPr>
-        <w:pStyle w:val="Compact"/>
-        <w:numPr>
-          <w:ilvl w:val="0"/>
-          <w:numId w:val="1011"/>
-        </w:numPr>
-      </w:pPr>
-      <w:r>
-        <w:t xml:space="preserve">Sun BZ, Moster D, Harmon QE, Wilcox AJ. Association of preeclampsia in term births with neurodevelopmental disorders in offspring.</w:t>
-      </w:r>
-      <w:r>
-        <w:t xml:space="preserve"> </w:t>
-      </w:r>
-      <w:r>
-        <w:rPr>
-          <w:i/>
-          <w:iCs/>
-        </w:rPr>
-        <w:t xml:space="preserve">JAMA Psychiatry</w:t>
-      </w:r>
-      <w:r>
-        <w:t xml:space="preserve">. 2020;77(8):823-829.</w:t>
-      </w:r>
-    </w:p>
-    <w:p>
-      <w:pPr>
-        <w:pStyle w:val="Compact"/>
-        <w:numPr>
-          <w:ilvl w:val="0"/>
-          <w:numId w:val="1011"/>
-        </w:numPr>
-      </w:pPr>
-      <w:r>
-        <w:t xml:space="preserve">Wang C, et al. Hypertensive disorders of pregnancy and neurodevelopmental disorders in offspring: a population-based cohort in two Nordic countries.</w:t>
-      </w:r>
-      <w:r>
-        <w:t xml:space="preserve"> </w:t>
-      </w:r>
-      <w:r>
-        <w:rPr>
-          <w:i/>
-          <w:iCs/>
-        </w:rPr>
-        <w:t xml:space="preserve">Eur J Epidemiol</w:t>
-      </w:r>
-      <w:r>
-        <w:t xml:space="preserve">. 2021;36:519-530.</w:t>
-      </w:r>
-    </w:p>
-    <w:p>
-      <w:pPr>
-        <w:pStyle w:val="Compact"/>
-        <w:numPr>
-          <w:ilvl w:val="0"/>
-          <w:numId w:val="1011"/>
-        </w:numPr>
-      </w:pPr>
-      <w:r>
-        <w:t xml:space="preserve">Hu HJ, Fan DF, Ye ZH, Sun Q. Effects of hyperbaric oxygen on Notch signaling pathway in mice.</w:t>
-      </w:r>
-      <w:r>
-        <w:t xml:space="preserve"> </w:t>
-      </w:r>
-      <w:r>
-        <w:rPr>
-          <w:i/>
-          <w:iCs/>
-        </w:rPr>
-        <w:t xml:space="preserve">Med Gas Res</w:t>
-      </w:r>
-      <w:r>
-        <w:t xml:space="preserve">. 2023;13(1):23-28.</w:t>
-      </w:r>
-    </w:p>
-    <w:p>
-      <w:pPr>
-        <w:pStyle w:val="Compact"/>
-        <w:numPr>
-          <w:ilvl w:val="0"/>
-          <w:numId w:val="1011"/>
-        </w:numPr>
-      </w:pPr>
-      <w:r>
-        <w:t xml:space="preserve">Rossignol DA, Rossignol LW, Smith S, et al. Hyperbaric treatment for children with autism: a multicenter, randomized, double-blind, controlled trial.</w:t>
-      </w:r>
-      <w:r>
-        <w:t xml:space="preserve"> </w:t>
-      </w:r>
-      <w:r>
-        <w:rPr>
-          <w:i/>
-          <w:iCs/>
-        </w:rPr>
-        <w:t xml:space="preserve">BMC Pediatr</w:t>
-      </w:r>
-      <w:r>
-        <w:t xml:space="preserve">. 2009;9:21.</w:t>
-      </w:r>
-    </w:p>
-    <w:p>
-      <w:pPr>
-        <w:pStyle w:val="Compact"/>
-        <w:numPr>
-          <w:ilvl w:val="0"/>
-          <w:numId w:val="1011"/>
-        </w:numPr>
-      </w:pPr>
-      <w:r>
-        <w:t xml:space="preserve">Tu P, Halili X, Zhang S, Yang J, Xiao Y. Effectiveness of HBOT in children and adolescents with ASD: systematic review and meta-analysis.</w:t>
-      </w:r>
-      <w:r>
-        <w:t xml:space="preserve"> </w:t>
-      </w:r>
-      <w:r>
-        <w:rPr>
-          <w:i/>
-          <w:iCs/>
-        </w:rPr>
-        <w:t xml:space="preserve">Prog Neuropsychopharmacol Biol Psychiatry</w:t>
-      </w:r>
-      <w:r>
-        <w:t xml:space="preserve">. 2025;137:111257.</w:t>
-      </w:r>
-    </w:p>
-    <w:p>
-      <w:pPr>
-        <w:pStyle w:val="Compact"/>
-        <w:numPr>
-          <w:ilvl w:val="0"/>
-          <w:numId w:val="1011"/>
-        </w:numPr>
-      </w:pPr>
-      <w:r>
-        <w:t xml:space="preserve">Muttathukunnel P, Wälti M, Aboouf MA, et al. Erythropoietin regulates developmental myelination in the brain stimulating postnatal oligodendrocyte maturation.</w:t>
-      </w:r>
-      <w:r>
-        <w:t xml:space="preserve"> </w:t>
-      </w:r>
-      <w:r>
-        <w:rPr>
-          <w:i/>
-          <w:iCs/>
-        </w:rPr>
-        <w:t xml:space="preserve">Sci Rep</w:t>
-      </w:r>
-      <w:r>
-        <w:t xml:space="preserve">. 2023;13:19522.</w:t>
-      </w:r>
-    </w:p>
-    <w:p>
-      <w:pPr>
-        <w:pStyle w:val="Compact"/>
-        <w:numPr>
-          <w:ilvl w:val="0"/>
-          <w:numId w:val="1011"/>
-        </w:numPr>
-      </w:pPr>
-      <w:r>
-        <w:t xml:space="preserve">Chung E, Kong X, Goldberg MP, et al. Erythropoietin-mediated neuroprotection in a pediatric mouse model of chronic hypoxia.</w:t>
-      </w:r>
-      <w:r>
-        <w:t xml:space="preserve"> </w:t>
-      </w:r>
-      <w:r>
-        <w:rPr>
-          <w:i/>
-          <w:iCs/>
-        </w:rPr>
-        <w:t xml:space="preserve">Neurosci Lett</w:t>
-      </w:r>
-      <w:r>
-        <w:t xml:space="preserve">. 2015;597:54-59.</w:t>
-      </w:r>
-    </w:p>
-    <w:p>
-      <w:pPr>
-        <w:pStyle w:val="Compact"/>
-        <w:numPr>
-          <w:ilvl w:val="0"/>
-          <w:numId w:val="1011"/>
-        </w:numPr>
-      </w:pPr>
-      <w:r>
-        <w:t xml:space="preserve">Barres BA, Lazar MA, Raff MC. A novel role for thyroid hormone, glucocorticoids and retinoic acid in timing oligodendrocyte development.</w:t>
-      </w:r>
-      <w:r>
-        <w:t xml:space="preserve"> </w:t>
-      </w:r>
-      <w:r>
-        <w:rPr>
-          <w:i/>
-          <w:iCs/>
-        </w:rPr>
-        <w:t xml:space="preserve">Development</w:t>
-      </w:r>
-      <w:r>
-        <w:t xml:space="preserve">. 1994;120(5):1097-1108.</w:t>
-      </w:r>
-    </w:p>
-    <w:p>
-      <w:pPr>
-        <w:pStyle w:val="Compact"/>
-        <w:numPr>
-          <w:ilvl w:val="0"/>
-          <w:numId w:val="1011"/>
-        </w:numPr>
-      </w:pPr>
-      <w:r>
-        <w:t xml:space="preserve">Newsome SD, et al. A Phase 1b, open-label study to evaluate the safety and tolerability of liothyronine in individuals with MS.</w:t>
-      </w:r>
-      <w:r>
-        <w:t xml:space="preserve"> </w:t>
-      </w:r>
-      <w:r>
-        <w:rPr>
-          <w:i/>
-          <w:iCs/>
-        </w:rPr>
-        <w:t xml:space="preserve">Neurotherapeutics</w:t>
-      </w:r>
-      <w:r>
-        <w:t xml:space="preserve">. 2023;20(5):1263-1274.</w:t>
-      </w:r>
-    </w:p>
-    <w:p>
-      <w:pPr>
-        <w:pStyle w:val="Compact"/>
-        <w:numPr>
-          <w:ilvl w:val="0"/>
-          <w:numId w:val="1011"/>
-        </w:numPr>
-      </w:pPr>
-      <w:r>
-        <w:t xml:space="preserve">Atik A, De Matteo R, et al. Impact of high-dose caffeine on the preterm ovine cerebrum and cerebellum.</w:t>
-      </w:r>
-      <w:r>
-        <w:t xml:space="preserve"> </w:t>
-      </w:r>
-      <w:r>
-        <w:rPr>
-          <w:i/>
-          <w:iCs/>
-        </w:rPr>
-        <w:t xml:space="preserve">Front Physiol</w:t>
-      </w:r>
-      <w:r>
-        <w:t xml:space="preserve">. 2019;10:990.</w:t>
-      </w:r>
-    </w:p>
-    <w:p>
-      <w:pPr>
-        <w:pStyle w:val="Compact"/>
-        <w:numPr>
-          <w:ilvl w:val="0"/>
-          <w:numId w:val="1011"/>
-        </w:numPr>
-      </w:pPr>
-      <w:r>
-        <w:t xml:space="preserve">Schmidt B, Roberts RS, Davis P, et al. Caffeine therapy for apnea of prematurity.</w:t>
-      </w:r>
-      <w:r>
-        <w:t xml:space="preserve"> </w:t>
-      </w:r>
-      <w:r>
-        <w:rPr>
-          <w:i/>
-          <w:iCs/>
-        </w:rPr>
-        <w:t xml:space="preserve">N Engl J Med</w:t>
-      </w:r>
-      <w:r>
-        <w:t xml:space="preserve">. 2006;354(20):2112-2121.</w:t>
-      </w:r>
-    </w:p>
-    <w:p>
-      <w:pPr>
-        <w:pStyle w:val="Compact"/>
-        <w:numPr>
-          <w:ilvl w:val="0"/>
-          <w:numId w:val="1011"/>
-        </w:numPr>
-      </w:pPr>
-      <w:r>
-        <w:t xml:space="preserve">Schmidt B, Anderson PJ, Doyle LW, et al. Survival without disability to age 5 years after neonatal caffeine therapy for apnea of prematurity.</w:t>
-      </w:r>
-      <w:r>
-        <w:t xml:space="preserve"> </w:t>
-      </w:r>
-      <w:r>
-        <w:rPr>
-          <w:i/>
-          <w:iCs/>
-        </w:rPr>
-        <w:t xml:space="preserve">JAMA</w:t>
-      </w:r>
-      <w:r>
-        <w:t xml:space="preserve">. 2012;307(3):275-282.</w:t>
-      </w:r>
-    </w:p>
-    <w:p>
-      <w:pPr>
-        <w:pStyle w:val="Compact"/>
-        <w:numPr>
-          <w:ilvl w:val="0"/>
-          <w:numId w:val="1011"/>
-        </w:numPr>
-      </w:pPr>
-      <w:r>
-        <w:t xml:space="preserve">Doyle LW, Crowther CA, Middleton P, Marret S, Rouse D. Magnesium sulphate for women at risk of preterm birth for neuroprotection of the fetus.</w:t>
-      </w:r>
-      <w:r>
-        <w:t xml:space="preserve"> </w:t>
-      </w:r>
-      <w:r>
-        <w:rPr>
-          <w:i/>
-          <w:iCs/>
-        </w:rPr>
-        <w:t xml:space="preserve">Cochrane Database Syst Rev</w:t>
-      </w:r>
-      <w:r>
-        <w:t xml:space="preserve">. 2009;(1):CD004661.</w:t>
-      </w:r>
-    </w:p>
-    <w:p>
-      <w:pPr>
-        <w:pStyle w:val="Compact"/>
-        <w:numPr>
-          <w:ilvl w:val="0"/>
-          <w:numId w:val="1011"/>
-        </w:numPr>
-      </w:pPr>
-      <w:r>
-        <w:t xml:space="preserve">Mei F, Fancy SPJ, Shen YA, et al. Micropillar arrays as a high-throughput screening platform for therapeutics in multiple sclerosis.</w:t>
-      </w:r>
-      <w:r>
-        <w:t xml:space="preserve"> </w:t>
-      </w:r>
-      <w:r>
-        <w:rPr>
-          <w:i/>
-          <w:iCs/>
-        </w:rPr>
-        <w:t xml:space="preserve">Nat Med</w:t>
-      </w:r>
-      <w:r>
-        <w:t xml:space="preserve">. 2014;20(8):954-960.</w:t>
-      </w:r>
-    </w:p>
-    <w:p>
-      <w:pPr>
-        <w:pStyle w:val="Compact"/>
-        <w:numPr>
-          <w:ilvl w:val="0"/>
-          <w:numId w:val="1011"/>
-        </w:numPr>
-      </w:pPr>
-      <w:r>
-        <w:t xml:space="preserve">Sarrazin N, et al. Clemastine fumarate promotes myelin repair in a nonhuman primate model.</w:t>
-      </w:r>
-      <w:r>
-        <w:t xml:space="preserve"> </w:t>
-      </w:r>
-      <w:r>
-        <w:rPr>
-          <w:i/>
-          <w:iCs/>
-        </w:rPr>
-        <w:t xml:space="preserve">Proc Natl Acad Sci USA</w:t>
-      </w:r>
-      <w:r>
-        <w:t xml:space="preserve">. 2026;123(8):e2520161123.</w:t>
-      </w:r>
-    </w:p>
-    <w:p>
-      <w:pPr>
-        <w:pStyle w:val="Compact"/>
-        <w:numPr>
-          <w:ilvl w:val="0"/>
-          <w:numId w:val="1011"/>
-        </w:numPr>
-      </w:pPr>
-      <w:r>
-        <w:t xml:space="preserve">Oporto-Colicoi V, et al. Mild cognitive impairment and sarcopenia: effects of resistance exercise training.</w:t>
-      </w:r>
-      <w:r>
-        <w:t xml:space="preserve"> </w:t>
-      </w:r>
-      <w:r>
-        <w:rPr>
-          <w:i/>
-          <w:iCs/>
-        </w:rPr>
-        <w:t xml:space="preserve">Int J Mol Sci</w:t>
-      </w:r>
-      <w:r>
-        <w:t xml:space="preserve">. 2025;26(22):11036.</w:t>
-      </w:r>
-    </w:p>
-    <w:p>
-      <w:pPr>
-        <w:pStyle w:val="Compact"/>
-        <w:numPr>
-          <w:ilvl w:val="0"/>
-          <w:numId w:val="1011"/>
-        </w:numPr>
-      </w:pPr>
-      <w:r>
-        <w:t xml:space="preserve">Kou Y, et al. Exercise interventions in ASD: meta-analysis. 2024.</w:t>
-      </w:r>
-    </w:p>
-    <w:p>
-      <w:pPr>
-        <w:pStyle w:val="Compact"/>
-        <w:numPr>
-          <w:ilvl w:val="0"/>
-          <w:numId w:val="1011"/>
-        </w:numPr>
-      </w:pPr>
-      <w:r>
-        <w:t xml:space="preserve">Buddington RK, et al. A phosphatidylserine source of DHA improves neurodevelopment and survival of preterm pigs.</w:t>
-      </w:r>
-      <w:r>
-        <w:t xml:space="preserve"> </w:t>
-      </w:r>
-      <w:r>
-        <w:rPr>
-          <w:i/>
-          <w:iCs/>
-        </w:rPr>
-        <w:t xml:space="preserve">Nutrients</w:t>
-      </w:r>
-      <w:r>
-        <w:t xml:space="preserve">. 2018;10(5):637.</w:t>
-      </w:r>
-    </w:p>
-    <w:p>
-      <w:pPr>
-        <w:pStyle w:val="Compact"/>
-        <w:numPr>
-          <w:ilvl w:val="0"/>
-          <w:numId w:val="1011"/>
-        </w:numPr>
-      </w:pPr>
-      <w:r>
-        <w:t xml:space="preserve">Cotten CM, Murtha AP, Goldberg RN, et al. Feasibility of autologous cord blood cells for infants with hypoxic-ischemic encephalopathy.</w:t>
-      </w:r>
-      <w:r>
-        <w:t xml:space="preserve"> </w:t>
-      </w:r>
-      <w:r>
-        <w:rPr>
-          <w:i/>
-          <w:iCs/>
-        </w:rPr>
-        <w:t xml:space="preserve">J Pediatr</w:t>
-      </w:r>
-      <w:r>
-        <w:t xml:space="preserve">. 2014;164(5):973-979.e1.</w:t>
-      </w:r>
-    </w:p>
-    <w:p>
-      <w:pPr>
-        <w:pStyle w:val="Compact"/>
-        <w:numPr>
-          <w:ilvl w:val="0"/>
-          <w:numId w:val="1011"/>
-        </w:numPr>
-      </w:pPr>
-      <w:r>
-        <w:t xml:space="preserve">Sa de Almeida J, et al. Music therapy in the NICU: effects on neurodevelopment. 2020.</w:t>
-      </w:r>
-    </w:p>
-    <w:p>
-      <w:pPr>
-        <w:pStyle w:val="Compact"/>
-        <w:numPr>
-          <w:ilvl w:val="0"/>
-          <w:numId w:val="1011"/>
-        </w:numPr>
-      </w:pPr>
-      <w:r>
-        <w:t xml:space="preserve">Sandin S, Lichtenstein P, Kuja-Halkola R, et al. The heritability of autism spectrum disorder.</w:t>
-      </w:r>
-      <w:r>
-        <w:t xml:space="preserve"> </w:t>
-      </w:r>
-      <w:r>
-        <w:rPr>
-          <w:i/>
-          <w:iCs/>
-        </w:rPr>
-        <w:t xml:space="preserve">JAMA</w:t>
-      </w:r>
-      <w:r>
-        <w:t xml:space="preserve">. 2017;318(12):1182-1184.</w:t>
-      </w:r>
-    </w:p>
-    <w:p>
-      <w:pPr>
-        <w:pStyle w:val="Compact"/>
-        <w:numPr>
-          <w:ilvl w:val="0"/>
-          <w:numId w:val="1011"/>
-        </w:numPr>
-      </w:pPr>
-      <w:r>
-        <w:t xml:space="preserve">De Rubeis S, He X, Goldberg AP, et al. Synaptic, transcriptional and chromatin genes disrupted in autism.</w:t>
-      </w:r>
-      <w:r>
-        <w:t xml:space="preserve"> </w:t>
-      </w:r>
-      <w:r>
-        <w:rPr>
-          <w:i/>
-          <w:iCs/>
-        </w:rPr>
-        <w:t xml:space="preserve">Nature</w:t>
-      </w:r>
-      <w:r>
-        <w:t xml:space="preserve">. 2014;515(7526):209-215.</w:t>
-      </w:r>
-    </w:p>
-    <w:p>
-      <w:pPr>
-        <w:pStyle w:val="Compact"/>
-        <w:numPr>
-          <w:ilvl w:val="0"/>
-          <w:numId w:val="1011"/>
-        </w:numPr>
-      </w:pPr>
-      <w:r>
-        <w:t xml:space="preserve">Bailey A, Le Couteur A, Gottesman I, et al. Autism as a strongly genetic disorder: evidence from a British twin study.</w:t>
-      </w:r>
-      <w:r>
-        <w:t xml:space="preserve"> </w:t>
-      </w:r>
-      <w:r>
-        <w:rPr>
-          <w:i/>
-          <w:iCs/>
-        </w:rPr>
-        <w:t xml:space="preserve">Psychol Med</w:t>
-      </w:r>
-      <w:r>
-        <w:t xml:space="preserve">. 1995;25(1):63-77.</w:t>
-      </w:r>
-    </w:p>
-    <w:p>
-      <w:pPr>
-        <w:pStyle w:val="Compact"/>
-        <w:numPr>
-          <w:ilvl w:val="0"/>
-          <w:numId w:val="1011"/>
-        </w:numPr>
-      </w:pPr>
-      <w:r>
-        <w:t xml:space="preserve">Stoner R, Chow ML, Boyle MP, et al. Patches of disorganization in the neocortex of children with autism.</w:t>
-      </w:r>
-      <w:r>
-        <w:t xml:space="preserve"> </w:t>
-      </w:r>
-      <w:r>
-        <w:rPr>
-          <w:i/>
-          <w:iCs/>
-        </w:rPr>
-        <w:t xml:space="preserve">N Engl J Med</w:t>
-      </w:r>
-      <w:r>
-        <w:t xml:space="preserve">. 2014;370(13):1209-1219.</w:t>
-      </w:r>
-    </w:p>
-    <w:p>
-      <w:pPr>
-        <w:pStyle w:val="Compact"/>
-        <w:numPr>
-          <w:ilvl w:val="0"/>
-          <w:numId w:val="1011"/>
-        </w:numPr>
-      </w:pPr>
-      <w:r>
-        <w:t xml:space="preserve">Courchesne E, Pierce K, Schumann CM, et al. Mapping early brain development in autism.</w:t>
-      </w:r>
-      <w:r>
-        <w:t xml:space="preserve"> </w:t>
-      </w:r>
-      <w:r>
-        <w:rPr>
-          <w:i/>
-          <w:iCs/>
-        </w:rPr>
-        <w:t xml:space="preserve">Neuron</w:t>
-      </w:r>
-      <w:r>
-        <w:t xml:space="preserve">. 2007;56(2):399-413.</w:t>
-      </w:r>
-    </w:p>
-    <w:p>
-      <w:pPr>
-        <w:pStyle w:val="Compact"/>
-        <w:numPr>
-          <w:ilvl w:val="0"/>
-          <w:numId w:val="1011"/>
-        </w:numPr>
-      </w:pPr>
-      <w:r>
-        <w:t xml:space="preserve">O’Reilly C, Lewis JD, Bhatt S. Functional connectivity in autism: development and modulation.</w:t>
-      </w:r>
-      <w:r>
-        <w:t xml:space="preserve"> </w:t>
-      </w:r>
-      <w:r>
-        <w:rPr>
-          <w:i/>
-          <w:iCs/>
-        </w:rPr>
-        <w:t xml:space="preserve">PLOS ONE</w:t>
-      </w:r>
-      <w:r>
-        <w:t xml:space="preserve">. 2017;12(5):e0175870.</w:t>
-      </w:r>
-    </w:p>
-    <w:p>
-      <w:pPr>
-        <w:pStyle w:val="Compact"/>
-        <w:numPr>
-          <w:ilvl w:val="0"/>
-          <w:numId w:val="1011"/>
-        </w:numPr>
-      </w:pPr>
-      <w:r>
-        <w:t xml:space="preserve">Volpe JJ. Brain injury in premature infants: a complex amalgam of destructive and developmental disturbances.</w:t>
-      </w:r>
-      <w:r>
-        <w:t xml:space="preserve"> </w:t>
-      </w:r>
-      <w:r>
-        <w:rPr>
-          <w:i/>
-          <w:iCs/>
-        </w:rPr>
-        <w:t xml:space="preserve">Lancet Neurol</w:t>
-      </w:r>
-      <w:r>
-        <w:t xml:space="preserve">. 2009;8(1):110-124.</w:t>
-      </w:r>
-    </w:p>
-    <w:p>
-      <w:pPr>
-        <w:pStyle w:val="Compact"/>
-        <w:numPr>
-          <w:ilvl w:val="0"/>
-          <w:numId w:val="1011"/>
-        </w:numPr>
-      </w:pPr>
-      <w:r>
-        <w:t xml:space="preserve">Bear MF, Huber KM, Warren ST. The mGluR theory of fragile X mental retardation.</w:t>
-      </w:r>
-      <w:r>
-        <w:t xml:space="preserve"> </w:t>
-      </w:r>
-      <w:r>
-        <w:rPr>
-          <w:i/>
-          <w:iCs/>
-        </w:rPr>
-        <w:t xml:space="preserve">Trends Neurosci</w:t>
-      </w:r>
-      <w:r>
-        <w:t xml:space="preserve">. 2004;27(7):370-377.</w:t>
-      </w:r>
-    </w:p>
-    <w:p>
-      <w:pPr>
-        <w:pStyle w:val="Compact"/>
-        <w:numPr>
-          <w:ilvl w:val="0"/>
-          <w:numId w:val="1011"/>
-        </w:numPr>
-      </w:pPr>
-      <w:r>
-        <w:t xml:space="preserve">Amir RE, Van den Veyver IB, Wan M, et al. Rett syndrome is caused by mutations in X-linked MECP2.</w:t>
-      </w:r>
-      <w:r>
-        <w:t xml:space="preserve"> </w:t>
-      </w:r>
-      <w:r>
-        <w:rPr>
-          <w:i/>
-          <w:iCs/>
-        </w:rPr>
-        <w:t xml:space="preserve">Nat Genet</w:t>
-      </w:r>
-      <w:r>
-        <w:t xml:space="preserve">. 1999;23(2):185-188.</w:t>
-      </w:r>
-    </w:p>
-    <w:p>
-      <w:pPr>
-        <w:pStyle w:val="Compact"/>
-        <w:numPr>
-          <w:ilvl w:val="0"/>
-          <w:numId w:val="1011"/>
-        </w:numPr>
-      </w:pPr>
-      <w:r>
-        <w:t xml:space="preserve">European Chromosome 16 Tuberous Sclerosis Consortium. Identification of the tuberous sclerosis gene TSC1 on chromosome 9q34.</w:t>
-      </w:r>
-      <w:r>
-        <w:t xml:space="preserve"> </w:t>
-      </w:r>
-      <w:r>
-        <w:rPr>
-          <w:i/>
-          <w:iCs/>
-        </w:rPr>
-        <w:t xml:space="preserve">Science</w:t>
-      </w:r>
-      <w:r>
-        <w:t xml:space="preserve">. 1997;277(5327):805-808.</w:t>
-      </w:r>
-    </w:p>
-    <w:p>
-      <w:pPr>
-        <w:pStyle w:val="Compact"/>
-        <w:numPr>
-          <w:ilvl w:val="0"/>
-          <w:numId w:val="1011"/>
-        </w:numPr>
-      </w:pPr>
-      <w:r>
-        <w:t xml:space="preserve">Subhi R, et al. Pulse oximetry and oxygen availability in primary health facilities: MOXY baseline.</w:t>
-      </w:r>
-      <w:r>
-        <w:t xml:space="preserve"> </w:t>
-      </w:r>
-      <w:r>
-        <w:rPr>
-          <w:i/>
-          <w:iCs/>
-        </w:rPr>
-        <w:t xml:space="preserve">Lancet Glob Health</w:t>
-      </w:r>
-      <w:r>
-        <w:t xml:space="preserve">. 2025.</w:t>
-      </w:r>
-    </w:p>
-    <w:p>
-      <w:pPr>
-        <w:pStyle w:val="Compact"/>
-        <w:numPr>
-          <w:ilvl w:val="0"/>
-          <w:numId w:val="1011"/>
-        </w:numPr>
-      </w:pPr>
-      <w:r>
-        <w:t xml:space="preserve">Huang RC, Garratt ES, Pan H, et al. Genome-wide methylation analysis identifies differentially methylated CpG loci associated with severe obesity in childhood.</w:t>
-      </w:r>
-      <w:r>
-        <w:t xml:space="preserve"> </w:t>
-      </w:r>
-      <w:r>
-        <w:rPr>
-          <w:i/>
-          <w:iCs/>
-        </w:rPr>
-        <w:t xml:space="preserve">Epigenetics</w:t>
-      </w:r>
-      <w:r>
-        <w:t xml:space="preserve">. 2019;14(9):945-958.</w:t>
-      </w:r>
-    </w:p>
-    <w:p>
-      <w:pPr>
-        <w:pStyle w:val="Compact"/>
-        <w:numPr>
-          <w:ilvl w:val="0"/>
-          <w:numId w:val="1011"/>
-        </w:numPr>
-      </w:pPr>
-      <w:r>
-        <w:t xml:space="preserve">Patterson AJ, Zhang L. Hypoxia and fetal heart development.</w:t>
-      </w:r>
-      <w:r>
-        <w:t xml:space="preserve"> </w:t>
-      </w:r>
-      <w:r>
-        <w:rPr>
-          <w:i/>
-          <w:iCs/>
-        </w:rPr>
-        <w:t xml:space="preserve">Curr Mol Med</w:t>
-      </w:r>
-      <w:r>
-        <w:t xml:space="preserve">. 2010;10(7):653-666.</w:t>
-      </w:r>
-    </w:p>
-    <w:p>
-      <w:pPr>
-        <w:pStyle w:val="Compact"/>
-        <w:numPr>
-          <w:ilvl w:val="0"/>
-          <w:numId w:val="1011"/>
-        </w:numPr>
-      </w:pPr>
-      <w:r>
-        <w:t xml:space="preserve">Nätt D, Barchiesi R, et al. Perinatal malnutrition leads to sexually dimorphic behavioral responses with associated epigenetic changes in the mouse brain.</w:t>
-      </w:r>
-      <w:r>
-        <w:t xml:space="preserve"> </w:t>
-      </w:r>
-      <w:r>
-        <w:rPr>
-          <w:i/>
-          <w:iCs/>
-        </w:rPr>
-        <w:t xml:space="preserve">Sci Rep</w:t>
-      </w:r>
-      <w:r>
-        <w:t xml:space="preserve">. 2017;7:11082.</w:t>
-      </w:r>
-    </w:p>
-    <w:p>
-      <w:pPr>
-        <w:pStyle w:val="Compact"/>
-        <w:numPr>
-          <w:ilvl w:val="0"/>
-          <w:numId w:val="1011"/>
-        </w:numPr>
-      </w:pPr>
-      <w:r>
-        <w:t xml:space="preserve">Knight AK, Craig JM, Theda C, et al. An epigenetic clock for gestational age at birth based on blood methylation data.</w:t>
-      </w:r>
-      <w:r>
-        <w:t xml:space="preserve"> </w:t>
-      </w:r>
-      <w:r>
-        <w:rPr>
-          <w:i/>
-          <w:iCs/>
-        </w:rPr>
-        <w:t xml:space="preserve">Genome Biol</w:t>
-      </w:r>
-      <w:r>
-        <w:t xml:space="preserve">. 2016;17(1):206.</w:t>
-      </w:r>
-    </w:p>
-    <w:p>
-      <w:pPr>
-        <w:pStyle w:val="Compact"/>
-        <w:numPr>
-          <w:ilvl w:val="0"/>
-          <w:numId w:val="1011"/>
-        </w:numPr>
-      </w:pPr>
-      <w:r>
-        <w:t xml:space="preserve">Bohlin J, Håberg SE, Magnus P, et al. Prediction of gestational age based on genome-wide differentially methylated regions.</w:t>
-      </w:r>
-      <w:r>
-        <w:t xml:space="preserve"> </w:t>
-      </w:r>
-      <w:r>
-        <w:rPr>
-          <w:i/>
-          <w:iCs/>
-        </w:rPr>
-        <w:t xml:space="preserve">Genome Biol</w:t>
-      </w:r>
-      <w:r>
-        <w:t xml:space="preserve">. 2016;17(1):207.</w:t>
+        <w:t xml:space="preserve">DECLARATIONS</w:t>
+      </w:r>
+    </w:p>
+    <w:p>
+      <w:pPr>
+        <w:pStyle w:val="FirstParagraph"/>
+      </w:pPr>
+      <w:r>
+        <w:rPr>
+          <w:b/>
+          <w:bCs/>
+        </w:rPr>
+        <w:t xml:space="preserve">Competing Interests:</w:t>
+      </w:r>
+      <w:r>
+        <w:t xml:space="preserve"> </w:t>
+      </w:r>
+      <w:r>
+        <w:t xml:space="preserve">The author declares no competing interests.</w:t>
+      </w:r>
+    </w:p>
+    <w:p>
+      <w:pPr>
+        <w:pStyle w:val="BodyText"/>
+      </w:pPr>
+      <w:r>
+        <w:rPr>
+          <w:b/>
+          <w:bCs/>
+        </w:rPr>
+        <w:t xml:space="preserve">Funding:</w:t>
+      </w:r>
+      <w:r>
+        <w:t xml:space="preserve"> </w:t>
+      </w:r>
+      <w:r>
+        <w:t xml:space="preserve">This research received no external funding.</w:t>
+      </w:r>
+    </w:p>
+    <w:p>
+      <w:pPr>
+        <w:pStyle w:val="BodyText"/>
+      </w:pPr>
+      <w:r>
+        <w:rPr>
+          <w:b/>
+          <w:bCs/>
+        </w:rPr>
+        <w:t xml:space="preserve">Ethics Statement:</w:t>
+      </w:r>
+      <w:r>
+        <w:t xml:space="preserve"> </w:t>
+      </w:r>
+      <w:r>
+        <w:t xml:space="preserve">This work is a literature synthesis and hypothesis paper. No human subjects were enrolled, no patient data were collected, and no ethics committee approval was required.</w:t>
+      </w:r>
+    </w:p>
+    <w:p>
+      <w:pPr>
+        <w:pStyle w:val="BodyText"/>
+      </w:pPr>
+      <w:r>
+        <w:rPr>
+          <w:b/>
+          <w:bCs/>
+        </w:rPr>
+        <w:t xml:space="preserve">Data Availability:</w:t>
+      </w:r>
+      <w:r>
+        <w:t xml:space="preserve"> </w:t>
+      </w:r>
+      <w:r>
+        <w:t xml:space="preserve">This is a literature synthesis; no original experimental data were generated. All supporting materials, including the 22 thematic research documents comprising the evidence base (12,500+ lines, 400+ citations), are publicly available at: https://github.com/JustNothingJay/SECS_Research/tree/main/biological-research</w:t>
+      </w:r>
+    </w:p>
+    <w:p>
+      <w:pPr>
+        <w:pStyle w:val="BodyText"/>
+      </w:pPr>
+      <w:r>
+        <w:rPr>
+          <w:b/>
+          <w:bCs/>
+        </w:rPr>
+        <w:t xml:space="preserve">Author Contributions:</w:t>
+      </w:r>
+      <w:r>
+        <w:t xml:space="preserve"> </w:t>
+      </w:r>
+      <w:r>
+        <w:t xml:space="preserve">JC conceived the model, conducted the literature synthesis, performed the adversarial stress test, and wrote the manuscript.</w:t>
       </w:r>
     </w:p>
     <w:p>
@@ -6352,6 +4663,2481 @@
         </w:pict>
       </w:r>
     </w:p>
+    <w:bookmarkEnd w:id="54"/>
+    <w:bookmarkStart w:id="55" w:name="references"/>
+    <w:p>
+      <w:pPr>
+        <w:pStyle w:val="Heading2"/>
+      </w:pPr>
+      <w:r>
+        <w:t xml:space="preserve">REFERENCES</w:t>
+      </w:r>
+    </w:p>
+    <w:p>
+      <w:pPr>
+        <w:pStyle w:val="Compact"/>
+        <w:numPr>
+          <w:ilvl w:val="0"/>
+          <w:numId w:val="1011"/>
+        </w:numPr>
+      </w:pPr>
+      <w:r>
+        <w:t xml:space="preserve">Dachew BA, Mamun A, Engel SM, et al. Association between hypertensive disorders of pregnancy and the risk of autism spectrum disorder in offspring: a systematic review and meta-analysis.</w:t>
+      </w:r>
+      <w:r>
+        <w:t xml:space="preserve"> </w:t>
+      </w:r>
+      <w:r>
+        <w:rPr>
+          <w:i/>
+          <w:iCs/>
+        </w:rPr>
+        <w:t xml:space="preserve">BMJ Open</w:t>
+      </w:r>
+      <w:r>
+        <w:t xml:space="preserve">. 2018;8:e019212.</w:t>
+      </w:r>
+    </w:p>
+    <w:p>
+      <w:pPr>
+        <w:pStyle w:val="Compact"/>
+        <w:numPr>
+          <w:ilvl w:val="0"/>
+          <w:numId w:val="1011"/>
+        </w:numPr>
+      </w:pPr>
+      <w:r>
+        <w:t xml:space="preserve">Maher GM, O’Keeffe GW, Kearney PM, et al. Association of hypertensive disorders of pregnancy with risk of neurodevelopmental disorders in offspring: a systematic review and meta-analysis.</w:t>
+      </w:r>
+      <w:r>
+        <w:t xml:space="preserve"> </w:t>
+      </w:r>
+      <w:r>
+        <w:rPr>
+          <w:i/>
+          <w:iCs/>
+        </w:rPr>
+        <w:t xml:space="preserve">JAMA Psychiatry</w:t>
+      </w:r>
+      <w:r>
+        <w:t xml:space="preserve">. 2018;75(8):809-819.</w:t>
+      </w:r>
+    </w:p>
+    <w:p>
+      <w:pPr>
+        <w:pStyle w:val="Compact"/>
+        <w:numPr>
+          <w:ilvl w:val="0"/>
+          <w:numId w:val="1011"/>
+        </w:numPr>
+      </w:pPr>
+      <w:r>
+        <w:t xml:space="preserve">Wang C, Geng H, Liu W, Zhang G. Prenatal, perinatal, and postnatal factors associated with autism: a meta-analysis.</w:t>
+      </w:r>
+      <w:r>
+        <w:t xml:space="preserve"> </w:t>
+      </w:r>
+      <w:r>
+        <w:rPr>
+          <w:i/>
+          <w:iCs/>
+        </w:rPr>
+        <w:t xml:space="preserve">Medicine</w:t>
+      </w:r>
+      <w:r>
+        <w:t xml:space="preserve">. 2017;96(18):e6696.</w:t>
+      </w:r>
+    </w:p>
+    <w:p>
+      <w:pPr>
+        <w:pStyle w:val="Compact"/>
+        <w:numPr>
+          <w:ilvl w:val="0"/>
+          <w:numId w:val="1011"/>
+        </w:numPr>
+      </w:pPr>
+      <w:r>
+        <w:t xml:space="preserve">Back SA, Luo NL, Borenstein NS, et al. Late oligodendrocyte progenitors coincide with the developmental window of vulnerability for human perinatal white matter injury.</w:t>
+      </w:r>
+      <w:r>
+        <w:t xml:space="preserve"> </w:t>
+      </w:r>
+      <w:r>
+        <w:rPr>
+          <w:i/>
+          <w:iCs/>
+        </w:rPr>
+        <w:t xml:space="preserve">J Neurosci</w:t>
+      </w:r>
+      <w:r>
+        <w:t xml:space="preserve">. 2001;21(4):1302-1312.</w:t>
+      </w:r>
+    </w:p>
+    <w:p>
+      <w:pPr>
+        <w:pStyle w:val="Compact"/>
+        <w:numPr>
+          <w:ilvl w:val="0"/>
+          <w:numId w:val="1011"/>
+        </w:numPr>
+      </w:pPr>
+      <w:r>
+        <w:t xml:space="preserve">Back SA, Han BH, Luo NL, et al. Selective vulnerability of late oligodendrocyte progenitors to hypoxia-ischemia.</w:t>
+      </w:r>
+      <w:r>
+        <w:t xml:space="preserve"> </w:t>
+      </w:r>
+      <w:r>
+        <w:rPr>
+          <w:i/>
+          <w:iCs/>
+        </w:rPr>
+        <w:t xml:space="preserve">J Neurosci</w:t>
+      </w:r>
+      <w:r>
+        <w:t xml:space="preserve">. 2002;22(2):455-463.</w:t>
+      </w:r>
+    </w:p>
+    <w:p>
+      <w:pPr>
+        <w:pStyle w:val="Compact"/>
+        <w:numPr>
+          <w:ilvl w:val="0"/>
+          <w:numId w:val="1011"/>
+        </w:numPr>
+      </w:pPr>
+      <w:r>
+        <w:t xml:space="preserve">Buser JR, Maire J, Bhatt A, et al. Arrested preoligodendrocyte maturation contributes to myelination failure in premature infants.</w:t>
+      </w:r>
+      <w:r>
+        <w:t xml:space="preserve"> </w:t>
+      </w:r>
+      <w:r>
+        <w:rPr>
+          <w:i/>
+          <w:iCs/>
+        </w:rPr>
+        <w:t xml:space="preserve">Ann Neurol</w:t>
+      </w:r>
+      <w:r>
+        <w:t xml:space="preserve">. 2012;71(1):93-109.</w:t>
+      </w:r>
+    </w:p>
+    <w:p>
+      <w:pPr>
+        <w:pStyle w:val="Compact"/>
+        <w:numPr>
+          <w:ilvl w:val="0"/>
+          <w:numId w:val="1011"/>
+        </w:numPr>
+      </w:pPr>
+      <w:r>
+        <w:t xml:space="preserve">Luyckx VA, Brenner BM. The clinical importance of nephron mass.</w:t>
+      </w:r>
+      <w:r>
+        <w:t xml:space="preserve"> </w:t>
+      </w:r>
+      <w:r>
+        <w:rPr>
+          <w:i/>
+          <w:iCs/>
+        </w:rPr>
+        <w:t xml:space="preserve">J Am Soc Nephrol</w:t>
+      </w:r>
+      <w:r>
+        <w:t xml:space="preserve">. 2010;21(6):898-910.</w:t>
+      </w:r>
+    </w:p>
+    <w:p>
+      <w:pPr>
+        <w:pStyle w:val="Compact"/>
+        <w:numPr>
+          <w:ilvl w:val="0"/>
+          <w:numId w:val="1011"/>
+        </w:numPr>
+      </w:pPr>
+      <w:r>
+        <w:t xml:space="preserve">Brenner BM, Garcia DL, Anderson S. Glomeruli and blood pressure: less of one, more of the other?</w:t>
+      </w:r>
+      <w:r>
+        <w:t xml:space="preserve"> </w:t>
+      </w:r>
+      <w:r>
+        <w:rPr>
+          <w:i/>
+          <w:iCs/>
+        </w:rPr>
+        <w:t xml:space="preserve">Am J Hypertens</w:t>
+      </w:r>
+      <w:r>
+        <w:t xml:space="preserve">. 1988;1(4 Pt 1):335-347.</w:t>
+      </w:r>
+    </w:p>
+    <w:p>
+      <w:pPr>
+        <w:pStyle w:val="Compact"/>
+        <w:numPr>
+          <w:ilvl w:val="0"/>
+          <w:numId w:val="1011"/>
+        </w:numPr>
+      </w:pPr>
+      <w:r>
+        <w:t xml:space="preserve">Bauman ML, Kemper TL. Histoanatomic observations of the brain in early infantile autism.</w:t>
+      </w:r>
+      <w:r>
+        <w:t xml:space="preserve"> </w:t>
+      </w:r>
+      <w:r>
+        <w:rPr>
+          <w:i/>
+          <w:iCs/>
+        </w:rPr>
+        <w:t xml:space="preserve">Neurology</w:t>
+      </w:r>
+      <w:r>
+        <w:t xml:space="preserve">. 1985;35(6):866-874.</w:t>
+      </w:r>
+    </w:p>
+    <w:p>
+      <w:pPr>
+        <w:pStyle w:val="Compact"/>
+        <w:numPr>
+          <w:ilvl w:val="0"/>
+          <w:numId w:val="1011"/>
+        </w:numPr>
+      </w:pPr>
+      <w:r>
+        <w:t xml:space="preserve">Botting KJ, Wang KC, Paber M, et al. Early origins of heart disease: low birth weight and determinants of cardiomyocyte endowment.</w:t>
+      </w:r>
+      <w:r>
+        <w:t xml:space="preserve"> </w:t>
+      </w:r>
+      <w:r>
+        <w:rPr>
+          <w:i/>
+          <w:iCs/>
+        </w:rPr>
+        <w:t xml:space="preserve">Clin Exp Pharmacol Physiol</w:t>
+      </w:r>
+      <w:r>
+        <w:t xml:space="preserve">. 2012;39(9):814-823.</w:t>
+      </w:r>
+    </w:p>
+    <w:p>
+      <w:pPr>
+        <w:pStyle w:val="Compact"/>
+        <w:numPr>
+          <w:ilvl w:val="0"/>
+          <w:numId w:val="1011"/>
+        </w:numPr>
+      </w:pPr>
+      <w:r>
+        <w:t xml:space="preserve">Schmidt-Kastner R, Freund TF. Selective vulnerability of the hippocampus in brain ischemia.</w:t>
+      </w:r>
+      <w:r>
+        <w:t xml:space="preserve"> </w:t>
+      </w:r>
+      <w:r>
+        <w:rPr>
+          <w:i/>
+          <w:iCs/>
+        </w:rPr>
+        <w:t xml:space="preserve">Neuroscience</w:t>
+      </w:r>
+      <w:r>
+        <w:t xml:space="preserve">. 1991;40(3):599-636.</w:t>
+      </w:r>
+    </w:p>
+    <w:p>
+      <w:pPr>
+        <w:pStyle w:val="Compact"/>
+        <w:numPr>
+          <w:ilvl w:val="0"/>
+          <w:numId w:val="1011"/>
+        </w:numPr>
+      </w:pPr>
+      <w:r>
+        <w:t xml:space="preserve">Barker DJ. The fetal and infant origins of adult disease.</w:t>
+      </w:r>
+      <w:r>
+        <w:t xml:space="preserve"> </w:t>
+      </w:r>
+      <w:r>
+        <w:rPr>
+          <w:i/>
+          <w:iCs/>
+        </w:rPr>
+        <w:t xml:space="preserve">BMJ</w:t>
+      </w:r>
+      <w:r>
+        <w:t xml:space="preserve">. 1990;301(6761):1111.</w:t>
+      </w:r>
+    </w:p>
+    <w:p>
+      <w:pPr>
+        <w:pStyle w:val="Compact"/>
+        <w:numPr>
+          <w:ilvl w:val="0"/>
+          <w:numId w:val="1011"/>
+        </w:numPr>
+      </w:pPr>
+      <w:r>
+        <w:t xml:space="preserve">Barker DJ. Fetal origins of coronary heart disease.</w:t>
+      </w:r>
+      <w:r>
+        <w:t xml:space="preserve"> </w:t>
+      </w:r>
+      <w:r>
+        <w:rPr>
+          <w:i/>
+          <w:iCs/>
+        </w:rPr>
+        <w:t xml:space="preserve">BMJ</w:t>
+      </w:r>
+      <w:r>
+        <w:t xml:space="preserve">. 1995;311(6998):171-174.</w:t>
+      </w:r>
+    </w:p>
+    <w:p>
+      <w:pPr>
+        <w:pStyle w:val="Compact"/>
+        <w:numPr>
+          <w:ilvl w:val="0"/>
+          <w:numId w:val="1011"/>
+        </w:numPr>
+      </w:pPr>
+      <w:r>
+        <w:t xml:space="preserve">Barker DJ. The origins of the developmental origins theory.</w:t>
+      </w:r>
+      <w:r>
+        <w:t xml:space="preserve"> </w:t>
+      </w:r>
+      <w:r>
+        <w:rPr>
+          <w:i/>
+          <w:iCs/>
+        </w:rPr>
+        <w:t xml:space="preserve">J Intern Med</w:t>
+      </w:r>
+      <w:r>
+        <w:t xml:space="preserve">. 2007;261(5):467-474.</w:t>
+      </w:r>
+    </w:p>
+    <w:p>
+      <w:pPr>
+        <w:pStyle w:val="Compact"/>
+        <w:numPr>
+          <w:ilvl w:val="0"/>
+          <w:numId w:val="1011"/>
+        </w:numPr>
+      </w:pPr>
+      <w:r>
+        <w:t xml:space="preserve">Gluckman PD, Hanson MA. Living with the past: evolution, development, and patterns of disease.</w:t>
+      </w:r>
+      <w:r>
+        <w:t xml:space="preserve"> </w:t>
+      </w:r>
+      <w:r>
+        <w:rPr>
+          <w:i/>
+          <w:iCs/>
+        </w:rPr>
+        <w:t xml:space="preserve">Science</w:t>
+      </w:r>
+      <w:r>
+        <w:t xml:space="preserve">. 2004;305(5691):1733-1736.</w:t>
+      </w:r>
+    </w:p>
+    <w:p>
+      <w:pPr>
+        <w:pStyle w:val="Compact"/>
+        <w:numPr>
+          <w:ilvl w:val="0"/>
+          <w:numId w:val="1011"/>
+        </w:numPr>
+      </w:pPr>
+      <w:r>
+        <w:t xml:space="preserve">Hanson MA, Gluckman PD. Early developmental conditioning of later health and disease: physiology or pathophysiology?</w:t>
+      </w:r>
+      <w:r>
+        <w:t xml:space="preserve"> </w:t>
+      </w:r>
+      <w:r>
+        <w:rPr>
+          <w:i/>
+          <w:iCs/>
+        </w:rPr>
+        <w:t xml:space="preserve">Physiol Rev</w:t>
+      </w:r>
+      <w:r>
+        <w:t xml:space="preserve">. 2014;94(4):1027-1076.</w:t>
+      </w:r>
+    </w:p>
+    <w:p>
+      <w:pPr>
+        <w:pStyle w:val="Compact"/>
+        <w:numPr>
+          <w:ilvl w:val="0"/>
+          <w:numId w:val="1011"/>
+        </w:numPr>
+      </w:pPr>
+      <w:r>
+        <w:t xml:space="preserve">Godfrey KM, Lillycrop KA, Burdge GC, et al. Epigenetic mechanisms and the mismatch concept of the developmental origins of health and disease.</w:t>
+      </w:r>
+      <w:r>
+        <w:t xml:space="preserve"> </w:t>
+      </w:r>
+      <w:r>
+        <w:rPr>
+          <w:i/>
+          <w:iCs/>
+        </w:rPr>
+        <w:t xml:space="preserve">Pediatr Res</w:t>
+      </w:r>
+      <w:r>
+        <w:t xml:space="preserve">. 2007;61(5 Pt 2):5R-10R.</w:t>
+      </w:r>
+    </w:p>
+    <w:p>
+      <w:pPr>
+        <w:pStyle w:val="Compact"/>
+        <w:numPr>
+          <w:ilvl w:val="0"/>
+          <w:numId w:val="1011"/>
+        </w:numPr>
+      </w:pPr>
+      <w:r>
+        <w:t xml:space="preserve">Contreras NA, Fontana L, Tosti V, Nikolich-Žugich J. Calorie restriction induces reversible lymphopenia and lymphoid organ atrophy due to cell redistribution.</w:t>
+      </w:r>
+      <w:r>
+        <w:t xml:space="preserve"> </w:t>
+      </w:r>
+      <w:r>
+        <w:rPr>
+          <w:i/>
+          <w:iCs/>
+        </w:rPr>
+        <w:t xml:space="preserve">Geroscience</w:t>
+      </w:r>
+      <w:r>
+        <w:t xml:space="preserve">. 2018;40(3):279-291.</w:t>
+      </w:r>
+    </w:p>
+    <w:p>
+      <w:pPr>
+        <w:pStyle w:val="Compact"/>
+        <w:numPr>
+          <w:ilvl w:val="0"/>
+          <w:numId w:val="1011"/>
+        </w:numPr>
+      </w:pPr>
+      <w:r>
+        <w:t xml:space="preserve">Boehmer BH, Limesand SW, Rozance PJ. The impact of IUGR on pancreatic islet development and neonatal β-cell homeostasis.</w:t>
+      </w:r>
+      <w:r>
+        <w:t xml:space="preserve"> </w:t>
+      </w:r>
+      <w:r>
+        <w:rPr>
+          <w:i/>
+          <w:iCs/>
+        </w:rPr>
+        <w:t xml:space="preserve">J Endocrinol</w:t>
+      </w:r>
+      <w:r>
+        <w:t xml:space="preserve">. 2017;235(2):R63-R76.</w:t>
+      </w:r>
+    </w:p>
+    <w:p>
+      <w:pPr>
+        <w:pStyle w:val="Compact"/>
+        <w:numPr>
+          <w:ilvl w:val="0"/>
+          <w:numId w:val="1011"/>
+        </w:numPr>
+      </w:pPr>
+      <w:r>
+        <w:t xml:space="preserve">Saini Y, Harkema JR, LaPres JJ. HIF1α is essential for normal intrauterine differentiation of alveolar epithelium and surfactant production in the newborn lung of mice.</w:t>
+      </w:r>
+      <w:r>
+        <w:t xml:space="preserve"> </w:t>
+      </w:r>
+      <w:r>
+        <w:rPr>
+          <w:i/>
+          <w:iCs/>
+        </w:rPr>
+        <w:t xml:space="preserve">J Biol Chem</w:t>
+      </w:r>
+      <w:r>
+        <w:t xml:space="preserve">. 2008;283(48):33650-33657.</w:t>
+      </w:r>
+    </w:p>
+    <w:p>
+      <w:pPr>
+        <w:pStyle w:val="Compact"/>
+        <w:numPr>
+          <w:ilvl w:val="0"/>
+          <w:numId w:val="1011"/>
+        </w:numPr>
+      </w:pPr>
+      <w:r>
+        <w:t xml:space="preserve">McQuillen PS, DeFreitas MF, Zada G, Bhatt DL, Bhatt SM. Selective vulnerability of subplate neurons after early neonatal hypoxia-ischemia.</w:t>
+      </w:r>
+      <w:r>
+        <w:t xml:space="preserve"> </w:t>
+      </w:r>
+      <w:r>
+        <w:rPr>
+          <w:i/>
+          <w:iCs/>
+        </w:rPr>
+        <w:t xml:space="preserve">J Neurosci</w:t>
+      </w:r>
+      <w:r>
+        <w:t xml:space="preserve">. 2003;23(8):3308-3315.</w:t>
+      </w:r>
+    </w:p>
+    <w:p>
+      <w:pPr>
+        <w:pStyle w:val="Compact"/>
+        <w:numPr>
+          <w:ilvl w:val="0"/>
+          <w:numId w:val="1011"/>
+        </w:numPr>
+      </w:pPr>
+      <w:r>
+        <w:t xml:space="preserve">McClendon E, Shaver DC, Degener-O’Brien K, et al. Transient hypoxemia chronically disrupts maturation of preterm fetal ovine subplate neuron arborization and activity.</w:t>
+      </w:r>
+      <w:r>
+        <w:t xml:space="preserve"> </w:t>
+      </w:r>
+      <w:r>
+        <w:rPr>
+          <w:i/>
+          <w:iCs/>
+        </w:rPr>
+        <w:t xml:space="preserve">J Neurosci</w:t>
+      </w:r>
+      <w:r>
+        <w:t xml:space="preserve">. 2017;37(49):11912-11929.</w:t>
+      </w:r>
+    </w:p>
+    <w:p>
+      <w:pPr>
+        <w:pStyle w:val="Compact"/>
+        <w:numPr>
+          <w:ilvl w:val="0"/>
+          <w:numId w:val="1011"/>
+        </w:numPr>
+      </w:pPr>
+      <w:r>
+        <w:t xml:space="preserve">Stone J, Chan-Ling T, Pe’er J, et al. Roles of vascular endothelial growth factor and astrocyte degeneration in the genesis of retinopathy of prematurity.</w:t>
+      </w:r>
+      <w:r>
+        <w:t xml:space="preserve"> </w:t>
+      </w:r>
+      <w:r>
+        <w:rPr>
+          <w:i/>
+          <w:iCs/>
+        </w:rPr>
+        <w:t xml:space="preserve">Invest Ophthalmol Vis Sci</w:t>
+      </w:r>
+      <w:r>
+        <w:t xml:space="preserve">. 1996;37(2):290-299.</w:t>
+      </w:r>
+    </w:p>
+    <w:p>
+      <w:pPr>
+        <w:pStyle w:val="Compact"/>
+        <w:numPr>
+          <w:ilvl w:val="0"/>
+          <w:numId w:val="1011"/>
+        </w:numPr>
+      </w:pPr>
+      <w:r>
+        <w:t xml:space="preserve">Herzog EM, Eggink AJ, Reijnierse A, et al. Early- and late-onset preeclampsia and the tissue-specific epigenome of the placenta and newborn.</w:t>
+      </w:r>
+      <w:r>
+        <w:t xml:space="preserve"> </w:t>
+      </w:r>
+      <w:r>
+        <w:rPr>
+          <w:i/>
+          <w:iCs/>
+        </w:rPr>
+        <w:t xml:space="preserve">Placenta</w:t>
+      </w:r>
+      <w:r>
+        <w:t xml:space="preserve">. 2017;58:122-132.</w:t>
+      </w:r>
+    </w:p>
+    <w:p>
+      <w:pPr>
+        <w:pStyle w:val="Compact"/>
+        <w:numPr>
+          <w:ilvl w:val="0"/>
+          <w:numId w:val="1011"/>
+        </w:numPr>
+      </w:pPr>
+      <w:r>
+        <w:t xml:space="preserve">Stadler JT, Wadsack C, Gensebittel L, et al. Altered lipid metabolism in early- and late-onset preeclampsia.</w:t>
+      </w:r>
+      <w:r>
+        <w:t xml:space="preserve"> </w:t>
+      </w:r>
+      <w:r>
+        <w:rPr>
+          <w:i/>
+          <w:iCs/>
+        </w:rPr>
+        <w:t xml:space="preserve">BMC Pregnancy Childbirth</w:t>
+      </w:r>
+      <w:r>
+        <w:t xml:space="preserve">. 2023;23(1):816.</w:t>
+      </w:r>
+    </w:p>
+    <w:p>
+      <w:pPr>
+        <w:pStyle w:val="Compact"/>
+        <w:numPr>
+          <w:ilvl w:val="0"/>
+          <w:numId w:val="1011"/>
+        </w:numPr>
+      </w:pPr>
+      <w:r>
+        <w:t xml:space="preserve">Lebel C, Walker L, Leemans A, Phillips L, Beaulieu C. Microstructural maturation of the human brain from childhood to adulthood.</w:t>
+      </w:r>
+      <w:r>
+        <w:t xml:space="preserve"> </w:t>
+      </w:r>
+      <w:r>
+        <w:rPr>
+          <w:i/>
+          <w:iCs/>
+        </w:rPr>
+        <w:t xml:space="preserve">NeuroImage</w:t>
+      </w:r>
+      <w:r>
+        <w:t xml:space="preserve">. 2008;40(3):1044-1055.</w:t>
+      </w:r>
+    </w:p>
+    <w:p>
+      <w:pPr>
+        <w:pStyle w:val="Compact"/>
+        <w:numPr>
+          <w:ilvl w:val="0"/>
+          <w:numId w:val="1011"/>
+        </w:numPr>
+      </w:pPr>
+      <w:r>
+        <w:t xml:space="preserve">Semenza GL. HIF-1: mediator of physiological and pathophysiological responses to hypoxia.</w:t>
+      </w:r>
+      <w:r>
+        <w:t xml:space="preserve"> </w:t>
+      </w:r>
+      <w:r>
+        <w:rPr>
+          <w:i/>
+          <w:iCs/>
+        </w:rPr>
+        <w:t xml:space="preserve">J Appl Physiol</w:t>
+      </w:r>
+      <w:r>
+        <w:t xml:space="preserve">. 2000;88(4):1474-1480.</w:t>
+      </w:r>
+    </w:p>
+    <w:p>
+      <w:pPr>
+        <w:pStyle w:val="Compact"/>
+        <w:numPr>
+          <w:ilvl w:val="0"/>
+          <w:numId w:val="1011"/>
+        </w:numPr>
+      </w:pPr>
+      <w:r>
+        <w:t xml:space="preserve">Kaelin WG Jr, Ratcliffe PJ. Oxygen sensing by metazoans: the central role of the HIF hydroxylase pathway.</w:t>
+      </w:r>
+      <w:r>
+        <w:t xml:space="preserve"> </w:t>
+      </w:r>
+      <w:r>
+        <w:rPr>
+          <w:i/>
+          <w:iCs/>
+        </w:rPr>
+        <w:t xml:space="preserve">Mol Cell</w:t>
+      </w:r>
+      <w:r>
+        <w:t xml:space="preserve">. 2008;30(4):373-383.</w:t>
+      </w:r>
+    </w:p>
+    <w:p>
+      <w:pPr>
+        <w:pStyle w:val="Compact"/>
+        <w:numPr>
+          <w:ilvl w:val="0"/>
+          <w:numId w:val="1011"/>
+        </w:numPr>
+      </w:pPr>
+      <w:r>
+        <w:t xml:space="preserve">Kobayashi H, Liu Q, Binber TC, et al. Distinct subpopulations of FOXD1 stroma-derived cells regulate renal erythropoietin.</w:t>
+      </w:r>
+      <w:r>
+        <w:t xml:space="preserve"> </w:t>
+      </w:r>
+      <w:r>
+        <w:rPr>
+          <w:i/>
+          <w:iCs/>
+        </w:rPr>
+        <w:t xml:space="preserve">J Clin Invest</w:t>
+      </w:r>
+      <w:r>
+        <w:t xml:space="preserve">. 2016;126(5):1926-1938.</w:t>
+      </w:r>
+    </w:p>
+    <w:p>
+      <w:pPr>
+        <w:pStyle w:val="Compact"/>
+        <w:numPr>
+          <w:ilvl w:val="0"/>
+          <w:numId w:val="1011"/>
+        </w:numPr>
+      </w:pPr>
+      <w:r>
+        <w:t xml:space="preserve">Llurba Olive E, Xiao E, Natale DRC, Fisher SA. Oxygen and lack of oxygen in fetal and placental development, feto-placental coupling, and congenital heart defects.</w:t>
+      </w:r>
+      <w:r>
+        <w:t xml:space="preserve"> </w:t>
+      </w:r>
+      <w:r>
+        <w:rPr>
+          <w:i/>
+          <w:iCs/>
+        </w:rPr>
+        <w:t xml:space="preserve">Front Pediatr</w:t>
+      </w:r>
+      <w:r>
+        <w:t xml:space="preserve">. 2018;6:327.</w:t>
+      </w:r>
+    </w:p>
+    <w:p>
+      <w:pPr>
+        <w:pStyle w:val="Compact"/>
+        <w:numPr>
+          <w:ilvl w:val="0"/>
+          <w:numId w:val="1011"/>
+        </w:numPr>
+      </w:pPr>
+      <w:r>
+        <w:t xml:space="preserve">Wellmann S, Bührer C, Schmitz T. Focal necrosis and disturbed myelination in the white matter of newborn infants: a tale of too much or too little oxygen.</w:t>
+      </w:r>
+      <w:r>
+        <w:t xml:space="preserve"> </w:t>
+      </w:r>
+      <w:r>
+        <w:rPr>
+          <w:i/>
+          <w:iCs/>
+        </w:rPr>
+        <w:t xml:space="preserve">Front Pediatr</w:t>
+      </w:r>
+      <w:r>
+        <w:t xml:space="preserve">. 2015;2:143.</w:t>
+      </w:r>
+    </w:p>
+    <w:p>
+      <w:pPr>
+        <w:pStyle w:val="Compact"/>
+        <w:numPr>
+          <w:ilvl w:val="0"/>
+          <w:numId w:val="1011"/>
+        </w:numPr>
+      </w:pPr>
+      <w:r>
+        <w:t xml:space="preserve">Nobel Prize Committee. The Nobel Prize in Physiology or Medicine 2019. Press release; 7 Oct 2019.</w:t>
+      </w:r>
+    </w:p>
+    <w:p>
+      <w:pPr>
+        <w:pStyle w:val="Compact"/>
+        <w:numPr>
+          <w:ilvl w:val="0"/>
+          <w:numId w:val="1011"/>
+        </w:numPr>
+      </w:pPr>
+      <w:r>
+        <w:t xml:space="preserve">Huang LE, Gu J, Schau M, Bunn HF. Regulation of hypoxia-inducible factor 1alpha is mediated by an O₂-dependent degradation domain via the ubiquitin-proteasome pathway.</w:t>
+      </w:r>
+      <w:r>
+        <w:t xml:space="preserve"> </w:t>
+      </w:r>
+      <w:r>
+        <w:rPr>
+          <w:i/>
+          <w:iCs/>
+        </w:rPr>
+        <w:t xml:space="preserve">Proc Natl Acad Sci USA</w:t>
+      </w:r>
+      <w:r>
+        <w:t xml:space="preserve">. 1998;95(14):7987-7992.</w:t>
+      </w:r>
+    </w:p>
+    <w:p>
+      <w:pPr>
+        <w:pStyle w:val="Compact"/>
+        <w:numPr>
+          <w:ilvl w:val="0"/>
+          <w:numId w:val="1011"/>
+        </w:numPr>
+      </w:pPr>
+      <w:r>
+        <w:t xml:space="preserve">Mahon PC, Hirota K, Semenza GL. FIH-1: a novel protein that interacts with HIF-1α and VHL to mediate repression of HIF-1 transcriptional activity.</w:t>
+      </w:r>
+      <w:r>
+        <w:t xml:space="preserve"> </w:t>
+      </w:r>
+      <w:r>
+        <w:rPr>
+          <w:i/>
+          <w:iCs/>
+        </w:rPr>
+        <w:t xml:space="preserve">Genes Dev</w:t>
+      </w:r>
+      <w:r>
+        <w:t xml:space="preserve">. 2001;15(20):2675-2686.</w:t>
+      </w:r>
+    </w:p>
+    <w:p>
+      <w:pPr>
+        <w:pStyle w:val="Compact"/>
+        <w:numPr>
+          <w:ilvl w:val="0"/>
+          <w:numId w:val="1011"/>
+        </w:numPr>
+      </w:pPr>
+      <w:r>
+        <w:t xml:space="preserve">Bruick RK, McKnight SL. A conserved family of prolyl-4-hydroxylases that modify HIF.</w:t>
+      </w:r>
+      <w:r>
+        <w:t xml:space="preserve"> </w:t>
+      </w:r>
+      <w:r>
+        <w:rPr>
+          <w:i/>
+          <w:iCs/>
+        </w:rPr>
+        <w:t xml:space="preserve">Science</w:t>
+      </w:r>
+      <w:r>
+        <w:t xml:space="preserve">. 2001;294(5545):1337-1340.</w:t>
+      </w:r>
+    </w:p>
+    <w:p>
+      <w:pPr>
+        <w:pStyle w:val="Compact"/>
+        <w:numPr>
+          <w:ilvl w:val="0"/>
+          <w:numId w:val="1011"/>
+        </w:numPr>
+      </w:pPr>
+      <w:r>
+        <w:t xml:space="preserve">Todorich B, Pasquini JM, Garcia CI, Paez PM, Connor JR. Oligodendrocytes and myelination: the role of iron.</w:t>
+      </w:r>
+      <w:r>
+        <w:t xml:space="preserve"> </w:t>
+      </w:r>
+      <w:r>
+        <w:rPr>
+          <w:i/>
+          <w:iCs/>
+        </w:rPr>
+        <w:t xml:space="preserve">Glia</w:t>
+      </w:r>
+      <w:r>
+        <w:t xml:space="preserve">. 2009;57(5):467-478.</w:t>
+      </w:r>
+    </w:p>
+    <w:p>
+      <w:pPr>
+        <w:pStyle w:val="Compact"/>
+        <w:numPr>
+          <w:ilvl w:val="0"/>
+          <w:numId w:val="1011"/>
+        </w:numPr>
+      </w:pPr>
+      <w:r>
+        <w:t xml:space="preserve">Cheli VT, Santiago González DA, Marziali LN, et al. The divalent metal transporter 1 (DMT1) is required for iron uptake and normal development of oligodendrocyte progenitor cells.</w:t>
+      </w:r>
+      <w:r>
+        <w:t xml:space="preserve"> </w:t>
+      </w:r>
+      <w:r>
+        <w:rPr>
+          <w:i/>
+          <w:iCs/>
+        </w:rPr>
+        <w:t xml:space="preserve">J Neurosci</w:t>
+      </w:r>
+      <w:r>
+        <w:t xml:space="preserve">. 2018;38(43):9142-9159.</w:t>
+      </w:r>
+    </w:p>
+    <w:p>
+      <w:pPr>
+        <w:pStyle w:val="Compact"/>
+        <w:numPr>
+          <w:ilvl w:val="0"/>
+          <w:numId w:val="1011"/>
+        </w:numPr>
+      </w:pPr>
+      <w:r>
+        <w:t xml:space="preserve">Selak MA, Armour SM, MacKenzie ED, et al. Succinate links TCA cycle dysfunction to oncogenesis by inhibiting HIF-alpha prolyl hydroxylases.</w:t>
+      </w:r>
+      <w:r>
+        <w:t xml:space="preserve"> </w:t>
+      </w:r>
+      <w:r>
+        <w:rPr>
+          <w:i/>
+          <w:iCs/>
+        </w:rPr>
+        <w:t xml:space="preserve">Cancer Cell</w:t>
+      </w:r>
+      <w:r>
+        <w:t xml:space="preserve">. 2005;7(1):77-85.</w:t>
+      </w:r>
+    </w:p>
+    <w:p>
+      <w:pPr>
+        <w:pStyle w:val="Compact"/>
+        <w:numPr>
+          <w:ilvl w:val="0"/>
+          <w:numId w:val="1011"/>
+        </w:numPr>
+      </w:pPr>
+      <w:r>
+        <w:t xml:space="preserve">Koivunen P, Hirsilä M, Günzler V, Kivirikko KI, Myllyharju J. Catalytic properties of the asparaginyl hydroxylase (FIH) in the oxygen sensing pathway are distinct from those of its prolyl 4-hydroxylases.</w:t>
+      </w:r>
+      <w:r>
+        <w:t xml:space="preserve"> </w:t>
+      </w:r>
+      <w:r>
+        <w:rPr>
+          <w:i/>
+          <w:iCs/>
+        </w:rPr>
+        <w:t xml:space="preserve">J Biol Chem</w:t>
+      </w:r>
+      <w:r>
+        <w:t xml:space="preserve">. 2004;279(11):9899-9904.</w:t>
+      </w:r>
+    </w:p>
+    <w:p>
+      <w:pPr>
+        <w:pStyle w:val="Compact"/>
+        <w:numPr>
+          <w:ilvl w:val="0"/>
+          <w:numId w:val="1011"/>
+        </w:numPr>
+      </w:pPr>
+      <w:r>
+        <w:t xml:space="preserve">Ramond A, Samuel JL, Bhalla V, et al. Intermittent hypoxia is more deleterious to brain than sustained hypoxia.</w:t>
+      </w:r>
+      <w:r>
+        <w:t xml:space="preserve"> </w:t>
+      </w:r>
+      <w:r>
+        <w:rPr>
+          <w:i/>
+          <w:iCs/>
+        </w:rPr>
+        <w:t xml:space="preserve">Sleep Breath</w:t>
+      </w:r>
+      <w:r>
+        <w:t xml:space="preserve">. 2013;17(1):7-18.</w:t>
+      </w:r>
+    </w:p>
+    <w:p>
+      <w:pPr>
+        <w:pStyle w:val="Compact"/>
+        <w:numPr>
+          <w:ilvl w:val="0"/>
+          <w:numId w:val="1011"/>
+        </w:numPr>
+      </w:pPr>
+      <w:r>
+        <w:t xml:space="preserve">Yakovlev PI, Lecours AR. The myelogenetic cycles of regional maturation of the brain. In: Minkowski A, ed. </w:t>
+      </w:r>
+      <w:r>
+        <w:rPr>
+          <w:i/>
+          <w:iCs/>
+        </w:rPr>
+        <w:t xml:space="preserve">Regional Development of the Brain in Early Life</w:t>
+      </w:r>
+      <w:r>
+        <w:t xml:space="preserve">. Oxford: Blackwell; 1967:3-70.</w:t>
+      </w:r>
+    </w:p>
+    <w:p>
+      <w:pPr>
+        <w:pStyle w:val="Compact"/>
+        <w:numPr>
+          <w:ilvl w:val="0"/>
+          <w:numId w:val="1011"/>
+        </w:numPr>
+      </w:pPr>
+      <w:r>
+        <w:t xml:space="preserve">Paus T, Collins DL, Evans AC, et al. Maturation of white matter in the human brain: a review of magnetic resonance studies.</w:t>
+      </w:r>
+      <w:r>
+        <w:t xml:space="preserve"> </w:t>
+      </w:r>
+      <w:r>
+        <w:rPr>
+          <w:i/>
+          <w:iCs/>
+        </w:rPr>
+        <w:t xml:space="preserve">Brain Res Bull</w:t>
+      </w:r>
+      <w:r>
+        <w:t xml:space="preserve">. 2001;54(3):255-266.</w:t>
+      </w:r>
+    </w:p>
+    <w:p>
+      <w:pPr>
+        <w:pStyle w:val="Compact"/>
+        <w:numPr>
+          <w:ilvl w:val="0"/>
+          <w:numId w:val="1011"/>
+        </w:numPr>
+      </w:pPr>
+      <w:r>
+        <w:t xml:space="preserve">Friederici AD.</w:t>
+      </w:r>
+      <w:r>
+        <w:t xml:space="preserve"> </w:t>
+      </w:r>
+      <w:r>
+        <w:rPr>
+          <w:i/>
+          <w:iCs/>
+        </w:rPr>
+        <w:t xml:space="preserve">Language in Our Brain: The Origins of a Uniquely Human Capacity</w:t>
+      </w:r>
+      <w:r>
+        <w:t xml:space="preserve">. Cambridge, MA: MIT Press; 2017.</w:t>
+      </w:r>
+    </w:p>
+    <w:p>
+      <w:pPr>
+        <w:pStyle w:val="Compact"/>
+        <w:numPr>
+          <w:ilvl w:val="0"/>
+          <w:numId w:val="1011"/>
+        </w:numPr>
+      </w:pPr>
+      <w:r>
+        <w:t xml:space="preserve">Fields RD. A new mechanism of nervous system plasticity: activity-dependent myelination.</w:t>
+      </w:r>
+      <w:r>
+        <w:t xml:space="preserve"> </w:t>
+      </w:r>
+      <w:r>
+        <w:rPr>
+          <w:i/>
+          <w:iCs/>
+        </w:rPr>
+        <w:t xml:space="preserve">Nat Rev Neurosci</w:t>
+      </w:r>
+      <w:r>
+        <w:t xml:space="preserve">. 2015;16(12):756-767.</w:t>
+      </w:r>
+    </w:p>
+    <w:p>
+      <w:pPr>
+        <w:pStyle w:val="Compact"/>
+        <w:numPr>
+          <w:ilvl w:val="0"/>
+          <w:numId w:val="1011"/>
+        </w:numPr>
+      </w:pPr>
+      <w:r>
+        <w:t xml:space="preserve">Gibson EM, Purger D, Mount CW, et al. Neuronal activity promotes oligodendrogenesis and adaptive myelination in the mammalian brain.</w:t>
+      </w:r>
+      <w:r>
+        <w:t xml:space="preserve"> </w:t>
+      </w:r>
+      <w:r>
+        <w:rPr>
+          <w:i/>
+          <w:iCs/>
+        </w:rPr>
+        <w:t xml:space="preserve">Science</w:t>
+      </w:r>
+      <w:r>
+        <w:t xml:space="preserve">. 2014;344(6183):1252304.</w:t>
+      </w:r>
+    </w:p>
+    <w:p>
+      <w:pPr>
+        <w:pStyle w:val="Compact"/>
+        <w:numPr>
+          <w:ilvl w:val="0"/>
+          <w:numId w:val="1011"/>
+        </w:numPr>
+      </w:pPr>
+      <w:r>
+        <w:t xml:space="preserve">Dawson G, Jones EJ, Merkle K, et al. Early behavioral intervention is associated with normalized brain activity in young children with autism.</w:t>
+      </w:r>
+      <w:r>
+        <w:t xml:space="preserve"> </w:t>
+      </w:r>
+      <w:r>
+        <w:rPr>
+          <w:i/>
+          <w:iCs/>
+        </w:rPr>
+        <w:t xml:space="preserve">J Am Acad Child Adolesc Psychiatry</w:t>
+      </w:r>
+      <w:r>
+        <w:t xml:space="preserve">. 2012;51(11):1150-1159.</w:t>
+      </w:r>
+    </w:p>
+    <w:p>
+      <w:pPr>
+        <w:pStyle w:val="Compact"/>
+        <w:numPr>
+          <w:ilvl w:val="0"/>
+          <w:numId w:val="1011"/>
+        </w:numPr>
+      </w:pPr>
+      <w:r>
+        <w:t xml:space="preserve">Fein D, Barton M, Eigsti IM, et al. Optimal outcome in individuals with a history of autism.</w:t>
+      </w:r>
+      <w:r>
+        <w:t xml:space="preserve"> </w:t>
+      </w:r>
+      <w:r>
+        <w:rPr>
+          <w:i/>
+          <w:iCs/>
+        </w:rPr>
+        <w:t xml:space="preserve">J Child Psychol Psychiatry</w:t>
+      </w:r>
+      <w:r>
+        <w:t xml:space="preserve">. 2013;54(2):195-205.</w:t>
+      </w:r>
+    </w:p>
+    <w:p>
+      <w:pPr>
+        <w:pStyle w:val="Compact"/>
+        <w:numPr>
+          <w:ilvl w:val="0"/>
+          <w:numId w:val="1011"/>
+        </w:numPr>
+      </w:pPr>
+      <w:r>
+        <w:t xml:space="preserve">Lovaas OI. Behavioral treatment and normal educational and intellectual functioning in young autistic children.</w:t>
+      </w:r>
+      <w:r>
+        <w:t xml:space="preserve"> </w:t>
+      </w:r>
+      <w:r>
+        <w:rPr>
+          <w:i/>
+          <w:iCs/>
+        </w:rPr>
+        <w:t xml:space="preserve">J Consult Clin Psychol</w:t>
+      </w:r>
+      <w:r>
+        <w:t xml:space="preserve">. 1987;55(1):3-9.</w:t>
+      </w:r>
+    </w:p>
+    <w:p>
+      <w:pPr>
+        <w:pStyle w:val="Compact"/>
+        <w:numPr>
+          <w:ilvl w:val="0"/>
+          <w:numId w:val="1011"/>
+        </w:numPr>
+      </w:pPr>
+      <w:r>
+        <w:t xml:space="preserve">Rogers SJ, Estes A, Lord C, et al. Effects of a brief Early Start Denver Model (ESDM)-based parent intervention on toddlers at risk for autism spectrum disorders: a randomized controlled trial.</w:t>
+      </w:r>
+      <w:r>
+        <w:t xml:space="preserve"> </w:t>
+      </w:r>
+      <w:r>
+        <w:rPr>
+          <w:i/>
+          <w:iCs/>
+        </w:rPr>
+        <w:t xml:space="preserve">J Am Acad Child Adolesc Psychiatry</w:t>
+      </w:r>
+      <w:r>
+        <w:t xml:space="preserve">. 2012;51(10):1052-1065.</w:t>
+      </w:r>
+    </w:p>
+    <w:p>
+      <w:pPr>
+        <w:pStyle w:val="Compact"/>
+        <w:numPr>
+          <w:ilvl w:val="0"/>
+          <w:numId w:val="1011"/>
+        </w:numPr>
+      </w:pPr>
+      <w:r>
+        <w:t xml:space="preserve">Estes A, Munson J, Rogers SJ, et al. Long-term outcomes of early intervention in 6-year-old children with autism spectrum disorder.</w:t>
+      </w:r>
+      <w:r>
+        <w:t xml:space="preserve"> </w:t>
+      </w:r>
+      <w:r>
+        <w:rPr>
+          <w:i/>
+          <w:iCs/>
+        </w:rPr>
+        <w:t xml:space="preserve">J Am Acad Child Adolesc Psychiatry</w:t>
+      </w:r>
+      <w:r>
+        <w:t xml:space="preserve">. 2015;54(7):580-587.</w:t>
+      </w:r>
+    </w:p>
+    <w:p>
+      <w:pPr>
+        <w:pStyle w:val="Compact"/>
+        <w:numPr>
+          <w:ilvl w:val="0"/>
+          <w:numId w:val="1011"/>
+        </w:numPr>
+      </w:pPr>
+      <w:r>
+        <w:t xml:space="preserve">Yoon Y, et al. White matter tract-specific alterations in autism spectrum disorder: a meta-analysis of diffusion tensor imaging studies.</w:t>
+      </w:r>
+      <w:r>
+        <w:t xml:space="preserve"> </w:t>
+      </w:r>
+      <w:r>
+        <w:rPr>
+          <w:i/>
+          <w:iCs/>
+        </w:rPr>
+        <w:t xml:space="preserve">Autism Res</w:t>
+      </w:r>
+      <w:r>
+        <w:t xml:space="preserve">. 2025.</w:t>
+      </w:r>
+    </w:p>
+    <w:p>
+      <w:pPr>
+        <w:pStyle w:val="Compact"/>
+        <w:numPr>
+          <w:ilvl w:val="0"/>
+          <w:numId w:val="1011"/>
+        </w:numPr>
+      </w:pPr>
+      <w:r>
+        <w:t xml:space="preserve">Li Y, et al. A meta-analysis of diffusion tensor imaging studies in autism spectrum disorder: evidence for disrupted white matter tracts.</w:t>
+      </w:r>
+      <w:r>
+        <w:t xml:space="preserve"> </w:t>
+      </w:r>
+      <w:r>
+        <w:rPr>
+          <w:i/>
+          <w:iCs/>
+        </w:rPr>
+        <w:t xml:space="preserve">Autism Res</w:t>
+      </w:r>
+      <w:r>
+        <w:t xml:space="preserve">. 2022.</w:t>
+      </w:r>
+    </w:p>
+    <w:p>
+      <w:pPr>
+        <w:pStyle w:val="Compact"/>
+        <w:numPr>
+          <w:ilvl w:val="0"/>
+          <w:numId w:val="1011"/>
+        </w:numPr>
+      </w:pPr>
+      <w:r>
+        <w:t xml:space="preserve">Fletcher PT, et al. Microstructural connectivity of the arcuate fasciculus in adolescents with high-functioning autism.</w:t>
+      </w:r>
+      <w:r>
+        <w:t xml:space="preserve"> </w:t>
+      </w:r>
+      <w:r>
+        <w:rPr>
+          <w:i/>
+          <w:iCs/>
+        </w:rPr>
+        <w:t xml:space="preserve">NeuroImage</w:t>
+      </w:r>
+      <w:r>
+        <w:t xml:space="preserve">. 2010;51(3):1117-1125.</w:t>
+      </w:r>
+    </w:p>
+    <w:p>
+      <w:pPr>
+        <w:pStyle w:val="Compact"/>
+        <w:numPr>
+          <w:ilvl w:val="0"/>
+          <w:numId w:val="1011"/>
+        </w:numPr>
+      </w:pPr>
+      <w:r>
+        <w:t xml:space="preserve">Dachew BA, Mamun A, Engel SM, et al. Pre-eclampsia and the risk of autism-spectrum disorder in offspring: meta-analysis.</w:t>
+      </w:r>
+      <w:r>
+        <w:t xml:space="preserve"> </w:t>
+      </w:r>
+      <w:r>
+        <w:rPr>
+          <w:i/>
+          <w:iCs/>
+        </w:rPr>
+        <w:t xml:space="preserve">Br J Psychiatry</w:t>
+      </w:r>
+      <w:r>
+        <w:t xml:space="preserve">. 2018;212(3):142-147.</w:t>
+      </w:r>
+    </w:p>
+    <w:p>
+      <w:pPr>
+        <w:pStyle w:val="Compact"/>
+        <w:numPr>
+          <w:ilvl w:val="0"/>
+          <w:numId w:val="1011"/>
+        </w:numPr>
+      </w:pPr>
+      <w:r>
+        <w:t xml:space="preserve">Maher GM, O’Keeffe GW, Kearney PM, et al. Association of hypertensive disorders of pregnancy with risk of neurodevelopmental disorders in offspring.</w:t>
+      </w:r>
+      <w:r>
+        <w:t xml:space="preserve"> </w:t>
+      </w:r>
+      <w:r>
+        <w:rPr>
+          <w:i/>
+          <w:iCs/>
+        </w:rPr>
+        <w:t xml:space="preserve">JAMA Psychiatry</w:t>
+      </w:r>
+      <w:r>
+        <w:t xml:space="preserve">. 2018;75(8):809-819.</w:t>
+      </w:r>
+    </w:p>
+    <w:p>
+      <w:pPr>
+        <w:pStyle w:val="Compact"/>
+        <w:numPr>
+          <w:ilvl w:val="0"/>
+          <w:numId w:val="1011"/>
+        </w:numPr>
+      </w:pPr>
+      <w:r>
+        <w:t xml:space="preserve">Maher GM, et al. Hypertensive disorders of pregnancy and risk of neurodevelopmental disorders in offspring: a Swedish cohort study.</w:t>
+      </w:r>
+      <w:r>
+        <w:t xml:space="preserve"> </w:t>
+      </w:r>
+      <w:r>
+        <w:rPr>
+          <w:i/>
+          <w:iCs/>
+        </w:rPr>
+        <w:t xml:space="preserve">J Child Psychol Psychiatry</w:t>
+      </w:r>
+      <w:r>
+        <w:t xml:space="preserve">. 2020.</w:t>
+      </w:r>
+    </w:p>
+    <w:p>
+      <w:pPr>
+        <w:pStyle w:val="Compact"/>
+        <w:numPr>
+          <w:ilvl w:val="0"/>
+          <w:numId w:val="1011"/>
+        </w:numPr>
+      </w:pPr>
+      <w:r>
+        <w:t xml:space="preserve">Sun BZ, Moster D, Harmon QE, Wilcox AJ. Association of preeclampsia in term births with neurodevelopmental disorders in offspring.</w:t>
+      </w:r>
+      <w:r>
+        <w:t xml:space="preserve"> </w:t>
+      </w:r>
+      <w:r>
+        <w:rPr>
+          <w:i/>
+          <w:iCs/>
+        </w:rPr>
+        <w:t xml:space="preserve">JAMA Psychiatry</w:t>
+      </w:r>
+      <w:r>
+        <w:t xml:space="preserve">. 2020;77(8):823-829.</w:t>
+      </w:r>
+    </w:p>
+    <w:p>
+      <w:pPr>
+        <w:pStyle w:val="Compact"/>
+        <w:numPr>
+          <w:ilvl w:val="0"/>
+          <w:numId w:val="1011"/>
+        </w:numPr>
+      </w:pPr>
+      <w:r>
+        <w:t xml:space="preserve">Wang C, et al. Hypertensive disorders of pregnancy and neurodevelopmental disorders in offspring: a population-based cohort in two Nordic countries.</w:t>
+      </w:r>
+      <w:r>
+        <w:t xml:space="preserve"> </w:t>
+      </w:r>
+      <w:r>
+        <w:rPr>
+          <w:i/>
+          <w:iCs/>
+        </w:rPr>
+        <w:t xml:space="preserve">Eur J Epidemiol</w:t>
+      </w:r>
+      <w:r>
+        <w:t xml:space="preserve">. 2021;36:519-530.</w:t>
+      </w:r>
+    </w:p>
+    <w:p>
+      <w:pPr>
+        <w:pStyle w:val="Compact"/>
+        <w:numPr>
+          <w:ilvl w:val="0"/>
+          <w:numId w:val="1011"/>
+        </w:numPr>
+      </w:pPr>
+      <w:r>
+        <w:t xml:space="preserve">Hu HJ, Fan DF, Ye ZH, Sun Q. Effects of hyperbaric oxygen on Notch signaling pathway in mice.</w:t>
+      </w:r>
+      <w:r>
+        <w:t xml:space="preserve"> </w:t>
+      </w:r>
+      <w:r>
+        <w:rPr>
+          <w:i/>
+          <w:iCs/>
+        </w:rPr>
+        <w:t xml:space="preserve">Med Gas Res</w:t>
+      </w:r>
+      <w:r>
+        <w:t xml:space="preserve">. 2023;13(1):23-28.</w:t>
+      </w:r>
+    </w:p>
+    <w:p>
+      <w:pPr>
+        <w:pStyle w:val="Compact"/>
+        <w:numPr>
+          <w:ilvl w:val="0"/>
+          <w:numId w:val="1011"/>
+        </w:numPr>
+      </w:pPr>
+      <w:r>
+        <w:t xml:space="preserve">Rossignol DA, Rossignol LW, Smith S, et al. Hyperbaric treatment for children with autism: a multicenter, randomized, double-blind, controlled trial.</w:t>
+      </w:r>
+      <w:r>
+        <w:t xml:space="preserve"> </w:t>
+      </w:r>
+      <w:r>
+        <w:rPr>
+          <w:i/>
+          <w:iCs/>
+        </w:rPr>
+        <w:t xml:space="preserve">BMC Pediatr</w:t>
+      </w:r>
+      <w:r>
+        <w:t xml:space="preserve">. 2009;9:21.</w:t>
+      </w:r>
+    </w:p>
+    <w:p>
+      <w:pPr>
+        <w:pStyle w:val="Compact"/>
+        <w:numPr>
+          <w:ilvl w:val="0"/>
+          <w:numId w:val="1011"/>
+        </w:numPr>
+      </w:pPr>
+      <w:r>
+        <w:t xml:space="preserve">Tu P, Halili X, Zhang S, Yang J, Xiao Y. Effectiveness of HBOT in children and adolescents with ASD: systematic review and meta-analysis.</w:t>
+      </w:r>
+      <w:r>
+        <w:t xml:space="preserve"> </w:t>
+      </w:r>
+      <w:r>
+        <w:rPr>
+          <w:i/>
+          <w:iCs/>
+        </w:rPr>
+        <w:t xml:space="preserve">Prog Neuropsychopharmacol Biol Psychiatry</w:t>
+      </w:r>
+      <w:r>
+        <w:t xml:space="preserve">. 2025;137:111257.</w:t>
+      </w:r>
+    </w:p>
+    <w:p>
+      <w:pPr>
+        <w:pStyle w:val="Compact"/>
+        <w:numPr>
+          <w:ilvl w:val="0"/>
+          <w:numId w:val="1011"/>
+        </w:numPr>
+      </w:pPr>
+      <w:r>
+        <w:t xml:space="preserve">Muttathukunnel P, Wälti M, Aboouf MA, et al. Erythropoietin regulates developmental myelination in the brain stimulating postnatal oligodendrocyte maturation.</w:t>
+      </w:r>
+      <w:r>
+        <w:t xml:space="preserve"> </w:t>
+      </w:r>
+      <w:r>
+        <w:rPr>
+          <w:i/>
+          <w:iCs/>
+        </w:rPr>
+        <w:t xml:space="preserve">Sci Rep</w:t>
+      </w:r>
+      <w:r>
+        <w:t xml:space="preserve">. 2023;13:19522.</w:t>
+      </w:r>
+    </w:p>
+    <w:p>
+      <w:pPr>
+        <w:pStyle w:val="Compact"/>
+        <w:numPr>
+          <w:ilvl w:val="0"/>
+          <w:numId w:val="1011"/>
+        </w:numPr>
+      </w:pPr>
+      <w:r>
+        <w:t xml:space="preserve">Chung E, Kong X, Goldberg MP, et al. Erythropoietin-mediated neuroprotection in a pediatric mouse model of chronic hypoxia.</w:t>
+      </w:r>
+      <w:r>
+        <w:t xml:space="preserve"> </w:t>
+      </w:r>
+      <w:r>
+        <w:rPr>
+          <w:i/>
+          <w:iCs/>
+        </w:rPr>
+        <w:t xml:space="preserve">Neurosci Lett</w:t>
+      </w:r>
+      <w:r>
+        <w:t xml:space="preserve">. 2015;597:54-59.</w:t>
+      </w:r>
+    </w:p>
+    <w:p>
+      <w:pPr>
+        <w:pStyle w:val="Compact"/>
+        <w:numPr>
+          <w:ilvl w:val="0"/>
+          <w:numId w:val="1011"/>
+        </w:numPr>
+      </w:pPr>
+      <w:r>
+        <w:t xml:space="preserve">Barres BA, Lazar MA, Raff MC. A novel role for thyroid hormone, glucocorticoids and retinoic acid in timing oligodendrocyte development.</w:t>
+      </w:r>
+      <w:r>
+        <w:t xml:space="preserve"> </w:t>
+      </w:r>
+      <w:r>
+        <w:rPr>
+          <w:i/>
+          <w:iCs/>
+        </w:rPr>
+        <w:t xml:space="preserve">Development</w:t>
+      </w:r>
+      <w:r>
+        <w:t xml:space="preserve">. 1994;120(5):1097-1108.</w:t>
+      </w:r>
+    </w:p>
+    <w:p>
+      <w:pPr>
+        <w:pStyle w:val="Compact"/>
+        <w:numPr>
+          <w:ilvl w:val="0"/>
+          <w:numId w:val="1011"/>
+        </w:numPr>
+      </w:pPr>
+      <w:r>
+        <w:t xml:space="preserve">Newsome SD, et al. A Phase 1b, open-label study to evaluate the safety and tolerability of liothyronine in individuals with MS.</w:t>
+      </w:r>
+      <w:r>
+        <w:t xml:space="preserve"> </w:t>
+      </w:r>
+      <w:r>
+        <w:rPr>
+          <w:i/>
+          <w:iCs/>
+        </w:rPr>
+        <w:t xml:space="preserve">Neurotherapeutics</w:t>
+      </w:r>
+      <w:r>
+        <w:t xml:space="preserve">. 2023;20(5):1263-1274.</w:t>
+      </w:r>
+    </w:p>
+    <w:p>
+      <w:pPr>
+        <w:pStyle w:val="Compact"/>
+        <w:numPr>
+          <w:ilvl w:val="0"/>
+          <w:numId w:val="1011"/>
+        </w:numPr>
+      </w:pPr>
+      <w:r>
+        <w:t xml:space="preserve">Atik A, De Matteo R, et al. Impact of high-dose caffeine on the preterm ovine cerebrum and cerebellum.</w:t>
+      </w:r>
+      <w:r>
+        <w:t xml:space="preserve"> </w:t>
+      </w:r>
+      <w:r>
+        <w:rPr>
+          <w:i/>
+          <w:iCs/>
+        </w:rPr>
+        <w:t xml:space="preserve">Front Physiol</w:t>
+      </w:r>
+      <w:r>
+        <w:t xml:space="preserve">. 2019;10:990.</w:t>
+      </w:r>
+    </w:p>
+    <w:p>
+      <w:pPr>
+        <w:pStyle w:val="Compact"/>
+        <w:numPr>
+          <w:ilvl w:val="0"/>
+          <w:numId w:val="1011"/>
+        </w:numPr>
+      </w:pPr>
+      <w:r>
+        <w:t xml:space="preserve">Schmidt B, Roberts RS, Davis P, et al. Caffeine therapy for apnea of prematurity.</w:t>
+      </w:r>
+      <w:r>
+        <w:t xml:space="preserve"> </w:t>
+      </w:r>
+      <w:r>
+        <w:rPr>
+          <w:i/>
+          <w:iCs/>
+        </w:rPr>
+        <w:t xml:space="preserve">N Engl J Med</w:t>
+      </w:r>
+      <w:r>
+        <w:t xml:space="preserve">. 2006;354(20):2112-2121.</w:t>
+      </w:r>
+    </w:p>
+    <w:p>
+      <w:pPr>
+        <w:pStyle w:val="Compact"/>
+        <w:numPr>
+          <w:ilvl w:val="0"/>
+          <w:numId w:val="1011"/>
+        </w:numPr>
+      </w:pPr>
+      <w:r>
+        <w:t xml:space="preserve">Schmidt B, Anderson PJ, Doyle LW, et al. Survival without disability to age 5 years after neonatal caffeine therapy for apnea of prematurity.</w:t>
+      </w:r>
+      <w:r>
+        <w:t xml:space="preserve"> </w:t>
+      </w:r>
+      <w:r>
+        <w:rPr>
+          <w:i/>
+          <w:iCs/>
+        </w:rPr>
+        <w:t xml:space="preserve">JAMA</w:t>
+      </w:r>
+      <w:r>
+        <w:t xml:space="preserve">. 2012;307(3):275-282.</w:t>
+      </w:r>
+    </w:p>
+    <w:p>
+      <w:pPr>
+        <w:pStyle w:val="Compact"/>
+        <w:numPr>
+          <w:ilvl w:val="0"/>
+          <w:numId w:val="1011"/>
+        </w:numPr>
+      </w:pPr>
+      <w:r>
+        <w:t xml:space="preserve">Doyle LW, Crowther CA, Middleton P, Marret S, Rouse D. Magnesium sulphate for women at risk of preterm birth for neuroprotection of the fetus.</w:t>
+      </w:r>
+      <w:r>
+        <w:t xml:space="preserve"> </w:t>
+      </w:r>
+      <w:r>
+        <w:rPr>
+          <w:i/>
+          <w:iCs/>
+        </w:rPr>
+        <w:t xml:space="preserve">Cochrane Database Syst Rev</w:t>
+      </w:r>
+      <w:r>
+        <w:t xml:space="preserve">. 2009;(1):CD004661.</w:t>
+      </w:r>
+    </w:p>
+    <w:p>
+      <w:pPr>
+        <w:pStyle w:val="Compact"/>
+        <w:numPr>
+          <w:ilvl w:val="0"/>
+          <w:numId w:val="1011"/>
+        </w:numPr>
+      </w:pPr>
+      <w:r>
+        <w:t xml:space="preserve">Mei F, Fancy SPJ, Shen YA, et al. Micropillar arrays as a high-throughput screening platform for therapeutics in multiple sclerosis.</w:t>
+      </w:r>
+      <w:r>
+        <w:t xml:space="preserve"> </w:t>
+      </w:r>
+      <w:r>
+        <w:rPr>
+          <w:i/>
+          <w:iCs/>
+        </w:rPr>
+        <w:t xml:space="preserve">Nat Med</w:t>
+      </w:r>
+      <w:r>
+        <w:t xml:space="preserve">. 2014;20(8):954-960.</w:t>
+      </w:r>
+    </w:p>
+    <w:p>
+      <w:pPr>
+        <w:pStyle w:val="Compact"/>
+        <w:numPr>
+          <w:ilvl w:val="0"/>
+          <w:numId w:val="1011"/>
+        </w:numPr>
+      </w:pPr>
+      <w:r>
+        <w:t xml:space="preserve">Sarrazin N, et al. Clemastine fumarate promotes myelin repair in a nonhuman primate model.</w:t>
+      </w:r>
+      <w:r>
+        <w:t xml:space="preserve"> </w:t>
+      </w:r>
+      <w:r>
+        <w:rPr>
+          <w:i/>
+          <w:iCs/>
+        </w:rPr>
+        <w:t xml:space="preserve">Proc Natl Acad Sci USA</w:t>
+      </w:r>
+      <w:r>
+        <w:t xml:space="preserve">. 2026;123(8):e2520161123.</w:t>
+      </w:r>
+    </w:p>
+    <w:p>
+      <w:pPr>
+        <w:pStyle w:val="Compact"/>
+        <w:numPr>
+          <w:ilvl w:val="0"/>
+          <w:numId w:val="1011"/>
+        </w:numPr>
+      </w:pPr>
+      <w:r>
+        <w:t xml:space="preserve">Oporto-Colicoi V, et al. Mild cognitive impairment and sarcopenia: effects of resistance exercise training.</w:t>
+      </w:r>
+      <w:r>
+        <w:t xml:space="preserve"> </w:t>
+      </w:r>
+      <w:r>
+        <w:rPr>
+          <w:i/>
+          <w:iCs/>
+        </w:rPr>
+        <w:t xml:space="preserve">Int J Mol Sci</w:t>
+      </w:r>
+      <w:r>
+        <w:t xml:space="preserve">. 2025;26(22):11036.</w:t>
+      </w:r>
+    </w:p>
+    <w:p>
+      <w:pPr>
+        <w:pStyle w:val="Compact"/>
+        <w:numPr>
+          <w:ilvl w:val="0"/>
+          <w:numId w:val="1011"/>
+        </w:numPr>
+      </w:pPr>
+      <w:r>
+        <w:t xml:space="preserve">Kou Y, et al. Exercise interventions in ASD: meta-analysis. 2024.</w:t>
+      </w:r>
+    </w:p>
+    <w:p>
+      <w:pPr>
+        <w:pStyle w:val="Compact"/>
+        <w:numPr>
+          <w:ilvl w:val="0"/>
+          <w:numId w:val="1011"/>
+        </w:numPr>
+      </w:pPr>
+      <w:r>
+        <w:t xml:space="preserve">Buddington RK, et al. A phosphatidylserine source of DHA improves neurodevelopment and survival of preterm pigs.</w:t>
+      </w:r>
+      <w:r>
+        <w:t xml:space="preserve"> </w:t>
+      </w:r>
+      <w:r>
+        <w:rPr>
+          <w:i/>
+          <w:iCs/>
+        </w:rPr>
+        <w:t xml:space="preserve">Nutrients</w:t>
+      </w:r>
+      <w:r>
+        <w:t xml:space="preserve">. 2018;10(5):637.</w:t>
+      </w:r>
+    </w:p>
+    <w:p>
+      <w:pPr>
+        <w:pStyle w:val="Compact"/>
+        <w:numPr>
+          <w:ilvl w:val="0"/>
+          <w:numId w:val="1011"/>
+        </w:numPr>
+      </w:pPr>
+      <w:r>
+        <w:t xml:space="preserve">Cotten CM, Murtha AP, Goldberg RN, et al. Feasibility of autologous cord blood cells for infants with hypoxic-ischemic encephalopathy.</w:t>
+      </w:r>
+      <w:r>
+        <w:t xml:space="preserve"> </w:t>
+      </w:r>
+      <w:r>
+        <w:rPr>
+          <w:i/>
+          <w:iCs/>
+        </w:rPr>
+        <w:t xml:space="preserve">J Pediatr</w:t>
+      </w:r>
+      <w:r>
+        <w:t xml:space="preserve">. 2014;164(5):973-979.e1.</w:t>
+      </w:r>
+    </w:p>
+    <w:p>
+      <w:pPr>
+        <w:pStyle w:val="Compact"/>
+        <w:numPr>
+          <w:ilvl w:val="0"/>
+          <w:numId w:val="1011"/>
+        </w:numPr>
+      </w:pPr>
+      <w:r>
+        <w:t xml:space="preserve">Sa de Almeida J, et al. Music therapy in the NICU: effects on neurodevelopment. 2020.</w:t>
+      </w:r>
+    </w:p>
+    <w:p>
+      <w:pPr>
+        <w:pStyle w:val="Compact"/>
+        <w:numPr>
+          <w:ilvl w:val="0"/>
+          <w:numId w:val="1011"/>
+        </w:numPr>
+      </w:pPr>
+      <w:r>
+        <w:t xml:space="preserve">Sandin S, Lichtenstein P, Kuja-Halkola R, et al. The heritability of autism spectrum disorder.</w:t>
+      </w:r>
+      <w:r>
+        <w:t xml:space="preserve"> </w:t>
+      </w:r>
+      <w:r>
+        <w:rPr>
+          <w:i/>
+          <w:iCs/>
+        </w:rPr>
+        <w:t xml:space="preserve">JAMA</w:t>
+      </w:r>
+      <w:r>
+        <w:t xml:space="preserve">. 2017;318(12):1182-1184.</w:t>
+      </w:r>
+    </w:p>
+    <w:p>
+      <w:pPr>
+        <w:pStyle w:val="Compact"/>
+        <w:numPr>
+          <w:ilvl w:val="0"/>
+          <w:numId w:val="1011"/>
+        </w:numPr>
+      </w:pPr>
+      <w:r>
+        <w:t xml:space="preserve">De Rubeis S, He X, Goldberg AP, et al. Synaptic, transcriptional and chromatin genes disrupted in autism.</w:t>
+      </w:r>
+      <w:r>
+        <w:t xml:space="preserve"> </w:t>
+      </w:r>
+      <w:r>
+        <w:rPr>
+          <w:i/>
+          <w:iCs/>
+        </w:rPr>
+        <w:t xml:space="preserve">Nature</w:t>
+      </w:r>
+      <w:r>
+        <w:t xml:space="preserve">. 2014;515(7526):209-215.</w:t>
+      </w:r>
+    </w:p>
+    <w:p>
+      <w:pPr>
+        <w:pStyle w:val="Compact"/>
+        <w:numPr>
+          <w:ilvl w:val="0"/>
+          <w:numId w:val="1011"/>
+        </w:numPr>
+      </w:pPr>
+      <w:r>
+        <w:t xml:space="preserve">Bailey A, Le Couteur A, Gottesman I, et al. Autism as a strongly genetic disorder: evidence from a British twin study.</w:t>
+      </w:r>
+      <w:r>
+        <w:t xml:space="preserve"> </w:t>
+      </w:r>
+      <w:r>
+        <w:rPr>
+          <w:i/>
+          <w:iCs/>
+        </w:rPr>
+        <w:t xml:space="preserve">Psychol Med</w:t>
+      </w:r>
+      <w:r>
+        <w:t xml:space="preserve">. 1995;25(1):63-77.</w:t>
+      </w:r>
+    </w:p>
+    <w:p>
+      <w:pPr>
+        <w:pStyle w:val="Compact"/>
+        <w:numPr>
+          <w:ilvl w:val="0"/>
+          <w:numId w:val="1011"/>
+        </w:numPr>
+      </w:pPr>
+      <w:r>
+        <w:t xml:space="preserve">Stoner R, Chow ML, Boyle MP, et al. Patches of disorganization in the neocortex of children with autism.</w:t>
+      </w:r>
+      <w:r>
+        <w:t xml:space="preserve"> </w:t>
+      </w:r>
+      <w:r>
+        <w:rPr>
+          <w:i/>
+          <w:iCs/>
+        </w:rPr>
+        <w:t xml:space="preserve">N Engl J Med</w:t>
+      </w:r>
+      <w:r>
+        <w:t xml:space="preserve">. 2014;370(13):1209-1219.</w:t>
+      </w:r>
+    </w:p>
+    <w:p>
+      <w:pPr>
+        <w:pStyle w:val="Compact"/>
+        <w:numPr>
+          <w:ilvl w:val="0"/>
+          <w:numId w:val="1011"/>
+        </w:numPr>
+      </w:pPr>
+      <w:r>
+        <w:t xml:space="preserve">Courchesne E, Pierce K, Schumann CM, et al. Mapping early brain development in autism.</w:t>
+      </w:r>
+      <w:r>
+        <w:t xml:space="preserve"> </w:t>
+      </w:r>
+      <w:r>
+        <w:rPr>
+          <w:i/>
+          <w:iCs/>
+        </w:rPr>
+        <w:t xml:space="preserve">Neuron</w:t>
+      </w:r>
+      <w:r>
+        <w:t xml:space="preserve">. 2007;56(2):399-413.</w:t>
+      </w:r>
+    </w:p>
+    <w:p>
+      <w:pPr>
+        <w:pStyle w:val="Compact"/>
+        <w:numPr>
+          <w:ilvl w:val="0"/>
+          <w:numId w:val="1011"/>
+        </w:numPr>
+      </w:pPr>
+      <w:r>
+        <w:t xml:space="preserve">O’Reilly C, Lewis JD, Bhatt S. Functional connectivity in autism: development and modulation.</w:t>
+      </w:r>
+      <w:r>
+        <w:t xml:space="preserve"> </w:t>
+      </w:r>
+      <w:r>
+        <w:rPr>
+          <w:i/>
+          <w:iCs/>
+        </w:rPr>
+        <w:t xml:space="preserve">PLOS ONE</w:t>
+      </w:r>
+      <w:r>
+        <w:t xml:space="preserve">. 2017;12(5):e0175870.</w:t>
+      </w:r>
+    </w:p>
+    <w:p>
+      <w:pPr>
+        <w:pStyle w:val="Compact"/>
+        <w:numPr>
+          <w:ilvl w:val="0"/>
+          <w:numId w:val="1011"/>
+        </w:numPr>
+      </w:pPr>
+      <w:r>
+        <w:t xml:space="preserve">Volpe JJ. Brain injury in premature infants: a complex amalgam of destructive and developmental disturbances.</w:t>
+      </w:r>
+      <w:r>
+        <w:t xml:space="preserve"> </w:t>
+      </w:r>
+      <w:r>
+        <w:rPr>
+          <w:i/>
+          <w:iCs/>
+        </w:rPr>
+        <w:t xml:space="preserve">Lancet Neurol</w:t>
+      </w:r>
+      <w:r>
+        <w:t xml:space="preserve">. 2009;8(1):110-124.</w:t>
+      </w:r>
+    </w:p>
+    <w:p>
+      <w:pPr>
+        <w:pStyle w:val="Compact"/>
+        <w:numPr>
+          <w:ilvl w:val="0"/>
+          <w:numId w:val="1011"/>
+        </w:numPr>
+      </w:pPr>
+      <w:r>
+        <w:t xml:space="preserve">Bear MF, Huber KM, Warren ST. The mGluR theory of fragile X mental retardation.</w:t>
+      </w:r>
+      <w:r>
+        <w:t xml:space="preserve"> </w:t>
+      </w:r>
+      <w:r>
+        <w:rPr>
+          <w:i/>
+          <w:iCs/>
+        </w:rPr>
+        <w:t xml:space="preserve">Trends Neurosci</w:t>
+      </w:r>
+      <w:r>
+        <w:t xml:space="preserve">. 2004;27(7):370-377.</w:t>
+      </w:r>
+    </w:p>
+    <w:p>
+      <w:pPr>
+        <w:pStyle w:val="Compact"/>
+        <w:numPr>
+          <w:ilvl w:val="0"/>
+          <w:numId w:val="1011"/>
+        </w:numPr>
+      </w:pPr>
+      <w:r>
+        <w:t xml:space="preserve">Amir RE, Van den Veyver IB, Wan M, et al. Rett syndrome is caused by mutations in X-linked MECP2.</w:t>
+      </w:r>
+      <w:r>
+        <w:t xml:space="preserve"> </w:t>
+      </w:r>
+      <w:r>
+        <w:rPr>
+          <w:i/>
+          <w:iCs/>
+        </w:rPr>
+        <w:t xml:space="preserve">Nat Genet</w:t>
+      </w:r>
+      <w:r>
+        <w:t xml:space="preserve">. 1999;23(2):185-188.</w:t>
+      </w:r>
+    </w:p>
+    <w:p>
+      <w:pPr>
+        <w:pStyle w:val="Compact"/>
+        <w:numPr>
+          <w:ilvl w:val="0"/>
+          <w:numId w:val="1011"/>
+        </w:numPr>
+      </w:pPr>
+      <w:r>
+        <w:t xml:space="preserve">European Chromosome 16 Tuberous Sclerosis Consortium. Identification of the tuberous sclerosis gene TSC1 on chromosome 9q34.</w:t>
+      </w:r>
+      <w:r>
+        <w:t xml:space="preserve"> </w:t>
+      </w:r>
+      <w:r>
+        <w:rPr>
+          <w:i/>
+          <w:iCs/>
+        </w:rPr>
+        <w:t xml:space="preserve">Science</w:t>
+      </w:r>
+      <w:r>
+        <w:t xml:space="preserve">. 1997;277(5327):805-808.</w:t>
+      </w:r>
+    </w:p>
+    <w:p>
+      <w:pPr>
+        <w:pStyle w:val="Compact"/>
+        <w:numPr>
+          <w:ilvl w:val="0"/>
+          <w:numId w:val="1011"/>
+        </w:numPr>
+      </w:pPr>
+      <w:r>
+        <w:t xml:space="preserve">Subhi R, et al. Pulse oximetry and oxygen availability in primary health facilities: MOXY baseline.</w:t>
+      </w:r>
+      <w:r>
+        <w:t xml:space="preserve"> </w:t>
+      </w:r>
+      <w:r>
+        <w:rPr>
+          <w:i/>
+          <w:iCs/>
+        </w:rPr>
+        <w:t xml:space="preserve">Lancet Glob Health</w:t>
+      </w:r>
+      <w:r>
+        <w:t xml:space="preserve">. 2025.</w:t>
+      </w:r>
+    </w:p>
+    <w:p>
+      <w:pPr>
+        <w:pStyle w:val="Compact"/>
+        <w:numPr>
+          <w:ilvl w:val="0"/>
+          <w:numId w:val="1011"/>
+        </w:numPr>
+      </w:pPr>
+      <w:r>
+        <w:t xml:space="preserve">Huang RC, Garratt ES, Pan H, et al. Genome-wide methylation analysis identifies differentially methylated CpG loci associated with severe obesity in childhood.</w:t>
+      </w:r>
+      <w:r>
+        <w:t xml:space="preserve"> </w:t>
+      </w:r>
+      <w:r>
+        <w:rPr>
+          <w:i/>
+          <w:iCs/>
+        </w:rPr>
+        <w:t xml:space="preserve">Epigenetics</w:t>
+      </w:r>
+      <w:r>
+        <w:t xml:space="preserve">. 2019;14(9):945-958.</w:t>
+      </w:r>
+    </w:p>
+    <w:p>
+      <w:pPr>
+        <w:pStyle w:val="Compact"/>
+        <w:numPr>
+          <w:ilvl w:val="0"/>
+          <w:numId w:val="1011"/>
+        </w:numPr>
+      </w:pPr>
+      <w:r>
+        <w:t xml:space="preserve">Patterson AJ, Zhang L. Hypoxia and fetal heart development.</w:t>
+      </w:r>
+      <w:r>
+        <w:t xml:space="preserve"> </w:t>
+      </w:r>
+      <w:r>
+        <w:rPr>
+          <w:i/>
+          <w:iCs/>
+        </w:rPr>
+        <w:t xml:space="preserve">Curr Mol Med</w:t>
+      </w:r>
+      <w:r>
+        <w:t xml:space="preserve">. 2010;10(7):653-666.</w:t>
+      </w:r>
+    </w:p>
+    <w:p>
+      <w:pPr>
+        <w:pStyle w:val="Compact"/>
+        <w:numPr>
+          <w:ilvl w:val="0"/>
+          <w:numId w:val="1011"/>
+        </w:numPr>
+      </w:pPr>
+      <w:r>
+        <w:t xml:space="preserve">Nätt D, Barchiesi R, et al. Perinatal malnutrition leads to sexually dimorphic behavioral responses with associated epigenetic changes in the mouse brain.</w:t>
+      </w:r>
+      <w:r>
+        <w:t xml:space="preserve"> </w:t>
+      </w:r>
+      <w:r>
+        <w:rPr>
+          <w:i/>
+          <w:iCs/>
+        </w:rPr>
+        <w:t xml:space="preserve">Sci Rep</w:t>
+      </w:r>
+      <w:r>
+        <w:t xml:space="preserve">. 2017;7:11082.</w:t>
+      </w:r>
+    </w:p>
+    <w:p>
+      <w:pPr>
+        <w:pStyle w:val="Compact"/>
+        <w:numPr>
+          <w:ilvl w:val="0"/>
+          <w:numId w:val="1011"/>
+        </w:numPr>
+      </w:pPr>
+      <w:r>
+        <w:t xml:space="preserve">Knight AK, Craig JM, Theda C, et al. An epigenetic clock for gestational age at birth based on blood methylation data.</w:t>
+      </w:r>
+      <w:r>
+        <w:t xml:space="preserve"> </w:t>
+      </w:r>
+      <w:r>
+        <w:rPr>
+          <w:i/>
+          <w:iCs/>
+        </w:rPr>
+        <w:t xml:space="preserve">Genome Biol</w:t>
+      </w:r>
+      <w:r>
+        <w:t xml:space="preserve">. 2016;17(1):206.</w:t>
+      </w:r>
+    </w:p>
+    <w:p>
+      <w:pPr>
+        <w:pStyle w:val="Compact"/>
+        <w:numPr>
+          <w:ilvl w:val="0"/>
+          <w:numId w:val="1011"/>
+        </w:numPr>
+      </w:pPr>
+      <w:r>
+        <w:t xml:space="preserve">Bohlin J, Håberg SE, Magnus P, et al. Prediction of gestational age based on genome-wide differentially methylated regions.</w:t>
+      </w:r>
+      <w:r>
+        <w:t xml:space="preserve"> </w:t>
+      </w:r>
+      <w:r>
+        <w:rPr>
+          <w:i/>
+          <w:iCs/>
+        </w:rPr>
+        <w:t xml:space="preserve">Genome Biol</w:t>
+      </w:r>
+      <w:r>
+        <w:t xml:space="preserve">. 2016;17(1):207.</w:t>
+      </w:r>
+    </w:p>
+    <w:p>
+      <w:pPr>
+        <w:pStyle w:val="Compact"/>
+        <w:numPr>
+          <w:ilvl w:val="0"/>
+          <w:numId w:val="1011"/>
+        </w:numPr>
+      </w:pPr>
+      <w:r>
+        <w:t xml:space="preserve">Drake AJ, Walker BR. The intergenerational effects of fetal programming: non-genomic mechanisms for the inheritance of low birth weight and cardiovascular risk.</w:t>
+      </w:r>
+      <w:r>
+        <w:t xml:space="preserve"> </w:t>
+      </w:r>
+      <w:r>
+        <w:rPr>
+          <w:i/>
+          <w:iCs/>
+        </w:rPr>
+        <w:t xml:space="preserve">J Endocrinol</w:t>
+      </w:r>
+      <w:r>
+        <w:t xml:space="preserve">. 2004;180(1):1-16.</w:t>
+      </w:r>
+    </w:p>
+    <w:p>
+      <w:pPr>
+        <w:pStyle w:val="Compact"/>
+        <w:numPr>
+          <w:ilvl w:val="0"/>
+          <w:numId w:val="1011"/>
+        </w:numPr>
+      </w:pPr>
+      <w:r>
+        <w:t xml:space="preserve">Pembrey ME, Bygren LO, Kaati G, et al. Sex-specific, male-line transgenerational responses in humans.</w:t>
+      </w:r>
+      <w:r>
+        <w:t xml:space="preserve"> </w:t>
+      </w:r>
+      <w:r>
+        <w:rPr>
+          <w:i/>
+          <w:iCs/>
+        </w:rPr>
+        <w:t xml:space="preserve">Eur J Hum Genet</w:t>
+      </w:r>
+      <w:r>
+        <w:t xml:space="preserve">. 2006;14(2):159-166.</w:t>
+      </w:r>
+    </w:p>
+    <w:p>
+      <w:pPr>
+        <w:pStyle w:val="Compact"/>
+        <w:numPr>
+          <w:ilvl w:val="0"/>
+          <w:numId w:val="1011"/>
+        </w:numPr>
+      </w:pPr>
+      <w:r>
+        <w:t xml:space="preserve">Gluckman PD, Hanson MA, Buklijas T, et al. Epigenetic mechanisms that underpin metabolic and cardiovascular diseases.</w:t>
+      </w:r>
+      <w:r>
+        <w:t xml:space="preserve"> </w:t>
+      </w:r>
+      <w:r>
+        <w:rPr>
+          <w:i/>
+          <w:iCs/>
+        </w:rPr>
+        <w:t xml:space="preserve">Nat Rev Endocrinol</w:t>
+      </w:r>
+      <w:r>
+        <w:t xml:space="preserve">. 2009;5(7):401-408.</w:t>
+      </w:r>
+    </w:p>
+    <w:p>
+      <w:pPr>
+        <w:pStyle w:val="Compact"/>
+        <w:numPr>
+          <w:ilvl w:val="0"/>
+          <w:numId w:val="1011"/>
+        </w:numPr>
+      </w:pPr>
+      <w:r>
+        <w:t xml:space="preserve">Zeisler H, Llurba E, Chantraine F, et al. Predictive value of the sFlt-1:PlGF ratio in women with suspected preeclampsia.</w:t>
+      </w:r>
+      <w:r>
+        <w:t xml:space="preserve"> </w:t>
+      </w:r>
+      <w:r>
+        <w:rPr>
+          <w:i/>
+          <w:iCs/>
+        </w:rPr>
+        <w:t xml:space="preserve">N Engl J Med</w:t>
+      </w:r>
+      <w:r>
+        <w:t xml:space="preserve">. 2016;374(1):13-22.</w:t>
+      </w:r>
+    </w:p>
+    <w:p>
+      <w:pPr>
+        <w:pStyle w:val="Compact"/>
+        <w:numPr>
+          <w:ilvl w:val="0"/>
+          <w:numId w:val="1011"/>
+        </w:numPr>
+      </w:pPr>
+      <w:r>
+        <w:t xml:space="preserve">Say L, Gülmezoglu AM, Hofmeyr GJ. Maternal oxygen administration for suspected impaired fetal growth.</w:t>
+      </w:r>
+      <w:r>
+        <w:t xml:space="preserve"> </w:t>
+      </w:r>
+      <w:r>
+        <w:rPr>
+          <w:i/>
+          <w:iCs/>
+        </w:rPr>
+        <w:t xml:space="preserve">Cochrane Database Syst Rev</w:t>
+      </w:r>
+      <w:r>
+        <w:t xml:space="preserve">. 2003;(1):CD000137.</w:t>
+      </w:r>
+    </w:p>
+    <w:p>
+      <w:pPr>
+        <w:pStyle w:val="Compact"/>
+        <w:numPr>
+          <w:ilvl w:val="0"/>
+          <w:numId w:val="1011"/>
+        </w:numPr>
+      </w:pPr>
+      <w:r>
+        <w:t xml:space="preserve">Rolnik DL, Wright D, Poon LC, et al. Aspirin versus placebo in pregnancies at high risk for preterm preeclampsia.</w:t>
+      </w:r>
+      <w:r>
+        <w:t xml:space="preserve"> </w:t>
+      </w:r>
+      <w:r>
+        <w:rPr>
+          <w:i/>
+          <w:iCs/>
+        </w:rPr>
+        <w:t xml:space="preserve">N Engl J Med</w:t>
+      </w:r>
+      <w:r>
+        <w:t xml:space="preserve">. 2017;377(7):613-622.</w:t>
+      </w:r>
+    </w:p>
+    <w:p>
+      <w:pPr>
+        <w:pStyle w:val="Compact"/>
+        <w:numPr>
+          <w:ilvl w:val="0"/>
+          <w:numId w:val="1011"/>
+        </w:numPr>
+      </w:pPr>
+      <w:r>
+        <w:t xml:space="preserve">Costantine MM, Cleary K, Hebert MF, et al. Safety and pharmacokinetics of pravastatin used for the prevention of preeclampsia in high-risk pregnant women: a pilot randomized controlled trial.</w:t>
+      </w:r>
+      <w:r>
+        <w:t xml:space="preserve"> </w:t>
+      </w:r>
+      <w:r>
+        <w:rPr>
+          <w:i/>
+          <w:iCs/>
+        </w:rPr>
+        <w:t xml:space="preserve">Am J Obstet Gynecol</w:t>
+      </w:r>
+      <w:r>
+        <w:t xml:space="preserve">. 2016;214(6):720.e1-720.e17.</w:t>
+      </w:r>
+    </w:p>
+    <w:p>
+      <w:pPr>
+        <w:pStyle w:val="Compact"/>
+        <w:numPr>
+          <w:ilvl w:val="0"/>
+          <w:numId w:val="1011"/>
+        </w:numPr>
+      </w:pPr>
+      <w:r>
+        <w:t xml:space="preserve">Fleming TP, Watkins AJ, Velazquez MA, et al. Origins of lifetime health around the time of conception: causes and consequences.</w:t>
+      </w:r>
+      <w:r>
+        <w:t xml:space="preserve"> </w:t>
+      </w:r>
+      <w:r>
+        <w:rPr>
+          <w:i/>
+          <w:iCs/>
+        </w:rPr>
+        <w:t xml:space="preserve">Lancet</w:t>
+      </w:r>
+      <w:r>
+        <w:t xml:space="preserve">. 2018;391(10132):1842-1852.</w:t>
+      </w:r>
+    </w:p>
+    <w:p>
+      <w:r>
+        <w:pict>
+          <v:rect style="width:0;height:1.5pt" o:hralign="center" o:hrstd="t" o:hr="t"/>
+        </w:pict>
+      </w:r>
+    </w:p>
     <w:p>
       <w:pPr>
         <w:pStyle w:val="FirstParagraph"/>
@@ -6364,8 +7150,8 @@
         <w:t xml:space="preserve">Manuscript prepared for medRxiv preprint submission. March 2026.</w:t>
       </w:r>
     </w:p>
-    <w:bookmarkEnd w:id="48"/>
-    <w:bookmarkEnd w:id="49"/>
+    <w:bookmarkEnd w:id="55"/>
+    <w:bookmarkEnd w:id="56"/>
     <w:sectPr>
       <w:footnotePr>
         <w:numRestart w:val="eachSect"/>

--- a/biological-research/SYNTHESIS-gestational-oxygen-timing-alignment.docx
+++ b/biological-research/SYNTHESIS-gestational-oxygen-timing-alignment.docx
@@ -7147,7 +7147,21 @@
           <w:i/>
           <w:iCs/>
         </w:rPr>
-        <w:t xml:space="preserve">Manuscript prepared for medRxiv preprint submission. March 2026.</w:t>
+        <w:t xml:space="preserve">Manuscript submitted to medRxiv March 2026. Rejected as out of scope (</w:t>
+      </w:r>
+      <w:r>
+        <w:rPr>
+          <w:i/>
+          <w:iCs/>
+        </w:rPr>
+        <w:t xml:space="preserve">“not a clinical research article with new data”</w:t>
+      </w:r>
+      <w:r>
+        <w:rPr>
+          <w:i/>
+          <w:iCs/>
+        </w:rPr>
+        <w:t xml:space="preserve">). This conclusion was not a judgment on the merits of the work.</w:t>
       </w:r>
     </w:p>
     <w:bookmarkEnd w:id="55"/>
